--- a/report/report.docx
+++ b/report/report.docx
@@ -71,31 +71,7 @@
           <w:sz w:val="28"/>
           <w:szCs w:val="28"/>
         </w:rPr>
-        <w:t xml:space="preserve">Coursework Report – </w:t>
-      </w:r>
-      <w:proofErr w:type="spellStart"/>
-      <w:r>
-        <w:rPr>
-          <w:rFonts w:ascii="Helvetica-Bold" w:hAnsi="Helvetica-Bold" w:cs="Helvetica-Bold"/>
-          <w:b/>
-          <w:bCs/>
-          <w:kern w:val="0"/>
-          <w:sz w:val="28"/>
-          <w:szCs w:val="28"/>
-        </w:rPr>
-        <w:t>picoMIPS</w:t>
-      </w:r>
-      <w:proofErr w:type="spellEnd"/>
-      <w:r>
-        <w:rPr>
-          <w:rFonts w:ascii="Helvetica-Bold" w:hAnsi="Helvetica-Bold" w:cs="Helvetica-Bold"/>
-          <w:b/>
-          <w:bCs/>
-          <w:kern w:val="0"/>
-          <w:sz w:val="28"/>
-          <w:szCs w:val="28"/>
-        </w:rPr>
-        <w:t xml:space="preserve"> implementation</w:t>
+        <w:t>Coursework Report – picoMIPS implementation</w:t>
       </w:r>
     </w:p>
     <w:p>
@@ -314,51 +290,7 @@
           <w:kern w:val="0"/>
           <w:szCs w:val="22"/>
         </w:rPr>
-        <w:t xml:space="preserve">State what you achieved in this assignment. </w:t>
-      </w:r>
-      <w:proofErr w:type="spellStart"/>
-      <w:r>
-        <w:rPr>
-          <w:rFonts w:ascii="Helvetica-Oblique" w:hAnsi="Helvetica-Oblique" w:cs="Helvetica-Oblique"/>
-          <w:i/>
-          <w:iCs/>
-          <w:kern w:val="0"/>
-          <w:szCs w:val="22"/>
-        </w:rPr>
-        <w:t>Summarise</w:t>
-      </w:r>
-      <w:proofErr w:type="spellEnd"/>
-      <w:r>
-        <w:rPr>
-          <w:rFonts w:ascii="Helvetica-Oblique" w:hAnsi="Helvetica-Oblique" w:cs="Helvetica-Oblique"/>
-          <w:i/>
-          <w:iCs/>
-          <w:kern w:val="0"/>
-          <w:szCs w:val="22"/>
-        </w:rPr>
-        <w:t xml:space="preserve"> briefly your preparation work,  your experimental work, and results. Specifically, state which parts of the assignment were delivered according to the requirements and </w:t>
-      </w:r>
-      <w:proofErr w:type="spellStart"/>
-      <w:r>
-        <w:rPr>
-          <w:rFonts w:ascii="Helvetica-Oblique" w:hAnsi="Helvetica-Oblique" w:cs="Helvetica-Oblique"/>
-          <w:i/>
-          <w:iCs/>
-          <w:kern w:val="0"/>
-          <w:szCs w:val="22"/>
-        </w:rPr>
-        <w:t>summarise</w:t>
-      </w:r>
-      <w:proofErr w:type="spellEnd"/>
-      <w:r>
-        <w:rPr>
-          <w:rFonts w:ascii="Helvetica-Oblique" w:hAnsi="Helvetica-Oblique" w:cs="Helvetica-Oblique"/>
-          <w:i/>
-          <w:iCs/>
-          <w:kern w:val="0"/>
-          <w:szCs w:val="22"/>
-        </w:rPr>
-        <w:t xml:space="preserve"> any extensions to the basic specification you have carried out with references to the sections.  ( approx. 0.5 page).</w:t>
+        <w:t>State what you achieved in this assignment. Summarise briefly your preparation work,  your experimental work, and results. Specifically, state which parts of the assignment were delivered according to the requirements and summarise any extensions to the basic specification you have carried out with references to the sections.  ( approx. 0.5 page).</w:t>
       </w:r>
     </w:p>
     <w:p>
@@ -911,7 +843,31 @@
                       <w:kern w:val="0"/>
                       <w:sz w:val="24"/>
                     </w:rPr>
-                    <w:t>10-9</w:t>
+                    <w:t>1</w:t>
+                  </w:r>
+                  <w:r>
+                    <w:rPr>
+                      <w:rFonts w:ascii="Helvetica-Bold" w:hAnsi="Helvetica-Bold" w:cs="Helvetica-Bold" w:hint="eastAsia"/>
+                      <w:kern w:val="0"/>
+                      <w:sz w:val="24"/>
+                    </w:rPr>
+                    <w:t>1</w:t>
+                  </w:r>
+                  <w:r>
+                    <w:rPr>
+                      <w:rFonts w:ascii="Helvetica-Bold" w:hAnsi="Helvetica-Bold" w:cs="Helvetica-Bold" w:hint="eastAsia"/>
+                      <w:kern w:val="0"/>
+                      <w:sz w:val="24"/>
+                    </w:rPr>
+                    <w:t>-</w:t>
+                  </w:r>
+                  <w:r>
+                    <w:rPr>
+                      <w:rFonts w:ascii="Helvetica-Bold" w:hAnsi="Helvetica-Bold" w:cs="Helvetica-Bold" w:hint="eastAsia"/>
+                      <w:kern w:val="0"/>
+                      <w:sz w:val="24"/>
+                    </w:rPr>
+                    <w:t>10</w:t>
                   </w:r>
                 </w:p>
               </w:tc>
@@ -938,7 +894,23 @@
                       <w:kern w:val="0"/>
                       <w:sz w:val="24"/>
                     </w:rPr>
-                    <w:t>8-7</w:t>
+                    <w:t>9</w:t>
+                  </w:r>
+                  <w:r>
+                    <w:rPr>
+                      <w:rFonts w:ascii="Helvetica-Bold" w:hAnsi="Helvetica-Bold" w:cs="Helvetica-Bold" w:hint="eastAsia"/>
+                      <w:kern w:val="0"/>
+                      <w:sz w:val="24"/>
+                    </w:rPr>
+                    <w:t>-</w:t>
+                  </w:r>
+                  <w:r>
+                    <w:rPr>
+                      <w:rFonts w:ascii="Helvetica-Bold" w:hAnsi="Helvetica-Bold" w:cs="Helvetica-Bold" w:hint="eastAsia"/>
+                      <w:kern w:val="0"/>
+                      <w:sz w:val="24"/>
+                    </w:rPr>
+                    <w:t>8</w:t>
                   </w:r>
                 </w:p>
               </w:tc>
@@ -965,7 +937,23 @@
                       <w:kern w:val="0"/>
                       <w:sz w:val="24"/>
                     </w:rPr>
-                    <w:t>6-5</w:t>
+                    <w:t>7</w:t>
+                  </w:r>
+                  <w:r>
+                    <w:rPr>
+                      <w:rFonts w:ascii="Helvetica-Bold" w:hAnsi="Helvetica-Bold" w:cs="Helvetica-Bold" w:hint="eastAsia"/>
+                      <w:kern w:val="0"/>
+                      <w:sz w:val="24"/>
+                    </w:rPr>
+                    <w:t>-</w:t>
+                  </w:r>
+                  <w:r>
+                    <w:rPr>
+                      <w:rFonts w:ascii="Helvetica-Bold" w:hAnsi="Helvetica-Bold" w:cs="Helvetica-Bold" w:hint="eastAsia"/>
+                      <w:kern w:val="0"/>
+                      <w:sz w:val="24"/>
+                    </w:rPr>
+                    <w:t>6</w:t>
                   </w:r>
                 </w:p>
               </w:tc>
@@ -992,7 +980,15 @@
                       <w:kern w:val="0"/>
                       <w:sz w:val="24"/>
                     </w:rPr>
-                    <w:t>4-0</w:t>
+                    <w:t>5</w:t>
+                  </w:r>
+                  <w:r>
+                    <w:rPr>
+                      <w:rFonts w:ascii="Helvetica-Bold" w:hAnsi="Helvetica-Bold" w:cs="Helvetica-Bold" w:hint="eastAsia"/>
+                      <w:kern w:val="0"/>
+                      <w:sz w:val="24"/>
+                    </w:rPr>
+                    <w:t>-0</w:t>
                   </w:r>
                 </w:p>
               </w:tc>
@@ -1632,7 +1628,6 @@
               </w:rPr>
               <w:t xml:space="preserve">(here </w:t>
             </w:r>
-            <w:proofErr w:type="gramStart"/>
             <w:r>
               <w:rPr>
                 <w:rFonts w:ascii="Helvetica-Oblique" w:hAnsi="Helvetica-Oblique" w:cs="Helvetica-Oblique"/>
@@ -1641,18 +1636,7 @@
                 <w:kern w:val="0"/>
                 <w:sz w:val="24"/>
               </w:rPr>
-              <w:t>provide</w:t>
-            </w:r>
-            <w:proofErr w:type="gramEnd"/>
-            <w:r>
-              <w:rPr>
-                <w:rFonts w:ascii="Helvetica-Oblique" w:hAnsi="Helvetica-Oblique" w:cs="Helvetica-Oblique"/>
-                <w:i/>
-                <w:iCs/>
-                <w:kern w:val="0"/>
-                <w:sz w:val="24"/>
-              </w:rPr>
-              <w:t xml:space="preserve"> your program – the contents  of your program memory</w:t>
+              <w:t>provide your program – the contents  of your program memory</w:t>
             </w:r>
             <w:r>
               <w:rPr>
@@ -1968,73 +1952,7 @@
           <w:kern w:val="0"/>
           <w:szCs w:val="22"/>
         </w:rPr>
-        <w:t xml:space="preserve"> Give your </w:t>
-      </w:r>
-      <w:proofErr w:type="spellStart"/>
-      <w:r>
-        <w:rPr>
-          <w:rFonts w:ascii="Helvetica-Oblique" w:hAnsi="Helvetica-Oblique" w:cs="Helvetica-Oblique"/>
-          <w:i/>
-          <w:iCs/>
-          <w:kern w:val="0"/>
-          <w:szCs w:val="22"/>
-        </w:rPr>
-        <w:t>Modelsim</w:t>
-      </w:r>
-      <w:proofErr w:type="spellEnd"/>
-      <w:r>
-        <w:rPr>
-          <w:rFonts w:ascii="Helvetica-Oblique" w:hAnsi="Helvetica-Oblique" w:cs="Helvetica-Oblique"/>
-          <w:i/>
-          <w:iCs/>
-          <w:kern w:val="0"/>
-          <w:szCs w:val="22"/>
-        </w:rPr>
-        <w:t xml:space="preserve"> </w:t>
-      </w:r>
-      <w:proofErr w:type="gramStart"/>
-      <w:r>
-        <w:rPr>
-          <w:rFonts w:ascii="Helvetica-Oblique" w:hAnsi="Helvetica-Oblique" w:cs="Helvetica-Oblique"/>
-          <w:i/>
-          <w:iCs/>
-          <w:kern w:val="0"/>
-          <w:szCs w:val="22"/>
-        </w:rPr>
-        <w:t>testbenches</w:t>
-      </w:r>
-      <w:proofErr w:type="gramEnd"/>
-      <w:r>
-        <w:rPr>
-          <w:rFonts w:ascii="Helvetica-Oblique" w:hAnsi="Helvetica-Oblique" w:cs="Helvetica-Oblique"/>
-          <w:i/>
-          <w:iCs/>
-          <w:kern w:val="0"/>
-          <w:szCs w:val="22"/>
-        </w:rPr>
-        <w:t xml:space="preserve"> and </w:t>
-      </w:r>
-      <w:proofErr w:type="spellStart"/>
-      <w:r>
-        <w:rPr>
-          <w:rFonts w:ascii="Helvetica-Oblique" w:hAnsi="Helvetica-Oblique" w:cs="Helvetica-Oblique"/>
-          <w:i/>
-          <w:iCs/>
-          <w:kern w:val="0"/>
-          <w:szCs w:val="22"/>
-        </w:rPr>
-        <w:t>Modelsim</w:t>
-      </w:r>
-      <w:proofErr w:type="spellEnd"/>
-      <w:r>
-        <w:rPr>
-          <w:rFonts w:ascii="Helvetica-Oblique" w:hAnsi="Helvetica-Oblique" w:cs="Helvetica-Oblique"/>
-          <w:i/>
-          <w:iCs/>
-          <w:kern w:val="0"/>
-          <w:szCs w:val="22"/>
-        </w:rPr>
-        <w:t xml:space="preserve"> results.  </w:t>
+        <w:t xml:space="preserve"> Give your Modelsim testbenches and Modelsim results.  </w:t>
       </w:r>
       <w:r>
         <w:rPr>
@@ -2380,51 +2298,7 @@
           <w:kern w:val="0"/>
           <w:szCs w:val="22"/>
         </w:rPr>
-        <w:t xml:space="preserve">Quote the sources of your information. </w:t>
-      </w:r>
-      <w:proofErr w:type="gramStart"/>
-      <w:r>
-        <w:rPr>
-          <w:rFonts w:ascii="Helvetica-Oblique" w:hAnsi="Helvetica-Oblique" w:cs="Helvetica-Oblique"/>
-          <w:i/>
-          <w:iCs/>
-          <w:kern w:val="0"/>
-          <w:szCs w:val="22"/>
-        </w:rPr>
-        <w:t>Especially</w:t>
-      </w:r>
-      <w:proofErr w:type="gramEnd"/>
-      <w:r>
-        <w:rPr>
-          <w:rFonts w:ascii="Helvetica-Oblique" w:hAnsi="Helvetica-Oblique" w:cs="Helvetica-Oblique"/>
-          <w:i/>
-          <w:iCs/>
-          <w:kern w:val="0"/>
-          <w:szCs w:val="22"/>
-        </w:rPr>
-        <w:t xml:space="preserve"> </w:t>
-      </w:r>
-      <w:proofErr w:type="gramStart"/>
-      <w:r>
-        <w:rPr>
-          <w:rFonts w:ascii="Helvetica-Oblique" w:hAnsi="Helvetica-Oblique" w:cs="Helvetica-Oblique"/>
-          <w:i/>
-          <w:iCs/>
-          <w:kern w:val="0"/>
-          <w:szCs w:val="22"/>
-        </w:rPr>
-        <w:t>make reference</w:t>
-      </w:r>
-      <w:proofErr w:type="gramEnd"/>
-      <w:r>
-        <w:rPr>
-          <w:rFonts w:ascii="Helvetica-Oblique" w:hAnsi="Helvetica-Oblique" w:cs="Helvetica-Oblique"/>
-          <w:i/>
-          <w:iCs/>
-          <w:kern w:val="0"/>
-          <w:szCs w:val="22"/>
-        </w:rPr>
-        <w:t xml:space="preserve"> to any sources you used in the development of your code. </w:t>
+        <w:t xml:space="preserve">Quote the sources of your information. Especially make reference to any sources you used in the development of your code. </w:t>
       </w:r>
     </w:p>
     <w:p>

--- a/report/report.docx
+++ b/report/report.docx
@@ -42,7 +42,31 @@
           <w:sz w:val="28"/>
           <w:szCs w:val="28"/>
         </w:rPr>
-        <w:t xml:space="preserve">ELEC6234  – Embedded Processors </w:t>
+        <w:t>ELEC</w:t>
+      </w:r>
+      <w:proofErr w:type="gramStart"/>
+      <w:r>
+        <w:rPr>
+          <w:rFonts w:ascii="Helvetica-Bold" w:hAnsi="Helvetica-Bold" w:cs="Helvetica-Bold"/>
+          <w:b/>
+          <w:bCs/>
+          <w:kern w:val="0"/>
+          <w:sz w:val="28"/>
+          <w:szCs w:val="28"/>
+        </w:rPr>
+        <w:t>6234  –</w:t>
+      </w:r>
+      <w:proofErr w:type="gramEnd"/>
+      <w:r>
+        <w:rPr>
+          <w:rFonts w:ascii="Helvetica-Bold" w:hAnsi="Helvetica-Bold" w:cs="Helvetica-Bold"/>
+          <w:b/>
+          <w:bCs/>
+          <w:kern w:val="0"/>
+          <w:sz w:val="28"/>
+          <w:szCs w:val="28"/>
+        </w:rPr>
+        <w:t xml:space="preserve"> Embedded Processors </w:t>
       </w:r>
     </w:p>
     <w:p>
@@ -71,16 +95,10 @@
           <w:sz w:val="28"/>
           <w:szCs w:val="28"/>
         </w:rPr>
-        <w:t>Coursework Report – picoMIPS implementation</w:t>
-      </w:r>
-    </w:p>
-    <w:p>
-      <w:pPr>
-        <w:autoSpaceDE w:val="0"/>
-        <w:autoSpaceDN w:val="0"/>
-        <w:adjustRightInd w:val="0"/>
-        <w:spacing w:after="200" w:line="276" w:lineRule="auto"/>
-        <w:ind w:right="-387"/>
+        <w:t xml:space="preserve">Coursework Report – </w:t>
+      </w:r>
+      <w:proofErr w:type="spellStart"/>
+      <w:r>
         <w:rPr>
           <w:rFonts w:ascii="Helvetica-Bold" w:hAnsi="Helvetica-Bold" w:cs="Helvetica-Bold"/>
           <w:b/>
@@ -89,6 +107,36 @@
           <w:sz w:val="28"/>
           <w:szCs w:val="28"/>
         </w:rPr>
+        <w:t>picoMIPS</w:t>
+      </w:r>
+      <w:proofErr w:type="spellEnd"/>
+      <w:r>
+        <w:rPr>
+          <w:rFonts w:ascii="Helvetica-Bold" w:hAnsi="Helvetica-Bold" w:cs="Helvetica-Bold"/>
+          <w:b/>
+          <w:bCs/>
+          <w:kern w:val="0"/>
+          <w:sz w:val="28"/>
+          <w:szCs w:val="28"/>
+        </w:rPr>
+        <w:t xml:space="preserve"> implementation</w:t>
+      </w:r>
+    </w:p>
+    <w:p>
+      <w:pPr>
+        <w:autoSpaceDE w:val="0"/>
+        <w:autoSpaceDN w:val="0"/>
+        <w:adjustRightInd w:val="0"/>
+        <w:spacing w:after="200" w:line="276" w:lineRule="auto"/>
+        <w:ind w:right="-387"/>
+        <w:rPr>
+          <w:rFonts w:ascii="Helvetica-Bold" w:hAnsi="Helvetica-Bold" w:cs="Helvetica-Bold"/>
+          <w:b/>
+          <w:bCs/>
+          <w:kern w:val="0"/>
+          <w:sz w:val="28"/>
+          <w:szCs w:val="28"/>
+        </w:rPr>
       </w:pPr>
     </w:p>
     <w:p>
@@ -100,7 +148,7 @@
         <w:ind w:right="-387"/>
         <w:jc w:val="center"/>
         <w:rPr>
-          <w:rFonts w:ascii="Helvetica" w:hAnsi="Helvetica" w:cs="Helvetica" w:hint="eastAsia"/>
+          <w:rFonts w:ascii="Helvetica" w:hAnsi="Helvetica" w:cs="Helvetica"/>
           <w:kern w:val="0"/>
           <w:szCs w:val="22"/>
         </w:rPr>
@@ -290,7 +338,95 @@
           <w:kern w:val="0"/>
           <w:szCs w:val="22"/>
         </w:rPr>
-        <w:t>State what you achieved in this assignment. Summarise briefly your preparation work,  your experimental work, and results. Specifically, state which parts of the assignment were delivered according to the requirements and summarise any extensions to the basic specification you have carried out with references to the sections.  ( approx. 0.5 page).</w:t>
+        <w:t xml:space="preserve">State what you achieved in this assignment. </w:t>
+      </w:r>
+      <w:proofErr w:type="spellStart"/>
+      <w:r>
+        <w:rPr>
+          <w:rFonts w:ascii="Helvetica-Oblique" w:hAnsi="Helvetica-Oblique" w:cs="Helvetica-Oblique"/>
+          <w:i/>
+          <w:iCs/>
+          <w:kern w:val="0"/>
+          <w:szCs w:val="22"/>
+        </w:rPr>
+        <w:t>Summarise</w:t>
+      </w:r>
+      <w:proofErr w:type="spellEnd"/>
+      <w:r>
+        <w:rPr>
+          <w:rFonts w:ascii="Helvetica-Oblique" w:hAnsi="Helvetica-Oblique" w:cs="Helvetica-Oblique"/>
+          <w:i/>
+          <w:iCs/>
+          <w:kern w:val="0"/>
+          <w:szCs w:val="22"/>
+        </w:rPr>
+        <w:t xml:space="preserve"> briefly your preparation </w:t>
+      </w:r>
+      <w:proofErr w:type="gramStart"/>
+      <w:r>
+        <w:rPr>
+          <w:rFonts w:ascii="Helvetica-Oblique" w:hAnsi="Helvetica-Oblique" w:cs="Helvetica-Oblique"/>
+          <w:i/>
+          <w:iCs/>
+          <w:kern w:val="0"/>
+          <w:szCs w:val="22"/>
+        </w:rPr>
+        <w:t>work,  your</w:t>
+      </w:r>
+      <w:proofErr w:type="gramEnd"/>
+      <w:r>
+        <w:rPr>
+          <w:rFonts w:ascii="Helvetica-Oblique" w:hAnsi="Helvetica-Oblique" w:cs="Helvetica-Oblique"/>
+          <w:i/>
+          <w:iCs/>
+          <w:kern w:val="0"/>
+          <w:szCs w:val="22"/>
+        </w:rPr>
+        <w:t xml:space="preserve"> experimental work, and results. Specifically, state which parts of the assignment were delivered according to the requirements and </w:t>
+      </w:r>
+      <w:proofErr w:type="spellStart"/>
+      <w:r>
+        <w:rPr>
+          <w:rFonts w:ascii="Helvetica-Oblique" w:hAnsi="Helvetica-Oblique" w:cs="Helvetica-Oblique"/>
+          <w:i/>
+          <w:iCs/>
+          <w:kern w:val="0"/>
+          <w:szCs w:val="22"/>
+        </w:rPr>
+        <w:t>summarise</w:t>
+      </w:r>
+      <w:proofErr w:type="spellEnd"/>
+      <w:r>
+        <w:rPr>
+          <w:rFonts w:ascii="Helvetica-Oblique" w:hAnsi="Helvetica-Oblique" w:cs="Helvetica-Oblique"/>
+          <w:i/>
+          <w:iCs/>
+          <w:kern w:val="0"/>
+          <w:szCs w:val="22"/>
+        </w:rPr>
+        <w:t xml:space="preserve"> any extensions to the basic specification you have carried out with references to the sections.  </w:t>
+      </w:r>
+      <w:proofErr w:type="gramStart"/>
+      <w:r>
+        <w:rPr>
+          <w:rFonts w:ascii="Helvetica-Oblique" w:hAnsi="Helvetica-Oblique" w:cs="Helvetica-Oblique"/>
+          <w:i/>
+          <w:iCs/>
+          <w:kern w:val="0"/>
+          <w:szCs w:val="22"/>
+        </w:rPr>
+        <w:t>( approx.</w:t>
+      </w:r>
+      <w:proofErr w:type="gramEnd"/>
+      <w:r>
+        <w:rPr>
+          <w:rFonts w:ascii="Helvetica-Oblique" w:hAnsi="Helvetica-Oblique" w:cs="Helvetica-Oblique"/>
+          <w:i/>
+          <w:iCs/>
+          <w:kern w:val="0"/>
+          <w:szCs w:val="22"/>
+        </w:rPr>
+        <w:t xml:space="preserve"> 0.5 page).</w:t>
       </w:r>
     </w:p>
     <w:p>
@@ -343,12 +479,6 @@
         <w:gridCol w:w="2784"/>
       </w:tblGrid>
       <w:tr>
-        <w:tblPrEx>
-          <w:tblCellMar>
-            <w:top w:w="0" w:type="dxa"/>
-            <w:bottom w:w="0" w:type="dxa"/>
-          </w:tblCellMar>
-        </w:tblPrEx>
         <w:tc>
           <w:tcPr>
             <w:tcW w:w="9016" w:type="dxa"/>
@@ -398,10 +528,6 @@
           <w:tblBorders>
             <w:top w:val="none" w:sz="0" w:space="0" w:color="auto"/>
           </w:tblBorders>
-          <w:tblCellMar>
-            <w:top w:w="0" w:type="dxa"/>
-            <w:bottom w:w="0" w:type="dxa"/>
-          </w:tblCellMar>
         </w:tblPrEx>
         <w:tc>
           <w:tcPr>
@@ -571,10 +697,6 @@
           <w:tblBorders>
             <w:top w:val="none" w:sz="0" w:space="0" w:color="auto"/>
           </w:tblBorders>
-          <w:tblCellMar>
-            <w:top w:w="0" w:type="dxa"/>
-            <w:bottom w:w="0" w:type="dxa"/>
-          </w:tblCellMar>
         </w:tblPrEx>
         <w:tc>
           <w:tcPr>
@@ -611,10 +733,6 @@
           <w:tblBorders>
             <w:top w:val="none" w:sz="0" w:space="0" w:color="auto"/>
           </w:tblBorders>
-          <w:tblCellMar>
-            <w:top w:w="0" w:type="dxa"/>
-            <w:bottom w:w="0" w:type="dxa"/>
-          </w:tblCellMar>
         </w:tblPrEx>
         <w:tc>
           <w:tcPr>
@@ -706,7 +824,7 @@
               <w:ind w:right="-387"/>
               <w:jc w:val="center"/>
               <w:rPr>
-                <w:rFonts w:ascii="Helvetica" w:hAnsi="Helvetica" w:cs="Helvetica" w:hint="eastAsia"/>
+                <w:rFonts w:ascii="Helvetica" w:hAnsi="Helvetica" w:cs="Helvetica"/>
                 <w:kern w:val="0"/>
                 <w:sz w:val="24"/>
               </w:rPr>
@@ -735,10 +853,6 @@
           <w:tblBorders>
             <w:top w:val="none" w:sz="0" w:space="0" w:color="auto"/>
           </w:tblBorders>
-          <w:tblCellMar>
-            <w:top w:w="0" w:type="dxa"/>
-            <w:bottom w:w="0" w:type="dxa"/>
-          </w:tblCellMar>
         </w:tblPrEx>
         <w:tc>
           <w:tcPr>
@@ -832,7 +946,7 @@
                     <w:spacing w:after="0" w:line="240" w:lineRule="auto"/>
                     <w:ind w:right="-387"/>
                     <w:rPr>
-                      <w:rFonts w:ascii="Helvetica-Bold" w:hAnsi="Helvetica-Bold" w:cs="Helvetica-Bold" w:hint="eastAsia"/>
+                      <w:rFonts w:ascii="Helvetica-Bold" w:hAnsi="Helvetica-Bold" w:cs="Helvetica-Bold"/>
                       <w:kern w:val="0"/>
                       <w:sz w:val="24"/>
                     </w:rPr>
@@ -883,7 +997,7 @@
                     <w:spacing w:after="0" w:line="240" w:lineRule="auto"/>
                     <w:ind w:right="-387"/>
                     <w:rPr>
-                      <w:rFonts w:ascii="Helvetica-Bold" w:hAnsi="Helvetica-Bold" w:cs="Helvetica-Bold" w:hint="eastAsia"/>
+                      <w:rFonts w:ascii="Helvetica-Bold" w:hAnsi="Helvetica-Bold" w:cs="Helvetica-Bold"/>
                       <w:kern w:val="0"/>
                       <w:sz w:val="24"/>
                     </w:rPr>
@@ -926,7 +1040,7 @@
                     <w:spacing w:after="0" w:line="240" w:lineRule="auto"/>
                     <w:ind w:right="-387"/>
                     <w:rPr>
-                      <w:rFonts w:ascii="Helvetica-Bold" w:hAnsi="Helvetica-Bold" w:cs="Helvetica-Bold" w:hint="eastAsia"/>
+                      <w:rFonts w:ascii="Helvetica-Bold" w:hAnsi="Helvetica-Bold" w:cs="Helvetica-Bold"/>
                       <w:kern w:val="0"/>
                       <w:sz w:val="24"/>
                     </w:rPr>
@@ -969,7 +1083,7 @@
                     <w:spacing w:after="0" w:line="240" w:lineRule="auto"/>
                     <w:ind w:right="-387"/>
                     <w:rPr>
-                      <w:rFonts w:ascii="Helvetica-Bold" w:hAnsi="Helvetica-Bold" w:cs="Helvetica-Bold" w:hint="eastAsia"/>
+                      <w:rFonts w:ascii="Helvetica-Bold" w:hAnsi="Helvetica-Bold" w:cs="Helvetica-Bold"/>
                       <w:kern w:val="0"/>
                       <w:sz w:val="24"/>
                     </w:rPr>
@@ -1006,7 +1120,7 @@
                     <w:spacing w:after="0" w:line="240" w:lineRule="auto"/>
                     <w:ind w:right="-387"/>
                     <w:rPr>
-                      <w:rFonts w:ascii="Helvetica-Bold" w:hAnsi="Helvetica-Bold" w:cs="Helvetica-Bold" w:hint="eastAsia"/>
+                      <w:rFonts w:ascii="Helvetica-Bold" w:hAnsi="Helvetica-Bold" w:cs="Helvetica-Bold"/>
                       <w:kern w:val="0"/>
                       <w:sz w:val="24"/>
                     </w:rPr>
@@ -1033,7 +1147,7 @@
                     <w:spacing w:after="0" w:line="240" w:lineRule="auto"/>
                     <w:ind w:right="-387"/>
                     <w:rPr>
-                      <w:rFonts w:ascii="Helvetica-Bold" w:hAnsi="Helvetica-Bold" w:cs="Helvetica-Bold" w:hint="eastAsia"/>
+                      <w:rFonts w:ascii="Helvetica-Bold" w:hAnsi="Helvetica-Bold" w:cs="Helvetica-Bold"/>
                       <w:kern w:val="0"/>
                       <w:sz w:val="24"/>
                     </w:rPr>
@@ -1065,6 +1179,22 @@
                       <w:sz w:val="24"/>
                     </w:rPr>
                   </w:pPr>
+                  <w:r>
+                    <w:rPr>
+                      <w:rFonts w:ascii="Helvetica-Bold" w:hAnsi="Helvetica-Bold" w:cs="Helvetica-Bold" w:hint="eastAsia"/>
+                      <w:kern w:val="0"/>
+                      <w:sz w:val="24"/>
+                    </w:rPr>
+                    <w:t>‘</w:t>
+                  </w:r>
+                  <w:r>
+                    <w:rPr>
+                      <w:rFonts w:ascii="Helvetica-Bold" w:hAnsi="Helvetica-Bold" w:cs="Helvetica-Bold" w:hint="eastAsia"/>
+                      <w:kern w:val="0"/>
+                      <w:sz w:val="24"/>
+                    </w:rPr>
+                    <w:t>0</w:t>
+                  </w:r>
                 </w:p>
               </w:tc>
               <w:tc>
@@ -1084,6 +1214,22 @@
                       <w:sz w:val="24"/>
                     </w:rPr>
                   </w:pPr>
+                  <w:r>
+                    <w:rPr>
+                      <w:rFonts w:ascii="Helvetica-Bold" w:hAnsi="Helvetica-Bold" w:cs="Helvetica-Bold" w:hint="eastAsia"/>
+                      <w:kern w:val="0"/>
+                      <w:sz w:val="24"/>
+                    </w:rPr>
+                    <w:t>‘</w:t>
+                  </w:r>
+                  <w:r>
+                    <w:rPr>
+                      <w:rFonts w:ascii="Helvetica-Bold" w:hAnsi="Helvetica-Bold" w:cs="Helvetica-Bold" w:hint="eastAsia"/>
+                      <w:kern w:val="0"/>
+                      <w:sz w:val="24"/>
+                    </w:rPr>
+                    <w:t>0</w:t>
+                  </w:r>
                 </w:p>
               </w:tc>
               <w:tc>
@@ -1098,11 +1244,27 @@
                     <w:spacing w:after="0" w:line="240" w:lineRule="auto"/>
                     <w:ind w:right="-387"/>
                     <w:rPr>
-                      <w:rFonts w:ascii="Helvetica-Bold" w:hAnsi="Helvetica-Bold" w:cs="Helvetica-Bold"/>
+                      <w:rFonts w:ascii="Helvetica-Bold" w:hAnsi="Helvetica-Bold" w:cs="Helvetica-Bold" w:hint="eastAsia"/>
                       <w:kern w:val="0"/>
                       <w:sz w:val="24"/>
                     </w:rPr>
                   </w:pPr>
+                  <w:r>
+                    <w:rPr>
+                      <w:rFonts w:ascii="Helvetica-Bold" w:hAnsi="Helvetica-Bold" w:cs="Helvetica-Bold" w:hint="eastAsia"/>
+                      <w:kern w:val="0"/>
+                      <w:sz w:val="24"/>
+                    </w:rPr>
+                    <w:t>‘</w:t>
+                  </w:r>
+                  <w:r>
+                    <w:rPr>
+                      <w:rFonts w:ascii="Helvetica-Bold" w:hAnsi="Helvetica-Bold" w:cs="Helvetica-Bold" w:hint="eastAsia"/>
+                      <w:kern w:val="0"/>
+                      <w:sz w:val="24"/>
+                    </w:rPr>
+                    <w:t>0</w:t>
+                  </w:r>
                 </w:p>
               </w:tc>
             </w:tr>
@@ -1119,7 +1281,7 @@
                     <w:spacing w:after="0" w:line="240" w:lineRule="auto"/>
                     <w:ind w:right="-387"/>
                     <w:rPr>
-                      <w:rFonts w:ascii="Helvetica-Bold" w:hAnsi="Helvetica-Bold" w:cs="Helvetica-Bold" w:hint="eastAsia"/>
+                      <w:rFonts w:ascii="Helvetica-Bold" w:hAnsi="Helvetica-Bold" w:cs="Helvetica-Bold"/>
                       <w:kern w:val="0"/>
                       <w:sz w:val="24"/>
                     </w:rPr>
@@ -1146,7 +1308,7 @@
                     <w:spacing w:after="0" w:line="240" w:lineRule="auto"/>
                     <w:ind w:right="-387"/>
                     <w:rPr>
-                      <w:rFonts w:ascii="Helvetica-Bold" w:hAnsi="Helvetica-Bold" w:cs="Helvetica-Bold" w:hint="eastAsia"/>
+                      <w:rFonts w:ascii="Helvetica-Bold" w:hAnsi="Helvetica-Bold" w:cs="Helvetica-Bold"/>
                       <w:kern w:val="0"/>
                       <w:sz w:val="24"/>
                     </w:rPr>
@@ -1200,7 +1362,7 @@
                     <w:spacing w:after="0" w:line="240" w:lineRule="auto"/>
                     <w:ind w:right="-387"/>
                     <w:rPr>
-                      <w:rFonts w:ascii="Helvetica-Bold" w:hAnsi="Helvetica-Bold" w:cs="Helvetica-Bold" w:hint="eastAsia"/>
+                      <w:rFonts w:ascii="Helvetica-Bold" w:hAnsi="Helvetica-Bold" w:cs="Helvetica-Bold"/>
                       <w:kern w:val="0"/>
                       <w:sz w:val="24"/>
                     </w:rPr>
@@ -1227,11 +1389,19 @@
                     <w:spacing w:after="0" w:line="240" w:lineRule="auto"/>
                     <w:ind w:right="-387"/>
                     <w:rPr>
-                      <w:rFonts w:ascii="Helvetica-Bold" w:hAnsi="Helvetica-Bold" w:cs="Helvetica-Bold"/>
+                      <w:rFonts w:ascii="Helvetica-Bold" w:hAnsi="Helvetica-Bold" w:cs="Helvetica-Bold" w:hint="eastAsia"/>
                       <w:kern w:val="0"/>
                       <w:sz w:val="24"/>
                     </w:rPr>
                   </w:pPr>
+                  <w:r>
+                    <w:rPr>
+                      <w:rFonts w:ascii="Helvetica-Bold" w:hAnsi="Helvetica-Bold" w:cs="Helvetica-Bold" w:hint="eastAsia"/>
+                      <w:kern w:val="0"/>
+                      <w:sz w:val="24"/>
+                    </w:rPr>
+                    <w:t>/</w:t>
+                  </w:r>
                 </w:p>
               </w:tc>
             </w:tr>
@@ -1248,7 +1418,7 @@
                     <w:spacing w:after="0" w:line="240" w:lineRule="auto"/>
                     <w:ind w:right="-387"/>
                     <w:rPr>
-                      <w:rFonts w:ascii="Helvetica-Bold" w:hAnsi="Helvetica-Bold" w:cs="Helvetica-Bold" w:hint="eastAsia"/>
+                      <w:rFonts w:ascii="Helvetica-Bold" w:hAnsi="Helvetica-Bold" w:cs="Helvetica-Bold"/>
                       <w:kern w:val="0"/>
                       <w:sz w:val="24"/>
                     </w:rPr>
@@ -1260,6 +1430,14 @@
                       <w:sz w:val="24"/>
                     </w:rPr>
                     <w:t>MUL</w:t>
+                  </w:r>
+                  <w:r>
+                    <w:rPr>
+                      <w:rFonts w:ascii="Helvetica-Bold" w:hAnsi="Helvetica-Bold" w:cs="Helvetica-Bold" w:hint="eastAsia"/>
+                      <w:kern w:val="0"/>
+                      <w:sz w:val="24"/>
+                    </w:rPr>
+                    <w:t>I</w:t>
                   </w:r>
                 </w:p>
               </w:tc>
@@ -1275,7 +1453,7 @@
                     <w:spacing w:after="0" w:line="240" w:lineRule="auto"/>
                     <w:ind w:right="-387"/>
                     <w:rPr>
-                      <w:rFonts w:ascii="Helvetica-Bold" w:hAnsi="Helvetica-Bold" w:cs="Helvetica-Bold" w:hint="eastAsia"/>
+                      <w:rFonts w:ascii="Helvetica-Bold" w:hAnsi="Helvetica-Bold" w:cs="Helvetica-Bold"/>
                       <w:kern w:val="0"/>
                       <w:sz w:val="24"/>
                     </w:rPr>
@@ -1302,7 +1480,7 @@
                     <w:spacing w:after="0" w:line="240" w:lineRule="auto"/>
                     <w:ind w:right="-387"/>
                     <w:rPr>
-                      <w:rFonts w:ascii="Helvetica-Bold" w:hAnsi="Helvetica-Bold" w:cs="Helvetica-Bold" w:hint="eastAsia"/>
+                      <w:rFonts w:ascii="Helvetica-Bold" w:hAnsi="Helvetica-Bold" w:cs="Helvetica-Bold"/>
                       <w:kern w:val="0"/>
                       <w:sz w:val="24"/>
                     </w:rPr>
@@ -1356,7 +1534,7 @@
                     <w:spacing w:after="0" w:line="240" w:lineRule="auto"/>
                     <w:ind w:right="-387"/>
                     <w:rPr>
-                      <w:rFonts w:ascii="Helvetica-Bold" w:hAnsi="Helvetica-Bold" w:cs="Helvetica-Bold" w:hint="eastAsia"/>
+                      <w:rFonts w:ascii="Helvetica-Bold" w:hAnsi="Helvetica-Bold" w:cs="Helvetica-Bold"/>
                       <w:kern w:val="0"/>
                       <w:sz w:val="24"/>
                     </w:rPr>
@@ -1406,6 +1584,14 @@
                     </w:rPr>
                     <w:t>LOAD</w:t>
                   </w:r>
+                  <w:r>
+                    <w:rPr>
+                      <w:rFonts w:ascii="Helvetica-Bold" w:hAnsi="Helvetica-Bold" w:cs="Helvetica-Bold" w:hint="eastAsia"/>
+                      <w:kern w:val="0"/>
+                      <w:sz w:val="24"/>
+                    </w:rPr>
+                    <w:t>I</w:t>
+                  </w:r>
                 </w:p>
               </w:tc>
               <w:tc>
@@ -1420,7 +1606,7 @@
                     <w:spacing w:after="0" w:line="240" w:lineRule="auto"/>
                     <w:ind w:right="-387"/>
                     <w:rPr>
-                      <w:rFonts w:ascii="Helvetica-Bold" w:hAnsi="Helvetica-Bold" w:cs="Helvetica-Bold" w:hint="eastAsia"/>
+                      <w:rFonts w:ascii="Helvetica-Bold" w:hAnsi="Helvetica-Bold" w:cs="Helvetica-Bold"/>
                       <w:kern w:val="0"/>
                       <w:sz w:val="24"/>
                     </w:rPr>
@@ -1455,7 +1641,7 @@
                     <w:spacing w:after="0" w:line="240" w:lineRule="auto"/>
                     <w:ind w:right="-387"/>
                     <w:rPr>
-                      <w:rFonts w:ascii="Helvetica-Bold" w:hAnsi="Helvetica-Bold" w:cs="Helvetica-Bold" w:hint="eastAsia"/>
+                      <w:rFonts w:ascii="Helvetica-Bold" w:hAnsi="Helvetica-Bold" w:cs="Helvetica-Bold"/>
                       <w:kern w:val="0"/>
                       <w:sz w:val="24"/>
                     </w:rPr>
@@ -1466,7 +1652,15 @@
                       <w:kern w:val="0"/>
                       <w:sz w:val="24"/>
                     </w:rPr>
-                    <w:t>Rd</w:t>
+                    <w:t>R</w:t>
+                  </w:r>
+                  <w:r>
+                    <w:rPr>
+                      <w:rFonts w:ascii="Helvetica-Bold" w:hAnsi="Helvetica-Bold" w:cs="Helvetica-Bold" w:hint="eastAsia"/>
+                      <w:kern w:val="0"/>
+                      <w:sz w:val="24"/>
+                    </w:rPr>
+                    <w:t>d</w:t>
                   </w:r>
                 </w:p>
               </w:tc>
@@ -1482,7 +1676,7 @@
                     <w:spacing w:after="0" w:line="240" w:lineRule="auto"/>
                     <w:ind w:right="-387"/>
                     <w:rPr>
-                      <w:rFonts w:ascii="Helvetica-Bold" w:hAnsi="Helvetica-Bold" w:cs="Helvetica-Bold" w:hint="eastAsia"/>
+                      <w:rFonts w:ascii="Helvetica-Bold" w:hAnsi="Helvetica-Bold" w:cs="Helvetica-Bold"/>
                       <w:kern w:val="0"/>
                       <w:sz w:val="24"/>
                     </w:rPr>
@@ -1493,7 +1687,15 @@
                       <w:kern w:val="0"/>
                       <w:sz w:val="24"/>
                     </w:rPr>
-                    <w:t>Rs</w:t>
+                    <w:t>R</w:t>
+                  </w:r>
+                  <w:r>
+                    <w:rPr>
+                      <w:rFonts w:ascii="Helvetica-Bold" w:hAnsi="Helvetica-Bold" w:cs="Helvetica-Bold" w:hint="eastAsia"/>
+                      <w:kern w:val="0"/>
+                      <w:sz w:val="24"/>
+                    </w:rPr>
+                    <w:t>s</w:t>
                   </w:r>
                 </w:p>
               </w:tc>
@@ -1509,7 +1711,7 @@
                     <w:spacing w:after="0" w:line="240" w:lineRule="auto"/>
                     <w:ind w:right="-387"/>
                     <w:rPr>
-                      <w:rFonts w:ascii="Helvetica-Bold" w:hAnsi="Helvetica-Bold" w:cs="Helvetica-Bold" w:hint="eastAsia"/>
+                      <w:rFonts w:ascii="Helvetica-Bold" w:hAnsi="Helvetica-Bold" w:cs="Helvetica-Bold"/>
                       <w:kern w:val="0"/>
                       <w:sz w:val="24"/>
                     </w:rPr>
@@ -1559,10 +1761,6 @@
             <w:top w:val="none" w:sz="0" w:space="0" w:color="auto"/>
             <w:bottom w:val="single" w:sz="4" w:space="0" w:color="BFBFBF"/>
           </w:tblBorders>
-          <w:tblCellMar>
-            <w:top w:w="0" w:type="dxa"/>
-            <w:bottom w:w="0" w:type="dxa"/>
-          </w:tblCellMar>
         </w:tblPrEx>
         <w:tc>
           <w:tcPr>
@@ -1593,6 +1791,7 @@
                 <w:sz w:val="24"/>
               </w:rPr>
             </w:pPr>
+            <w:proofErr w:type="gramStart"/>
             <w:r>
               <w:rPr>
                 <w:rFonts w:ascii="Helvetica-Bold" w:hAnsi="Helvetica-Bold" w:cs="Helvetica-Bold"/>
@@ -1603,6 +1802,7 @@
               </w:rPr>
               <w:t>Your  program</w:t>
             </w:r>
+            <w:proofErr w:type="gramEnd"/>
           </w:p>
           <w:p>
             <w:pPr>
@@ -1628,6 +1828,7 @@
               </w:rPr>
               <w:t xml:space="preserve">(here </w:t>
             </w:r>
+            <w:proofErr w:type="gramStart"/>
             <w:r>
               <w:rPr>
                 <w:rFonts w:ascii="Helvetica-Oblique" w:hAnsi="Helvetica-Oblique" w:cs="Helvetica-Oblique"/>
@@ -1636,7 +1837,40 @@
                 <w:kern w:val="0"/>
                 <w:sz w:val="24"/>
               </w:rPr>
-              <w:t>provide your program – the contents  of your program memory</w:t>
+              <w:t>provide</w:t>
+            </w:r>
+            <w:proofErr w:type="gramEnd"/>
+            <w:r>
+              <w:rPr>
+                <w:rFonts w:ascii="Helvetica-Oblique" w:hAnsi="Helvetica-Oblique" w:cs="Helvetica-Oblique"/>
+                <w:i/>
+                <w:iCs/>
+                <w:kern w:val="0"/>
+                <w:sz w:val="24"/>
+              </w:rPr>
+              <w:t xml:space="preserve"> your program – the </w:t>
+            </w:r>
+            <w:proofErr w:type="gramStart"/>
+            <w:r>
+              <w:rPr>
+                <w:rFonts w:ascii="Helvetica-Oblique" w:hAnsi="Helvetica-Oblique" w:cs="Helvetica-Oblique"/>
+                <w:i/>
+                <w:iCs/>
+                <w:kern w:val="0"/>
+                <w:sz w:val="24"/>
+              </w:rPr>
+              <w:t>contents  of</w:t>
+            </w:r>
+            <w:proofErr w:type="gramEnd"/>
+            <w:r>
+              <w:rPr>
+                <w:rFonts w:ascii="Helvetica-Oblique" w:hAnsi="Helvetica-Oblique" w:cs="Helvetica-Oblique"/>
+                <w:i/>
+                <w:iCs/>
+                <w:kern w:val="0"/>
+                <w:sz w:val="24"/>
+              </w:rPr>
+              <w:t xml:space="preserve"> your program memory</w:t>
             </w:r>
             <w:r>
               <w:rPr>
@@ -1744,12 +1978,6 @@
         <w:gridCol w:w="9016"/>
       </w:tblGrid>
       <w:tr>
-        <w:tblPrEx>
-          <w:tblCellMar>
-            <w:top w:w="0" w:type="dxa"/>
-            <w:bottom w:w="0" w:type="dxa"/>
-          </w:tblCellMar>
-        </w:tblPrEx>
         <w:tc>
           <w:tcPr>
             <w:tcW w:w="9016" w:type="dxa"/>
@@ -1851,8 +2079,9 @@
           <w:sz w:val="28"/>
           <w:szCs w:val="28"/>
         </w:rPr>
-        <w:t>2.</w:t>
-      </w:r>
+        <w:t>2</w:t>
+      </w:r>
+      <w:proofErr w:type="gramStart"/>
       <w:r>
         <w:rPr>
           <w:rFonts w:ascii="Helvetica-Bold" w:hAnsi="Helvetica-Bold" w:cs="Helvetica-Bold"/>
@@ -1862,8 +2091,31 @@
           <w:sz w:val="28"/>
           <w:szCs w:val="28"/>
         </w:rPr>
+        <w:t>.</w:t>
+      </w:r>
+      <w:r>
+        <w:rPr>
+          <w:rFonts w:ascii="Helvetica-Bold" w:hAnsi="Helvetica-Bold" w:cs="Helvetica-Bold"/>
+          <w:b/>
+          <w:bCs/>
+          <w:kern w:val="0"/>
+          <w:sz w:val="28"/>
+          <w:szCs w:val="28"/>
+        </w:rPr>
         <w:tab/>
-        <w:t xml:space="preserve"> Overall architecture of the design and simulations</w:t>
+        <w:t xml:space="preserve"> Overall</w:t>
+      </w:r>
+      <w:proofErr w:type="gramEnd"/>
+      <w:r>
+        <w:rPr>
+          <w:rFonts w:ascii="Helvetica-Bold" w:hAnsi="Helvetica-Bold" w:cs="Helvetica-Bold"/>
+          <w:b/>
+          <w:bCs/>
+          <w:kern w:val="0"/>
+          <w:sz w:val="28"/>
+          <w:szCs w:val="28"/>
+        </w:rPr>
+        <w:t xml:space="preserve"> architecture of the design and simulations</w:t>
       </w:r>
     </w:p>
     <w:p>
@@ -1919,7 +2171,29 @@
           <w:kern w:val="0"/>
           <w:szCs w:val="22"/>
         </w:rPr>
-        <w:t xml:space="preserve">Describe your processor architecture , showing the Control Path and Data Path. You can show snippets of your System Verilog source code. There is no need to show the full source code for </w:t>
+        <w:t xml:space="preserve">Describe your processor </w:t>
+      </w:r>
+      <w:proofErr w:type="gramStart"/>
+      <w:r>
+        <w:rPr>
+          <w:rFonts w:ascii="Helvetica-Oblique" w:hAnsi="Helvetica-Oblique" w:cs="Helvetica-Oblique"/>
+          <w:i/>
+          <w:iCs/>
+          <w:kern w:val="0"/>
+          <w:szCs w:val="22"/>
+        </w:rPr>
+        <w:t>architecture ,</w:t>
+      </w:r>
+      <w:proofErr w:type="gramEnd"/>
+      <w:r>
+        <w:rPr>
+          <w:rFonts w:ascii="Helvetica-Oblique" w:hAnsi="Helvetica-Oblique" w:cs="Helvetica-Oblique"/>
+          <w:i/>
+          <w:iCs/>
+          <w:kern w:val="0"/>
+          <w:szCs w:val="22"/>
+        </w:rPr>
+        <w:t xml:space="preserve"> showing the Control Path and Data Path. You can show snippets of your System Verilog source code. There is no need to show the full source code for </w:t>
       </w:r>
       <w:r>
         <w:rPr>
@@ -1952,7 +2226,73 @@
           <w:kern w:val="0"/>
           <w:szCs w:val="22"/>
         </w:rPr>
-        <w:t xml:space="preserve"> Give your Modelsim testbenches and Modelsim results.  </w:t>
+        <w:t xml:space="preserve"> Give your </w:t>
+      </w:r>
+      <w:proofErr w:type="spellStart"/>
+      <w:r>
+        <w:rPr>
+          <w:rFonts w:ascii="Helvetica-Oblique" w:hAnsi="Helvetica-Oblique" w:cs="Helvetica-Oblique"/>
+          <w:i/>
+          <w:iCs/>
+          <w:kern w:val="0"/>
+          <w:szCs w:val="22"/>
+        </w:rPr>
+        <w:t>Modelsim</w:t>
+      </w:r>
+      <w:proofErr w:type="spellEnd"/>
+      <w:r>
+        <w:rPr>
+          <w:rFonts w:ascii="Helvetica-Oblique" w:hAnsi="Helvetica-Oblique" w:cs="Helvetica-Oblique"/>
+          <w:i/>
+          <w:iCs/>
+          <w:kern w:val="0"/>
+          <w:szCs w:val="22"/>
+        </w:rPr>
+        <w:t xml:space="preserve"> </w:t>
+      </w:r>
+      <w:proofErr w:type="gramStart"/>
+      <w:r>
+        <w:rPr>
+          <w:rFonts w:ascii="Helvetica-Oblique" w:hAnsi="Helvetica-Oblique" w:cs="Helvetica-Oblique"/>
+          <w:i/>
+          <w:iCs/>
+          <w:kern w:val="0"/>
+          <w:szCs w:val="22"/>
+        </w:rPr>
+        <w:t>testbenches</w:t>
+      </w:r>
+      <w:proofErr w:type="gramEnd"/>
+      <w:r>
+        <w:rPr>
+          <w:rFonts w:ascii="Helvetica-Oblique" w:hAnsi="Helvetica-Oblique" w:cs="Helvetica-Oblique"/>
+          <w:i/>
+          <w:iCs/>
+          <w:kern w:val="0"/>
+          <w:szCs w:val="22"/>
+        </w:rPr>
+        <w:t xml:space="preserve"> and </w:t>
+      </w:r>
+      <w:proofErr w:type="spellStart"/>
+      <w:r>
+        <w:rPr>
+          <w:rFonts w:ascii="Helvetica-Oblique" w:hAnsi="Helvetica-Oblique" w:cs="Helvetica-Oblique"/>
+          <w:i/>
+          <w:iCs/>
+          <w:kern w:val="0"/>
+          <w:szCs w:val="22"/>
+        </w:rPr>
+        <w:t>Modelsim</w:t>
+      </w:r>
+      <w:proofErr w:type="spellEnd"/>
+      <w:r>
+        <w:rPr>
+          <w:rFonts w:ascii="Helvetica-Oblique" w:hAnsi="Helvetica-Oblique" w:cs="Helvetica-Oblique"/>
+          <w:i/>
+          <w:iCs/>
+          <w:kern w:val="0"/>
+          <w:szCs w:val="22"/>
+        </w:rPr>
+        <w:t xml:space="preserve"> results.  </w:t>
       </w:r>
       <w:r>
         <w:rPr>
@@ -1974,7 +2314,39 @@
           <w:kern w:val="0"/>
           <w:szCs w:val="22"/>
         </w:rPr>
-        <w:t>Instead, explain the results shown in the figures to demonstrate that you understand how the tested modules work. . (max 2 pages).</w:t>
+        <w:t>Instead, explain the results shown in the figur</w:t>
+      </w:r>
+      <w:r>
+        <w:rPr>
+          <w:rFonts w:ascii="Helvetica-Oblique" w:hAnsi="Helvetica-Oblique" w:cs="Helvetica-Oblique"/>
+          <w:i/>
+          <w:iCs/>
+          <w:kern w:val="0"/>
+          <w:szCs w:val="22"/>
+        </w:rPr>
+        <w:t>es to demonstrate that you understand how the tested modules work</w:t>
+      </w:r>
+      <w:proofErr w:type="gramStart"/>
+      <w:r>
+        <w:rPr>
+          <w:rFonts w:ascii="Helvetica-Oblique" w:hAnsi="Helvetica-Oblique" w:cs="Helvetica-Oblique"/>
+          <w:i/>
+          <w:iCs/>
+          <w:kern w:val="0"/>
+          <w:szCs w:val="22"/>
+        </w:rPr>
+        <w:t>. .</w:t>
+      </w:r>
+      <w:proofErr w:type="gramEnd"/>
+      <w:r>
+        <w:rPr>
+          <w:rFonts w:ascii="Helvetica-Oblique" w:hAnsi="Helvetica-Oblique" w:cs="Helvetica-Oblique"/>
+          <w:i/>
+          <w:iCs/>
+          <w:kern w:val="0"/>
+          <w:szCs w:val="22"/>
+        </w:rPr>
+        <w:t xml:space="preserve"> (max 2 pages).</w:t>
       </w:r>
     </w:p>
     <w:p>
@@ -2088,7 +2460,29 @@
           <w:kern w:val="0"/>
           <w:szCs w:val="22"/>
         </w:rPr>
-        <w:t>Explain how you tested your design after programming the FPGA. In case you had to edit your original code and re-synthesize – explain what you did.  ( approx. 1-2 pages)</w:t>
+        <w:t xml:space="preserve">Explain how you tested your design after programming the FPGA. In case you had to edit your original code and re-synthesize – explain what you did.  </w:t>
+      </w:r>
+      <w:proofErr w:type="gramStart"/>
+      <w:r>
+        <w:rPr>
+          <w:rFonts w:ascii="Helvetica-Oblique" w:hAnsi="Helvetica-Oblique" w:cs="Helvetica-Oblique"/>
+          <w:i/>
+          <w:iCs/>
+          <w:kern w:val="0"/>
+          <w:szCs w:val="22"/>
+        </w:rPr>
+        <w:t>( approx.</w:t>
+      </w:r>
+      <w:proofErr w:type="gramEnd"/>
+      <w:r>
+        <w:rPr>
+          <w:rFonts w:ascii="Helvetica-Oblique" w:hAnsi="Helvetica-Oblique" w:cs="Helvetica-Oblique"/>
+          <w:i/>
+          <w:iCs/>
+          <w:kern w:val="0"/>
+          <w:szCs w:val="22"/>
+        </w:rPr>
+        <w:t xml:space="preserve"> 1-2 pages)</w:t>
       </w:r>
     </w:p>
     <w:p>
@@ -2186,7 +2580,51 @@
           <w:kern w:val="0"/>
           <w:szCs w:val="22"/>
         </w:rPr>
-        <w:t>Give your general  conclusion, comment on what you learnt.  Comment on ways to improve the design or extend it further.  ( approx.0.25 – 0.5 of a page)</w:t>
+        <w:t xml:space="preserve">Give your </w:t>
+      </w:r>
+      <w:proofErr w:type="gramStart"/>
+      <w:r>
+        <w:rPr>
+          <w:rFonts w:ascii="Helvetica-Oblique" w:hAnsi="Helvetica-Oblique" w:cs="Helvetica-Oblique"/>
+          <w:i/>
+          <w:iCs/>
+          <w:kern w:val="0"/>
+          <w:szCs w:val="22"/>
+        </w:rPr>
+        <w:t>general  conclusion</w:t>
+      </w:r>
+      <w:proofErr w:type="gramEnd"/>
+      <w:r>
+        <w:rPr>
+          <w:rFonts w:ascii="Helvetica-Oblique" w:hAnsi="Helvetica-Oblique" w:cs="Helvetica-Oblique"/>
+          <w:i/>
+          <w:iCs/>
+          <w:kern w:val="0"/>
+          <w:szCs w:val="22"/>
+        </w:rPr>
+        <w:t xml:space="preserve">, comment on what you learnt.  Comment on ways to improve the design or extend it further.  </w:t>
+      </w:r>
+      <w:proofErr w:type="gramStart"/>
+      <w:r>
+        <w:rPr>
+          <w:rFonts w:ascii="Helvetica-Oblique" w:hAnsi="Helvetica-Oblique" w:cs="Helvetica-Oblique"/>
+          <w:i/>
+          <w:iCs/>
+          <w:kern w:val="0"/>
+          <w:szCs w:val="22"/>
+        </w:rPr>
+        <w:t>( approx.</w:t>
+      </w:r>
+      <w:proofErr w:type="gramEnd"/>
+      <w:r>
+        <w:rPr>
+          <w:rFonts w:ascii="Helvetica-Oblique" w:hAnsi="Helvetica-Oblique" w:cs="Helvetica-Oblique"/>
+          <w:i/>
+          <w:iCs/>
+          <w:kern w:val="0"/>
+          <w:szCs w:val="22"/>
+        </w:rPr>
+        <w:t>0.25 – 0.5 of a page)</w:t>
       </w:r>
     </w:p>
     <w:p>
@@ -2298,7 +2736,51 @@
           <w:kern w:val="0"/>
           <w:szCs w:val="22"/>
         </w:rPr>
-        <w:t xml:space="preserve">Quote the sources of your information. Especially make reference to any sources you used in the development of your code. </w:t>
+        <w:t xml:space="preserve">Quote the sources of your information. </w:t>
+      </w:r>
+      <w:proofErr w:type="gramStart"/>
+      <w:r>
+        <w:rPr>
+          <w:rFonts w:ascii="Helvetica-Oblique" w:hAnsi="Helvetica-Oblique" w:cs="Helvetica-Oblique"/>
+          <w:i/>
+          <w:iCs/>
+          <w:kern w:val="0"/>
+          <w:szCs w:val="22"/>
+        </w:rPr>
+        <w:t>Especially</w:t>
+      </w:r>
+      <w:proofErr w:type="gramEnd"/>
+      <w:r>
+        <w:rPr>
+          <w:rFonts w:ascii="Helvetica-Oblique" w:hAnsi="Helvetica-Oblique" w:cs="Helvetica-Oblique"/>
+          <w:i/>
+          <w:iCs/>
+          <w:kern w:val="0"/>
+          <w:szCs w:val="22"/>
+        </w:rPr>
+        <w:t xml:space="preserve"> </w:t>
+      </w:r>
+      <w:proofErr w:type="gramStart"/>
+      <w:r>
+        <w:rPr>
+          <w:rFonts w:ascii="Helvetica-Oblique" w:hAnsi="Helvetica-Oblique" w:cs="Helvetica-Oblique"/>
+          <w:i/>
+          <w:iCs/>
+          <w:kern w:val="0"/>
+          <w:szCs w:val="22"/>
+        </w:rPr>
+        <w:t>make reference</w:t>
+      </w:r>
+      <w:proofErr w:type="gramEnd"/>
+      <w:r>
+        <w:rPr>
+          <w:rFonts w:ascii="Helvetica-Oblique" w:hAnsi="Helvetica-Oblique" w:cs="Helvetica-Oblique"/>
+          <w:i/>
+          <w:iCs/>
+          <w:kern w:val="0"/>
+          <w:szCs w:val="22"/>
+        </w:rPr>
+        <w:t xml:space="preserve"> to any sources you used in the development of your code. </w:t>
       </w:r>
     </w:p>
     <w:p>
@@ -2449,7 +2931,7 @@
   <w:docDefaults>
     <w:rPrDefault>
       <w:rPr>
-        <w:rFonts w:ascii="等线" w:eastAsia="等线" w:hAnsi="等线" w:cs="Times New Roman"/>
+        <w:rFonts w:ascii="DengXian" w:eastAsia="DengXian" w:hAnsi="DengXian" w:cs="Times New Roman"/>
         <w:lang w:val="en-US" w:eastAsia="zh-CN" w:bidi="ar-SA"/>
       </w:rPr>
     </w:rPrDefault>
@@ -2833,7 +3315,7 @@
     <w:lsdException w:name="Unresolved Mention" w:semiHidden="1" w:unhideWhenUsed="1"/>
     <w:lsdException w:name="Smart Link" w:semiHidden="1" w:unhideWhenUsed="1"/>
   </w:latentStyles>
-  <w:style w:type="paragraph" w:default="1" w:styleId="a">
+  <w:style w:type="paragraph" w:default="1" w:styleId="Normal">
     <w:name w:val="Normal"/>
     <w:qFormat/>
     <w:pPr>
@@ -2846,12 +3328,13 @@
       <w:szCs w:val="24"/>
     </w:rPr>
   </w:style>
-  <w:style w:type="character" w:default="1" w:styleId="a0">
+  <w:style w:type="character" w:default="1" w:styleId="DefaultParagraphFont">
     <w:name w:val="Default Paragraph Font"/>
     <w:uiPriority w:val="1"/>
+    <w:semiHidden/>
     <w:unhideWhenUsed/>
   </w:style>
-  <w:style w:type="table" w:default="1" w:styleId="a1">
+  <w:style w:type="table" w:default="1" w:styleId="TableNormal">
     <w:name w:val="Normal Table"/>
     <w:uiPriority w:val="99"/>
     <w:semiHidden/>
@@ -2866,15 +3349,15 @@
       </w:tblCellMar>
     </w:tblPr>
   </w:style>
-  <w:style w:type="numbering" w:default="1" w:styleId="a2">
+  <w:style w:type="numbering" w:default="1" w:styleId="NoList">
     <w:name w:val="No List"/>
     <w:uiPriority w:val="99"/>
     <w:semiHidden/>
     <w:unhideWhenUsed/>
   </w:style>
-  <w:style w:type="table" w:styleId="a3">
+  <w:style w:type="table" w:styleId="TableGrid">
     <w:name w:val="Table Grid"/>
-    <w:basedOn w:val="a1"/>
+    <w:basedOn w:val="TableNormal"/>
     <w:uiPriority w:val="39"/>
     <w:rsid w:val="006C5270"/>
     <w:tblPr>

--- a/report/report.docx
+++ b/report/report.docx
@@ -10,7 +10,7 @@
         <w:spacing w:after="0" w:line="240" w:lineRule="auto"/>
         <w:ind w:right="-1"/>
         <w:rPr>
-          <w:rFonts w:ascii="Helvetica" w:hAnsi="Helvetica" w:cs="Helvetica"/>
+          <w:rFonts w:ascii="Helvetica" w:hAnsi="Helvetica" w:cs="Helvetica" w:hint="eastAsia"/>
           <w:kern w:val="0"/>
           <w:sz w:val="24"/>
         </w:rPr>
@@ -179,18 +179,18 @@
         <w:ind w:right="-387"/>
         <w:jc w:val="center"/>
         <w:rPr>
-          <w:rFonts w:ascii="Helvetica" w:hAnsi="Helvetica" w:cs="Helvetica"/>
+          <w:rFonts w:ascii="Helvetica" w:hAnsi="Helvetica" w:cs="Helvetica" w:hint="eastAsia"/>
           <w:kern w:val="0"/>
           <w:szCs w:val="22"/>
         </w:rPr>
       </w:pPr>
       <w:r>
         <w:rPr>
-          <w:rFonts w:ascii="Helvetica" w:hAnsi="Helvetica" w:cs="Helvetica"/>
+          <w:rFonts w:ascii="Helvetica" w:hAnsi="Helvetica" w:cs="Helvetica" w:hint="eastAsia"/>
           <w:kern w:val="0"/>
           <w:szCs w:val="22"/>
         </w:rPr>
-        <w:t>Your ECS username</w:t>
+        <w:t>hy5n25</w:t>
       </w:r>
     </w:p>
     <w:p>
@@ -213,7 +213,7 @@
           <w:kern w:val="0"/>
           <w:szCs w:val="22"/>
         </w:rPr>
-        <w:t>Your degree course title</w:t>
+        <w:t>Microelectronics Systems Design (MSc)</w:t>
       </w:r>
     </w:p>
     <w:p>
@@ -236,7 +236,7 @@
           <w:kern w:val="0"/>
           <w:szCs w:val="22"/>
         </w:rPr>
-        <w:t>Your Tutor’s name</w:t>
+        <w:t>Tomasz Kazmierski</w:t>
       </w:r>
     </w:p>
     <w:p>
@@ -257,10 +257,6 @@
     </w:p>
     <w:p>
       <w:pPr>
-        <w:numPr>
-          <w:ilvl w:val="0"/>
-          <w:numId w:val="1"/>
-        </w:numPr>
         <w:autoSpaceDE w:val="0"/>
         <w:autoSpaceDN w:val="0"/>
         <w:adjustRightInd w:val="0"/>
@@ -322,6 +318,7 @@
         <w:adjustRightInd w:val="0"/>
         <w:spacing w:after="0" w:line="240" w:lineRule="auto"/>
         <w:ind w:right="-387"/>
+        <w:jc w:val="both"/>
         <w:rPr>
           <w:rFonts w:ascii="Helvetica-Oblique" w:hAnsi="Helvetica-Oblique" w:cs="Helvetica-Oblique"/>
           <w:i/>
@@ -434,14 +431,15 @@
         <w:autoSpaceDE w:val="0"/>
         <w:autoSpaceDN w:val="0"/>
         <w:adjustRightInd w:val="0"/>
-        <w:spacing w:after="200" w:line="276" w:lineRule="auto"/>
+        <w:spacing w:after="0" w:line="240" w:lineRule="auto"/>
         <w:ind w:right="-387"/>
-        <w:jc w:val="center"/>
-        <w:rPr>
-          <w:rFonts w:ascii="Helvetica" w:hAnsi="Helvetica" w:cs="Helvetica"/>
-          <w:kern w:val="0"/>
-          <w:sz w:val="28"/>
-          <w:szCs w:val="28"/>
+        <w:jc w:val="both"/>
+        <w:rPr>
+          <w:rFonts w:ascii="Helvetica-Oblique" w:hAnsi="Helvetica-Oblique" w:cs="Helvetica-Oblique"/>
+          <w:i/>
+          <w:iCs/>
+          <w:kern w:val="0"/>
+          <w:szCs w:val="22"/>
         </w:rPr>
       </w:pPr>
     </w:p>
@@ -452,18 +450,88 @@
         <w:adjustRightInd w:val="0"/>
         <w:spacing w:after="0" w:line="240" w:lineRule="auto"/>
         <w:ind w:right="-387"/>
+        <w:jc w:val="both"/>
         <w:rPr>
           <w:rFonts w:ascii="Helvetica-Oblique" w:hAnsi="Helvetica-Oblique" w:cs="Helvetica-Oblique"/>
           <w:i/>
           <w:iCs/>
           <w:kern w:val="0"/>
-          <w:sz w:val="24"/>
+          <w:szCs w:val="22"/>
+        </w:rPr>
+      </w:pPr>
+    </w:p>
+    <w:p>
+      <w:pPr>
+        <w:autoSpaceDE w:val="0"/>
+        <w:autoSpaceDN w:val="0"/>
+        <w:adjustRightInd w:val="0"/>
+        <w:spacing w:after="0" w:line="240" w:lineRule="auto"/>
+        <w:ind w:right="-387"/>
+        <w:jc w:val="both"/>
+        <w:rPr>
+          <w:rFonts w:ascii="Helvetica-Oblique" w:hAnsi="Helvetica-Oblique" w:cs="Helvetica-Oblique"/>
+          <w:i/>
+          <w:iCs/>
+          <w:kern w:val="0"/>
+          <w:szCs w:val="22"/>
+        </w:rPr>
+      </w:pPr>
+    </w:p>
+    <w:p>
+      <w:pPr>
+        <w:autoSpaceDE w:val="0"/>
+        <w:autoSpaceDN w:val="0"/>
+        <w:adjustRightInd w:val="0"/>
+        <w:spacing w:after="0" w:line="240" w:lineRule="auto"/>
+        <w:ind w:right="-387"/>
+        <w:jc w:val="both"/>
+        <w:rPr>
+          <w:rFonts w:ascii="Helvetica-Oblique" w:hAnsi="Helvetica-Oblique" w:cs="Helvetica-Oblique"/>
+          <w:i/>
+          <w:iCs/>
+          <w:kern w:val="0"/>
+          <w:szCs w:val="22"/>
+        </w:rPr>
+      </w:pPr>
+    </w:p>
+    <w:p>
+      <w:pPr>
+        <w:autoSpaceDE w:val="0"/>
+        <w:autoSpaceDN w:val="0"/>
+        <w:adjustRightInd w:val="0"/>
+        <w:spacing w:after="0" w:line="240" w:lineRule="auto"/>
+        <w:ind w:right="-387"/>
+        <w:jc w:val="both"/>
+        <w:rPr>
+          <w:rFonts w:ascii="Helvetica-Oblique" w:hAnsi="Helvetica-Oblique" w:cs="Helvetica-Oblique"/>
+          <w:i/>
+          <w:iCs/>
+          <w:kern w:val="0"/>
+          <w:szCs w:val="22"/>
+        </w:rPr>
+      </w:pPr>
+    </w:p>
+    <w:p>
+      <w:pPr>
+        <w:autoSpaceDE w:val="0"/>
+        <w:autoSpaceDN w:val="0"/>
+        <w:adjustRightInd w:val="0"/>
+        <w:spacing w:after="0" w:line="240" w:lineRule="auto"/>
+        <w:ind w:right="-387"/>
+        <w:jc w:val="both"/>
+        <w:rPr>
+          <w:rFonts w:ascii="Helvetica-Oblique" w:hAnsi="Helvetica-Oblique" w:cs="Helvetica-Oblique"/>
+          <w:i/>
+          <w:iCs/>
+          <w:kern w:val="0"/>
+          <w:szCs w:val="22"/>
         </w:rPr>
       </w:pPr>
     </w:p>
     <w:tbl>
       <w:tblPr>
         <w:tblW w:w="9016" w:type="dxa"/>
+        <w:jc w:val="center"/>
         <w:tblBorders>
           <w:top w:val="single" w:sz="4" w:space="0" w:color="BFBFBF"/>
           <w:left w:val="single" w:sz="4" w:space="0" w:color="BFBFBF"/>
@@ -479,6 +547,9 @@
         <w:gridCol w:w="2784"/>
       </w:tblGrid>
       <w:tr>
+        <w:trPr>
+          <w:jc w:val="center"/>
+        </w:trPr>
         <w:tc>
           <w:tcPr>
             <w:tcW w:w="9016" w:type="dxa"/>
@@ -498,7 +569,6 @@
               <w:autoSpaceDN w:val="0"/>
               <w:adjustRightInd w:val="0"/>
               <w:spacing w:after="0" w:line="240" w:lineRule="auto"/>
-              <w:ind w:right="-387"/>
               <w:jc w:val="center"/>
               <w:rPr>
                 <w:rFonts w:ascii="Helvetica-Oblique" w:hAnsi="Helvetica-Oblique" w:cs="Helvetica-Oblique"/>
@@ -529,6 +599,9 @@
             <w:top w:val="none" w:sz="0" w:space="0" w:color="auto"/>
           </w:tblBorders>
         </w:tblPrEx>
+        <w:trPr>
+          <w:jc w:val="center"/>
+        </w:trPr>
         <w:tc>
           <w:tcPr>
             <w:tcW w:w="1980" w:type="dxa"/>
@@ -548,7 +621,15 @@
               <w:autoSpaceDN w:val="0"/>
               <w:adjustRightInd w:val="0"/>
               <w:spacing w:after="0" w:line="240" w:lineRule="auto"/>
-              <w:ind w:right="-387"/>
+              <w:rPr>
+                <w:rFonts w:ascii="Helvetica-Bold" w:hAnsi="Helvetica-Bold" w:cs="Helvetica-Bold" w:hint="eastAsia"/>
+                <w:b/>
+                <w:bCs/>
+                <w:kern w:val="0"/>
+                <w:sz w:val="24"/>
+              </w:rPr>
+            </w:pPr>
+            <w:r>
               <w:rPr>
                 <w:rFonts w:ascii="Helvetica-Bold" w:hAnsi="Helvetica-Bold" w:cs="Helvetica-Bold"/>
                 <w:b/>
@@ -556,16 +637,17 @@
                 <w:kern w:val="0"/>
                 <w:sz w:val="24"/>
               </w:rPr>
-            </w:pPr>
-            <w:r>
-              <w:rPr>
-                <w:rFonts w:ascii="Helvetica-Bold" w:hAnsi="Helvetica-Bold" w:cs="Helvetica-Bold"/>
+              <w:t xml:space="preserve">Total Cost: </w:t>
+            </w:r>
+            <w:r>
+              <w:rPr>
+                <w:rFonts w:ascii="Helvetica-Bold" w:hAnsi="Helvetica-Bold" w:cs="Helvetica-Bold" w:hint="eastAsia"/>
                 <w:b/>
                 <w:bCs/>
                 <w:kern w:val="0"/>
                 <w:sz w:val="24"/>
               </w:rPr>
-              <w:t xml:space="preserve">Total Cost: </w:t>
+              <w:t>72</w:t>
             </w:r>
           </w:p>
         </w:tc>
@@ -589,7 +671,15 @@
               <w:autoSpaceDN w:val="0"/>
               <w:adjustRightInd w:val="0"/>
               <w:spacing w:after="0" w:line="240" w:lineRule="auto"/>
-              <w:ind w:right="-387"/>
+              <w:rPr>
+                <w:rFonts w:ascii="Helvetica-Bold" w:hAnsi="Helvetica-Bold" w:cs="Helvetica-Bold" w:hint="eastAsia"/>
+                <w:b/>
+                <w:bCs/>
+                <w:kern w:val="0"/>
+                <w:sz w:val="24"/>
+              </w:rPr>
+            </w:pPr>
+            <w:r>
               <w:rPr>
                 <w:rFonts w:ascii="Helvetica-Bold" w:hAnsi="Helvetica-Bold" w:cs="Helvetica-Bold"/>
                 <w:b/>
@@ -597,16 +687,17 @@
                 <w:kern w:val="0"/>
                 <w:sz w:val="24"/>
               </w:rPr>
-            </w:pPr>
-            <w:r>
-              <w:rPr>
-                <w:rFonts w:ascii="Helvetica-Bold" w:hAnsi="Helvetica-Bold" w:cs="Helvetica-Bold"/>
+              <w:t xml:space="preserve">ALMs: </w:t>
+            </w:r>
+            <w:r>
+              <w:rPr>
+                <w:rFonts w:ascii="Helvetica-Bold" w:hAnsi="Helvetica-Bold" w:cs="Helvetica-Bold" w:hint="eastAsia"/>
                 <w:b/>
                 <w:bCs/>
                 <w:kern w:val="0"/>
                 <w:sz w:val="24"/>
               </w:rPr>
-              <w:t xml:space="preserve">ALMs: </w:t>
+              <w:t>72</w:t>
             </w:r>
           </w:p>
         </w:tc>
@@ -630,7 +721,15 @@
               <w:autoSpaceDN w:val="0"/>
               <w:adjustRightInd w:val="0"/>
               <w:spacing w:after="0" w:line="240" w:lineRule="auto"/>
-              <w:ind w:right="-387"/>
+              <w:rPr>
+                <w:rFonts w:ascii="Helvetica-Bold" w:hAnsi="Helvetica-Bold" w:cs="Helvetica-Bold" w:hint="eastAsia"/>
+                <w:b/>
+                <w:bCs/>
+                <w:kern w:val="0"/>
+                <w:sz w:val="24"/>
+              </w:rPr>
+            </w:pPr>
+            <w:r>
               <w:rPr>
                 <w:rFonts w:ascii="Helvetica-Bold" w:hAnsi="Helvetica-Bold" w:cs="Helvetica-Bold"/>
                 <w:b/>
@@ -638,16 +737,17 @@
                 <w:kern w:val="0"/>
                 <w:sz w:val="24"/>
               </w:rPr>
-            </w:pPr>
-            <w:r>
-              <w:rPr>
-                <w:rFonts w:ascii="Helvetica-Bold" w:hAnsi="Helvetica-Bold" w:cs="Helvetica-Bold"/>
+              <w:t xml:space="preserve">Memory bits: </w:t>
+            </w:r>
+            <w:r>
+              <w:rPr>
+                <w:rFonts w:ascii="Helvetica-Bold" w:hAnsi="Helvetica-Bold" w:cs="Helvetica-Bold" w:hint="eastAsia"/>
                 <w:b/>
                 <w:bCs/>
                 <w:kern w:val="0"/>
                 <w:sz w:val="24"/>
               </w:rPr>
-              <w:t xml:space="preserve">Memory bits: </w:t>
+              <w:t>0</w:t>
             </w:r>
           </w:p>
         </w:tc>
@@ -670,7 +770,15 @@
               <w:autoSpaceDN w:val="0"/>
               <w:adjustRightInd w:val="0"/>
               <w:spacing w:after="0" w:line="240" w:lineRule="auto"/>
-              <w:ind w:right="-387"/>
+              <w:rPr>
+                <w:rFonts w:ascii="Helvetica-Bold" w:hAnsi="Helvetica-Bold" w:cs="Helvetica-Bold" w:hint="eastAsia"/>
+                <w:b/>
+                <w:bCs/>
+                <w:kern w:val="0"/>
+                <w:sz w:val="24"/>
+              </w:rPr>
+            </w:pPr>
+            <w:r>
               <w:rPr>
                 <w:rFonts w:ascii="Helvetica-Bold" w:hAnsi="Helvetica-Bold" w:cs="Helvetica-Bold"/>
                 <w:b/>
@@ -678,16 +786,17 @@
                 <w:kern w:val="0"/>
                 <w:sz w:val="24"/>
               </w:rPr>
-            </w:pPr>
-            <w:r>
-              <w:rPr>
-                <w:rFonts w:ascii="Helvetica-Bold" w:hAnsi="Helvetica-Bold" w:cs="Helvetica-Bold"/>
+              <w:t>Multipliers:</w:t>
+            </w:r>
+            <w:r>
+              <w:rPr>
+                <w:rFonts w:ascii="Helvetica-Bold" w:hAnsi="Helvetica-Bold" w:cs="Helvetica-Bold" w:hint="eastAsia"/>
                 <w:b/>
                 <w:bCs/>
                 <w:kern w:val="0"/>
                 <w:sz w:val="24"/>
               </w:rPr>
-              <w:t>Multipliers:</w:t>
+              <w:t>1</w:t>
             </w:r>
           </w:p>
         </w:tc>
@@ -698,6 +807,9 @@
             <w:top w:val="none" w:sz="0" w:space="0" w:color="auto"/>
           </w:tblBorders>
         </w:tblPrEx>
+        <w:trPr>
+          <w:jc w:val="center"/>
+        </w:trPr>
         <w:tc>
           <w:tcPr>
             <w:tcW w:w="9016" w:type="dxa"/>
@@ -717,10 +829,163 @@
               <w:autoSpaceDN w:val="0"/>
               <w:adjustRightInd w:val="0"/>
               <w:spacing w:after="0" w:line="240" w:lineRule="auto"/>
-              <w:ind w:right="-387"/>
               <w:jc w:val="center"/>
               <w:rPr>
                 <w:rFonts w:ascii="Helvetica" w:hAnsi="Helvetica" w:cs="Helvetica"/>
+                <w:noProof/>
+                <w:kern w:val="0"/>
+                <w:sz w:val="24"/>
+              </w:rPr>
+            </w:pPr>
+            <w:r>
+              <w:rPr>
+                <w:rFonts w:ascii="Helvetica" w:hAnsi="Helvetica" w:cs="Helvetica"/>
+                <w:noProof/>
+                <w:kern w:val="0"/>
+                <w:sz w:val="24"/>
+              </w:rPr>
+              <w:pict w14:anchorId="6CF8378C">
+                <v:shapetype id="_x0000_t75" coordsize="21600,21600" o:spt="75" o:preferrelative="t" path="m@4@5l@4@11@9@11@9@5xe" filled="f" stroked="f">
+                  <v:stroke joinstyle="miter"/>
+                  <v:formulas>
+                    <v:f eqn="if lineDrawn pixelLineWidth 0"/>
+                    <v:f eqn="sum @0 1 0"/>
+                    <v:f eqn="sum 0 0 @1"/>
+                    <v:f eqn="prod @2 1 2"/>
+                    <v:f eqn="prod @3 21600 pixelWidth"/>
+                    <v:f eqn="prod @3 21600 pixelHeight"/>
+                    <v:f eqn="sum @0 0 1"/>
+                    <v:f eqn="prod @6 1 2"/>
+                    <v:f eqn="prod @7 21600 pixelWidth"/>
+                    <v:f eqn="sum @8 21600 0"/>
+                    <v:f eqn="prod @7 21600 pixelHeight"/>
+                    <v:f eqn="sum @10 21600 0"/>
+                  </v:formulas>
+                  <v:path o:extrusionok="f" gradientshapeok="t" o:connecttype="rect"/>
+                  <o:lock v:ext="edit" aspectratio="t"/>
+                </v:shapetype>
+                <v:shape id="_x0000_i1233" type="#_x0000_t75" style="width:375.9pt;height:306.7pt;visibility:visible;mso-wrap-style:square">
+                  <v:imagedata r:id="rId5" o:title=""/>
+                </v:shape>
+              </w:pict>
+            </w:r>
+          </w:p>
+          <w:p>
+            <w:pPr>
+              <w:autoSpaceDE w:val="0"/>
+              <w:autoSpaceDN w:val="0"/>
+              <w:adjustRightInd w:val="0"/>
+              <w:spacing w:after="0" w:line="240" w:lineRule="auto"/>
+              <w:jc w:val="both"/>
+              <w:rPr>
+                <w:rFonts w:ascii="Helvetica-Oblique" w:hAnsi="Helvetica-Oblique" w:cs="Helvetica-Oblique"/>
+                <w:i/>
+                <w:iCs/>
+                <w:kern w:val="0"/>
+                <w:sz w:val="20"/>
+                <w:szCs w:val="20"/>
+              </w:rPr>
+            </w:pPr>
+            <w:r>
+              <w:rPr>
+                <w:rFonts w:ascii="Helvetica-Oblique" w:hAnsi="Helvetica-Oblique" w:cs="Helvetica-Oblique" w:hint="eastAsia"/>
+                <w:i/>
+                <w:iCs/>
+                <w:kern w:val="0"/>
+                <w:sz w:val="20"/>
+                <w:szCs w:val="20"/>
+              </w:rPr>
+              <w:t xml:space="preserve">Fig 1.1 Summary </w:t>
+            </w:r>
+            <w:r>
+              <w:rPr>
+                <w:rFonts w:ascii="Helvetica-Oblique" w:hAnsi="Helvetica-Oblique" w:cs="Helvetica-Oblique" w:hint="eastAsia"/>
+                <w:i/>
+                <w:iCs/>
+                <w:kern w:val="0"/>
+                <w:sz w:val="20"/>
+                <w:szCs w:val="20"/>
+              </w:rPr>
+              <w:t>r</w:t>
+            </w:r>
+            <w:r>
+              <w:rPr>
+                <w:rFonts w:ascii="Helvetica-Oblique" w:hAnsi="Helvetica-Oblique" w:cs="Helvetica-Oblique" w:hint="eastAsia"/>
+                <w:i/>
+                <w:iCs/>
+                <w:kern w:val="0"/>
+                <w:sz w:val="20"/>
+                <w:szCs w:val="20"/>
+              </w:rPr>
+              <w:t>eport of</w:t>
+            </w:r>
+            <w:r>
+              <w:rPr>
+                <w:rFonts w:ascii="Helvetica-Oblique" w:hAnsi="Helvetica-Oblique" w:cs="Helvetica-Oblique" w:hint="eastAsia"/>
+                <w:i/>
+                <w:iCs/>
+                <w:kern w:val="0"/>
+                <w:sz w:val="20"/>
+                <w:szCs w:val="20"/>
+              </w:rPr>
+              <w:t xml:space="preserve"> hardware cost for </w:t>
+            </w:r>
+            <w:r>
+              <w:rPr>
+                <w:rFonts w:ascii="Helvetica-Oblique" w:hAnsi="Helvetica-Oblique" w:cs="Helvetica-Oblique"/>
+                <w:i/>
+                <w:iCs/>
+                <w:kern w:val="0"/>
+                <w:sz w:val="20"/>
+                <w:szCs w:val="20"/>
+              </w:rPr>
+              <w:t xml:space="preserve">the </w:t>
+            </w:r>
+            <w:proofErr w:type="spellStart"/>
+            <w:r>
+              <w:rPr>
+                <w:rFonts w:ascii="Helvetica-Oblique" w:hAnsi="Helvetica-Oblique" w:cs="Helvetica-Oblique"/>
+                <w:i/>
+                <w:iCs/>
+                <w:kern w:val="0"/>
+                <w:sz w:val="20"/>
+                <w:szCs w:val="20"/>
+              </w:rPr>
+              <w:t>picoMIPS</w:t>
+            </w:r>
+            <w:proofErr w:type="spellEnd"/>
+            <w:r>
+              <w:rPr>
+                <w:rFonts w:ascii="Helvetica-Oblique" w:hAnsi="Helvetica-Oblique" w:cs="Helvetica-Oblique"/>
+                <w:i/>
+                <w:iCs/>
+                <w:kern w:val="0"/>
+                <w:sz w:val="20"/>
+                <w:szCs w:val="20"/>
+              </w:rPr>
+              <w:t xml:space="preserve"> implementation on Cyclone V SoC 5CSEMA5F31C6</w:t>
+            </w:r>
+            <w:r>
+              <w:rPr>
+                <w:rFonts w:ascii="Helvetica-Oblique" w:hAnsi="Helvetica-Oblique" w:cs="Helvetica-Oblique" w:hint="eastAsia"/>
+                <w:i/>
+                <w:iCs/>
+                <w:kern w:val="0"/>
+                <w:sz w:val="20"/>
+                <w:szCs w:val="20"/>
+              </w:rPr>
+              <w:t>.</w:t>
+            </w:r>
+          </w:p>
+          <w:p>
+            <w:pPr>
+              <w:autoSpaceDE w:val="0"/>
+              <w:autoSpaceDN w:val="0"/>
+              <w:adjustRightInd w:val="0"/>
+              <w:spacing w:after="0" w:line="240" w:lineRule="auto"/>
+              <w:jc w:val="both"/>
+              <w:rPr>
+                <w:rFonts w:ascii="Helvetica" w:hAnsi="Helvetica" w:cs="Helvetica" w:hint="eastAsia"/>
                 <w:kern w:val="0"/>
                 <w:sz w:val="24"/>
               </w:rPr>
@@ -734,6 +999,9 @@
             <w:top w:val="none" w:sz="0" w:space="0" w:color="auto"/>
           </w:tblBorders>
         </w:tblPrEx>
+        <w:trPr>
+          <w:jc w:val="center"/>
+        </w:trPr>
         <w:tc>
           <w:tcPr>
             <w:tcW w:w="9016" w:type="dxa"/>
@@ -753,7 +1021,6 @@
               <w:autoSpaceDN w:val="0"/>
               <w:adjustRightInd w:val="0"/>
               <w:spacing w:after="0" w:line="240" w:lineRule="auto"/>
-              <w:ind w:right="-387"/>
               <w:jc w:val="center"/>
               <w:rPr>
                 <w:rFonts w:ascii="Helvetica-Bold" w:hAnsi="Helvetica-Bold" w:cs="Helvetica-Bold"/>
@@ -780,39 +1047,34 @@
               <w:autoSpaceDN w:val="0"/>
               <w:adjustRightInd w:val="0"/>
               <w:spacing w:after="0" w:line="240" w:lineRule="auto"/>
-              <w:ind w:right="-387"/>
-              <w:jc w:val="center"/>
-              <w:rPr>
-                <w:rFonts w:ascii="Helvetica" w:hAnsi="Helvetica" w:cs="Helvetica"/>
-                <w:kern w:val="0"/>
-                <w:sz w:val="24"/>
+              <w:jc w:val="both"/>
+              <w:rPr>
+                <w:rFonts w:ascii="Helvetica-Oblique" w:hAnsi="Helvetica-Oblique" w:cs="Helvetica-Oblique"/>
+                <w:i/>
+                <w:iCs/>
+                <w:kern w:val="0"/>
+                <w:szCs w:val="22"/>
               </w:rPr>
             </w:pPr>
             <w:r>
               <w:rPr>
-                <w:rFonts w:ascii="Helvetica" w:hAnsi="Helvetica" w:cs="Helvetica"/>
-                <w:kern w:val="0"/>
-                <w:sz w:val="24"/>
-              </w:rPr>
-              <w:t>(</w:t>
-            </w:r>
-            <w:r>
-              <w:rPr>
-                <w:rFonts w:ascii="Helvetica-Oblique" w:hAnsi="Helvetica-Oblique" w:cs="Helvetica-Oblique"/>
-                <w:i/>
-                <w:iCs/>
-                <w:kern w:val="0"/>
-                <w:sz w:val="24"/>
-              </w:rPr>
-              <w:t>list and briefly describe the instructions you implemented</w:t>
-            </w:r>
-            <w:r>
-              <w:rPr>
-                <w:rFonts w:ascii="Helvetica" w:hAnsi="Helvetica" w:cs="Helvetica"/>
-                <w:kern w:val="0"/>
-                <w:sz w:val="24"/>
-              </w:rPr>
-              <w:t>)</w:t>
+                <w:rFonts w:ascii="Helvetica-Oblique" w:hAnsi="Helvetica-Oblique" w:cs="Helvetica-Oblique"/>
+                <w:i/>
+                <w:iCs/>
+                <w:kern w:val="0"/>
+                <w:szCs w:val="22"/>
+              </w:rPr>
+              <w:t>NOP: No operation</w:t>
+            </w:r>
+            <w:r>
+              <w:rPr>
+                <w:rFonts w:ascii="Helvetica-Oblique" w:hAnsi="Helvetica-Oblique" w:cs="Helvetica-Oblique" w:hint="eastAsia"/>
+                <w:i/>
+                <w:iCs/>
+                <w:kern w:val="0"/>
+                <w:szCs w:val="22"/>
+              </w:rPr>
+              <w:t xml:space="preserve"> is performed. Writing to general-purpose registers is disabled. Execution time is one clock cycle.</w:t>
             </w:r>
           </w:p>
           <w:p>
@@ -821,30 +1083,463 @@
               <w:autoSpaceDN w:val="0"/>
               <w:adjustRightInd w:val="0"/>
               <w:spacing w:after="0" w:line="240" w:lineRule="auto"/>
-              <w:ind w:right="-387"/>
-              <w:jc w:val="center"/>
-              <w:rPr>
-                <w:rFonts w:ascii="Helvetica" w:hAnsi="Helvetica" w:cs="Helvetica"/>
+              <w:jc w:val="both"/>
+              <w:rPr>
+                <w:rFonts w:ascii="Helvetica-Oblique" w:hAnsi="Helvetica-Oblique" w:cs="Helvetica-Oblique" w:hint="eastAsia"/>
+                <w:i/>
+                <w:iCs/>
+                <w:kern w:val="0"/>
+                <w:szCs w:val="22"/>
+              </w:rPr>
+            </w:pPr>
+          </w:p>
+          <w:p>
+            <w:pPr>
+              <w:autoSpaceDE w:val="0"/>
+              <w:autoSpaceDN w:val="0"/>
+              <w:adjustRightInd w:val="0"/>
+              <w:spacing w:after="0" w:line="240" w:lineRule="auto"/>
+              <w:jc w:val="both"/>
+              <w:rPr>
+                <w:rFonts w:ascii="Helvetica-Oblique" w:hAnsi="Helvetica-Oblique" w:cs="Helvetica-Oblique"/>
+                <w:i/>
+                <w:iCs/>
+                <w:kern w:val="0"/>
+                <w:szCs w:val="22"/>
+              </w:rPr>
+            </w:pPr>
+            <w:r>
+              <w:rPr>
+                <w:rFonts w:ascii="Helvetica-Oblique" w:hAnsi="Helvetica-Oblique" w:cs="Helvetica-Oblique" w:hint="eastAsia"/>
+                <w:i/>
+                <w:iCs/>
+                <w:kern w:val="0"/>
+                <w:szCs w:val="22"/>
+              </w:rPr>
+              <w:t xml:space="preserve">ADD: </w:t>
+            </w:r>
+            <w:r>
+              <w:rPr>
+                <w:rFonts w:ascii="Helvetica-Oblique" w:hAnsi="Helvetica-Oblique" w:cs="Helvetica-Oblique"/>
+                <w:i/>
+                <w:iCs/>
+                <w:kern w:val="0"/>
+                <w:szCs w:val="22"/>
+              </w:rPr>
+              <w:t xml:space="preserve">Computes the sum of the </w:t>
+            </w:r>
+            <w:r>
+              <w:rPr>
+                <w:rFonts w:ascii="Helvetica-Oblique" w:hAnsi="Helvetica-Oblique" w:cs="Helvetica-Oblique" w:hint="eastAsia"/>
+                <w:i/>
+                <w:iCs/>
+                <w:kern w:val="0"/>
+                <w:szCs w:val="22"/>
+              </w:rPr>
+              <w:t xml:space="preserve">values in </w:t>
+            </w:r>
+            <w:r>
+              <w:rPr>
+                <w:rFonts w:ascii="Helvetica-Oblique" w:hAnsi="Helvetica-Oblique" w:cs="Helvetica-Oblique" w:hint="eastAsia"/>
+                <w:i/>
+                <w:iCs/>
+                <w:kern w:val="0"/>
+                <w:szCs w:val="22"/>
+              </w:rPr>
+              <w:t xml:space="preserve">register </w:t>
+            </w:r>
+            <w:r>
+              <w:rPr>
+                <w:rFonts w:ascii="Helvetica-Oblique" w:hAnsi="Helvetica-Oblique" w:cs="Helvetica-Oblique"/>
+                <w:i/>
+                <w:iCs/>
+                <w:kern w:val="0"/>
+                <w:szCs w:val="22"/>
+              </w:rPr>
+              <w:t xml:space="preserve">Rd and </w:t>
+            </w:r>
+            <w:r>
+              <w:rPr>
+                <w:rFonts w:ascii="Helvetica-Oblique" w:hAnsi="Helvetica-Oblique" w:cs="Helvetica-Oblique"/>
+                <w:i/>
+                <w:iCs/>
+                <w:kern w:val="0"/>
+                <w:szCs w:val="22"/>
+              </w:rPr>
+              <w:t>Rs</w:t>
+            </w:r>
+            <w:r>
+              <w:rPr>
+                <w:rFonts w:ascii="Helvetica-Oblique" w:hAnsi="Helvetica-Oblique" w:cs="Helvetica-Oblique" w:hint="eastAsia"/>
+                <w:i/>
+                <w:iCs/>
+                <w:kern w:val="0"/>
+                <w:szCs w:val="22"/>
+              </w:rPr>
+              <w:t>,</w:t>
+            </w:r>
+            <w:r>
+              <w:rPr>
+                <w:rFonts w:ascii="Helvetica-Oblique" w:hAnsi="Helvetica-Oblique" w:cs="Helvetica-Oblique"/>
+                <w:i/>
+                <w:iCs/>
+                <w:kern w:val="0"/>
+                <w:szCs w:val="22"/>
+              </w:rPr>
+              <w:t xml:space="preserve"> and</w:t>
+            </w:r>
+            <w:r>
+              <w:rPr>
+                <w:rFonts w:ascii="Helvetica-Oblique" w:hAnsi="Helvetica-Oblique" w:cs="Helvetica-Oblique"/>
+                <w:i/>
+                <w:iCs/>
+                <w:kern w:val="0"/>
+                <w:szCs w:val="22"/>
+              </w:rPr>
+              <w:t xml:space="preserve"> overwrites the Rd register with the result. No immediate value is involved. Execution time is one clock cycle.</w:t>
+            </w:r>
+          </w:p>
+          <w:p>
+            <w:pPr>
+              <w:autoSpaceDE w:val="0"/>
+              <w:autoSpaceDN w:val="0"/>
+              <w:adjustRightInd w:val="0"/>
+              <w:spacing w:after="0" w:line="240" w:lineRule="auto"/>
+              <w:jc w:val="both"/>
+              <w:rPr>
+                <w:rFonts w:ascii="Helvetica-Oblique" w:hAnsi="Helvetica-Oblique" w:cs="Helvetica-Oblique"/>
+                <w:i/>
+                <w:iCs/>
+                <w:kern w:val="0"/>
+                <w:szCs w:val="22"/>
+              </w:rPr>
+            </w:pPr>
+          </w:p>
+          <w:p>
+            <w:pPr>
+              <w:autoSpaceDE w:val="0"/>
+              <w:autoSpaceDN w:val="0"/>
+              <w:adjustRightInd w:val="0"/>
+              <w:spacing w:after="0" w:line="240" w:lineRule="auto"/>
+              <w:jc w:val="both"/>
+              <w:rPr>
+                <w:rFonts w:ascii="Helvetica-Oblique" w:hAnsi="Helvetica-Oblique" w:cs="Helvetica-Oblique"/>
+                <w:i/>
+                <w:iCs/>
+                <w:kern w:val="0"/>
+                <w:szCs w:val="22"/>
+              </w:rPr>
+            </w:pPr>
+            <w:r>
+              <w:rPr>
+                <w:rFonts w:ascii="Helvetica-Oblique" w:hAnsi="Helvetica-Oblique" w:cs="Helvetica-Oblique" w:hint="eastAsia"/>
+                <w:i/>
+                <w:iCs/>
+                <w:kern w:val="0"/>
+                <w:szCs w:val="22"/>
+              </w:rPr>
+              <w:lastRenderedPageBreak/>
+              <w:t xml:space="preserve">MULI: </w:t>
+            </w:r>
+            <w:r>
+              <w:rPr>
+                <w:rFonts w:ascii="Helvetica-Oblique" w:hAnsi="Helvetica-Oblique" w:cs="Helvetica-Oblique"/>
+                <w:i/>
+                <w:iCs/>
+                <w:kern w:val="0"/>
+                <w:szCs w:val="22"/>
+              </w:rPr>
+              <w:t xml:space="preserve">Multiplies the value in </w:t>
+            </w:r>
+            <w:r>
+              <w:rPr>
+                <w:rFonts w:ascii="Helvetica-Oblique" w:hAnsi="Helvetica-Oblique" w:cs="Helvetica-Oblique" w:hint="eastAsia"/>
+                <w:i/>
+                <w:iCs/>
+                <w:kern w:val="0"/>
+                <w:szCs w:val="22"/>
+              </w:rPr>
+              <w:t xml:space="preserve">register </w:t>
+            </w:r>
+            <w:r>
+              <w:rPr>
+                <w:rFonts w:ascii="Helvetica-Oblique" w:hAnsi="Helvetica-Oblique" w:cs="Helvetica-Oblique"/>
+                <w:i/>
+                <w:iCs/>
+                <w:kern w:val="0"/>
+                <w:szCs w:val="22"/>
+              </w:rPr>
+              <w:t xml:space="preserve">Rs by a </w:t>
+            </w:r>
+            <w:r>
+              <w:rPr>
+                <w:rFonts w:ascii="Helvetica-Oblique" w:hAnsi="Helvetica-Oblique" w:cs="Helvetica-Oblique" w:hint="eastAsia"/>
+                <w:i/>
+                <w:iCs/>
+                <w:kern w:val="0"/>
+                <w:szCs w:val="22"/>
+              </w:rPr>
+              <w:t>2</w:t>
+            </w:r>
+            <w:r>
+              <w:rPr>
+                <w:rFonts w:ascii="Helvetica-Oblique" w:hAnsi="Helvetica-Oblique" w:cs="Helvetica-Oblique"/>
+                <w:i/>
+                <w:iCs/>
+                <w:kern w:val="0"/>
+                <w:szCs w:val="22"/>
+              </w:rPr>
+              <w:t xml:space="preserve">'s complement immediate </w:t>
+            </w:r>
+            <w:r>
+              <w:rPr>
+                <w:rFonts w:ascii="Helvetica-Oblique" w:hAnsi="Helvetica-Oblique" w:cs="Helvetica-Oblique"/>
+                <w:i/>
+                <w:iCs/>
+                <w:kern w:val="0"/>
+                <w:szCs w:val="22"/>
+              </w:rPr>
+              <w:t>value</w:t>
+            </w:r>
+            <w:r>
+              <w:rPr>
+                <w:rFonts w:ascii="Helvetica-Oblique" w:hAnsi="Helvetica-Oblique" w:cs="Helvetica-Oblique" w:hint="eastAsia"/>
+                <w:i/>
+                <w:iCs/>
+                <w:kern w:val="0"/>
+                <w:szCs w:val="22"/>
+              </w:rPr>
+              <w:t>,</w:t>
+            </w:r>
+            <w:r>
+              <w:rPr>
+                <w:rFonts w:ascii="Helvetica-Oblique" w:hAnsi="Helvetica-Oblique" w:cs="Helvetica-Oblique"/>
+                <w:i/>
+                <w:iCs/>
+                <w:kern w:val="0"/>
+                <w:szCs w:val="22"/>
+              </w:rPr>
+              <w:t xml:space="preserve"> and</w:t>
+            </w:r>
+            <w:r>
+              <w:rPr>
+                <w:rFonts w:ascii="Helvetica-Oblique" w:hAnsi="Helvetica-Oblique" w:cs="Helvetica-Oblique"/>
+                <w:i/>
+                <w:iCs/>
+                <w:kern w:val="0"/>
+                <w:szCs w:val="22"/>
+              </w:rPr>
+              <w:t xml:space="preserve"> overwrites the register Rd with the </w:t>
+            </w:r>
+            <w:r>
+              <w:rPr>
+                <w:rFonts w:ascii="Helvetica-Oblique" w:hAnsi="Helvetica-Oblique" w:cs="Helvetica-Oblique" w:hint="eastAsia"/>
+                <w:i/>
+                <w:iCs/>
+                <w:kern w:val="0"/>
+                <w:szCs w:val="22"/>
+              </w:rPr>
+              <w:t>result</w:t>
+            </w:r>
+            <w:r>
+              <w:rPr>
+                <w:rFonts w:ascii="Helvetica-Oblique" w:hAnsi="Helvetica-Oblique" w:cs="Helvetica-Oblique"/>
+                <w:i/>
+                <w:iCs/>
+                <w:kern w:val="0"/>
+                <w:szCs w:val="22"/>
+              </w:rPr>
+              <w:t>. Execution time is one clock cycle.</w:t>
+            </w:r>
+          </w:p>
+          <w:p>
+            <w:pPr>
+              <w:autoSpaceDE w:val="0"/>
+              <w:autoSpaceDN w:val="0"/>
+              <w:adjustRightInd w:val="0"/>
+              <w:spacing w:after="0" w:line="240" w:lineRule="auto"/>
+              <w:jc w:val="both"/>
+              <w:rPr>
+                <w:rFonts w:ascii="Helvetica-Oblique" w:hAnsi="Helvetica-Oblique" w:cs="Helvetica-Oblique" w:hint="eastAsia"/>
+                <w:i/>
+                <w:iCs/>
+                <w:kern w:val="0"/>
+                <w:szCs w:val="22"/>
+              </w:rPr>
+            </w:pPr>
+          </w:p>
+          <w:p>
+            <w:pPr>
+              <w:autoSpaceDE w:val="0"/>
+              <w:autoSpaceDN w:val="0"/>
+              <w:adjustRightInd w:val="0"/>
+              <w:spacing w:after="0" w:line="240" w:lineRule="auto"/>
+              <w:jc w:val="both"/>
+              <w:rPr>
+                <w:rFonts w:ascii="Helvetica-Bold" w:hAnsi="Helvetica-Bold" w:cs="Helvetica-Bold"/>
+                <w:b/>
+                <w:bCs/>
                 <w:kern w:val="0"/>
                 <w:sz w:val="24"/>
               </w:rPr>
             </w:pPr>
             <w:r>
               <w:rPr>
-                <w:rFonts w:ascii="Helvetica" w:hAnsi="Helvetica" w:cs="Helvetica" w:hint="eastAsia"/>
+                <w:rFonts w:ascii="Helvetica-Oblique" w:hAnsi="Helvetica-Oblique" w:cs="Helvetica-Oblique" w:hint="eastAsia"/>
+                <w:i/>
+                <w:iCs/>
+                <w:kern w:val="0"/>
+                <w:szCs w:val="22"/>
+              </w:rPr>
+              <w:t xml:space="preserve">LOADI: </w:t>
+            </w:r>
+            <w:r>
+              <w:rPr>
+                <w:rFonts w:ascii="Helvetica-Oblique" w:hAnsi="Helvetica-Oblique" w:cs="Helvetica-Oblique"/>
+                <w:i/>
+                <w:iCs/>
+                <w:kern w:val="0"/>
+                <w:szCs w:val="22"/>
+              </w:rPr>
+              <w:t xml:space="preserve">Computes </w:t>
+            </w:r>
+            <w:r>
+              <w:rPr>
+                <w:rFonts w:ascii="Helvetica-Oblique" w:hAnsi="Helvetica-Oblique" w:cs="Helvetica-Oblique" w:hint="eastAsia"/>
+                <w:i/>
+                <w:iCs/>
+                <w:kern w:val="0"/>
+                <w:szCs w:val="22"/>
+              </w:rPr>
+              <w:t>the</w:t>
+            </w:r>
+            <w:r>
+              <w:rPr>
+                <w:rFonts w:ascii="Helvetica-Oblique" w:hAnsi="Helvetica-Oblique" w:cs="Helvetica-Oblique"/>
+                <w:i/>
+                <w:iCs/>
+                <w:kern w:val="0"/>
+                <w:szCs w:val="22"/>
+              </w:rPr>
+              <w:t xml:space="preserve"> ROM address by adding a </w:t>
+            </w:r>
+            <w:r>
+              <w:rPr>
+                <w:rFonts w:ascii="Helvetica-Oblique" w:hAnsi="Helvetica-Oblique" w:cs="Helvetica-Oblique" w:hint="eastAsia"/>
+                <w:i/>
+                <w:iCs/>
+                <w:kern w:val="0"/>
+                <w:szCs w:val="22"/>
+              </w:rPr>
+              <w:t>2</w:t>
+            </w:r>
+            <w:r>
+              <w:rPr>
+                <w:rFonts w:ascii="Helvetica-Oblique" w:hAnsi="Helvetica-Oblique" w:cs="Helvetica-Oblique"/>
+                <w:i/>
+                <w:iCs/>
+                <w:kern w:val="0"/>
+                <w:szCs w:val="22"/>
+              </w:rPr>
+              <w:t xml:space="preserve">'s complement immediate </w:t>
+            </w:r>
+            <w:r>
+              <w:rPr>
+                <w:rFonts w:ascii="Helvetica-Oblique" w:hAnsi="Helvetica-Oblique" w:cs="Helvetica-Oblique" w:hint="eastAsia"/>
+                <w:i/>
+                <w:iCs/>
+                <w:kern w:val="0"/>
+                <w:szCs w:val="22"/>
+              </w:rPr>
+              <w:t>value</w:t>
+            </w:r>
+            <w:r>
+              <w:rPr>
+                <w:rFonts w:ascii="Helvetica-Oblique" w:hAnsi="Helvetica-Oblique" w:cs="Helvetica-Oblique"/>
+                <w:i/>
+                <w:iCs/>
+                <w:kern w:val="0"/>
+                <w:szCs w:val="22"/>
+              </w:rPr>
+              <w:t xml:space="preserve"> to the </w:t>
+            </w:r>
+            <w:r>
+              <w:rPr>
+                <w:rFonts w:ascii="Helvetica-Oblique" w:hAnsi="Helvetica-Oblique" w:cs="Helvetica-Oblique" w:hint="eastAsia"/>
+                <w:i/>
+                <w:iCs/>
+                <w:kern w:val="0"/>
+                <w:szCs w:val="22"/>
+              </w:rPr>
+              <w:t xml:space="preserve">value in </w:t>
+            </w:r>
+            <w:r>
+              <w:rPr>
+                <w:rFonts w:ascii="Helvetica-Oblique" w:hAnsi="Helvetica-Oblique" w:cs="Helvetica-Oblique"/>
+                <w:i/>
+                <w:iCs/>
+                <w:kern w:val="0"/>
+                <w:szCs w:val="22"/>
+              </w:rPr>
+              <w:t xml:space="preserve">Rs </w:t>
+            </w:r>
+            <w:proofErr w:type="gramStart"/>
+            <w:r>
+              <w:rPr>
+                <w:rFonts w:ascii="Helvetica-Oblique" w:hAnsi="Helvetica-Oblique" w:cs="Helvetica-Oblique"/>
+                <w:i/>
+                <w:iCs/>
+                <w:kern w:val="0"/>
+                <w:szCs w:val="22"/>
+              </w:rPr>
+              <w:t>register, and</w:t>
+            </w:r>
+            <w:proofErr w:type="gramEnd"/>
+            <w:r>
+              <w:rPr>
+                <w:rFonts w:ascii="Helvetica-Oblique" w:hAnsi="Helvetica-Oblique" w:cs="Helvetica-Oblique"/>
+                <w:i/>
+                <w:iCs/>
+                <w:kern w:val="0"/>
+                <w:szCs w:val="22"/>
+              </w:rPr>
+              <w:t xml:space="preserve"> overwrites the Rd register with the data </w:t>
+            </w:r>
+            <w:r>
+              <w:rPr>
+                <w:rFonts w:ascii="Helvetica-Oblique" w:hAnsi="Helvetica-Oblique" w:cs="Helvetica-Oblique" w:hint="eastAsia"/>
+                <w:i/>
+                <w:iCs/>
+                <w:kern w:val="0"/>
+                <w:szCs w:val="22"/>
+              </w:rPr>
+              <w:t>read</w:t>
+            </w:r>
+            <w:r>
+              <w:rPr>
+                <w:rFonts w:ascii="Helvetica-Oblique" w:hAnsi="Helvetica-Oblique" w:cs="Helvetica-Oblique"/>
+                <w:i/>
+                <w:iCs/>
+                <w:kern w:val="0"/>
+                <w:szCs w:val="22"/>
+              </w:rPr>
+              <w:t xml:space="preserve"> from this address. Execution time is one clock cycle.</w:t>
+            </w:r>
+          </w:p>
+          <w:p>
+            <w:pPr>
+              <w:autoSpaceDE w:val="0"/>
+              <w:autoSpaceDN w:val="0"/>
+              <w:adjustRightInd w:val="0"/>
+              <w:spacing w:after="0" w:line="240" w:lineRule="auto"/>
+              <w:rPr>
+                <w:rFonts w:ascii="Helvetica-Bold" w:hAnsi="Helvetica-Bold" w:cs="Helvetica-Bold"/>
+                <w:b/>
+                <w:bCs/>
                 <w:kern w:val="0"/>
                 <w:sz w:val="24"/>
               </w:rPr>
-              <w:t>NOP</w:t>
-            </w:r>
-            <w:r>
-              <w:rPr>
-                <w:rFonts w:ascii="Helvetica" w:hAnsi="Helvetica" w:cs="Helvetica" w:hint="eastAsia"/>
-                <w:kern w:val="0"/>
-                <w:sz w:val="24"/>
-              </w:rPr>
-              <w:t>不会占用更多资源</w:t>
-            </w:r>
+            </w:pPr>
           </w:p>
         </w:tc>
       </w:tr>
@@ -854,6 +1549,9 @@
             <w:top w:val="none" w:sz="0" w:space="0" w:color="auto"/>
           </w:tblBorders>
         </w:tblPrEx>
+        <w:trPr>
+          <w:jc w:val="center"/>
+        </w:trPr>
         <w:tc>
           <w:tcPr>
             <w:tcW w:w="9016" w:type="dxa"/>
@@ -873,7 +1571,6 @@
               <w:autoSpaceDN w:val="0"/>
               <w:adjustRightInd w:val="0"/>
               <w:spacing w:after="0" w:line="240" w:lineRule="auto"/>
-              <w:ind w:right="-387"/>
               <w:jc w:val="center"/>
               <w:rPr>
                 <w:rFonts w:ascii="Helvetica-Bold" w:hAnsi="Helvetica-Bold" w:cs="Helvetica-Bold"/>
@@ -890,6 +1587,56 @@
                 <w:bCs/>
                 <w:kern w:val="0"/>
                 <w:sz w:val="24"/>
+              </w:rPr>
+              <w:lastRenderedPageBreak/>
+              <w:t>Instruction Format</w:t>
+            </w:r>
+          </w:p>
+          <w:p>
+            <w:pPr>
+              <w:autoSpaceDE w:val="0"/>
+              <w:autoSpaceDN w:val="0"/>
+              <w:adjustRightInd w:val="0"/>
+              <w:spacing w:after="0" w:line="240" w:lineRule="auto"/>
+              <w:jc w:val="center"/>
+              <w:rPr>
+                <w:rFonts w:ascii="Helvetica-Bold" w:hAnsi="Helvetica-Bold" w:cs="Helvetica-Bold" w:hint="eastAsia"/>
+                <w:b/>
+                <w:bCs/>
+                <w:kern w:val="0"/>
+                <w:sz w:val="24"/>
+              </w:rPr>
+            </w:pPr>
+            <w:r>
+              <w:rPr>
+                <w:rFonts w:ascii="Helvetica-Oblique" w:hAnsi="Helvetica-Oblique" w:cs="Helvetica-Oblique" w:hint="eastAsia"/>
+                <w:i/>
+                <w:iCs/>
+                <w:kern w:val="0"/>
+                <w:sz w:val="20"/>
+                <w:szCs w:val="20"/>
+              </w:rPr>
+              <w:t>Table</w:t>
+            </w:r>
+            <w:r>
+              <w:rPr>
+                <w:rFonts w:ascii="Helvetica-Oblique" w:hAnsi="Helvetica-Oblique" w:cs="Helvetica-Oblique" w:hint="eastAsia"/>
+                <w:i/>
+                <w:iCs/>
+                <w:kern w:val="0"/>
+                <w:sz w:val="20"/>
+                <w:szCs w:val="20"/>
+              </w:rPr>
+              <w:t xml:space="preserve"> 1.1 </w:t>
+            </w:r>
+            <w:r>
+              <w:rPr>
+                <w:rFonts w:ascii="Helvetica-Oblique" w:hAnsi="Helvetica-Oblique" w:cs="Helvetica-Oblique" w:hint="eastAsia"/>
+                <w:i/>
+                <w:iCs/>
+                <w:kern w:val="0"/>
+                <w:sz w:val="20"/>
+                <w:szCs w:val="20"/>
               </w:rPr>
               <w:t>Instruction Format</w:t>
             </w:r>
@@ -925,63 +1672,21 @@
                     <w:autoSpaceDN w:val="0"/>
                     <w:adjustRightInd w:val="0"/>
                     <w:spacing w:after="0" w:line="240" w:lineRule="auto"/>
-                    <w:ind w:right="-387"/>
                     <w:rPr>
-                      <w:rFonts w:ascii="Helvetica-Bold" w:hAnsi="Helvetica-Bold" w:cs="Helvetica-Bold"/>
-                      <w:kern w:val="0"/>
-                      <w:sz w:val="24"/>
-                    </w:rPr>
-                  </w:pPr>
-                </w:p>
-              </w:tc>
-              <w:tc>
-                <w:tcPr>
-                  <w:tcW w:w="1757" w:type="dxa"/>
-                </w:tcPr>
-                <w:p>
-                  <w:pPr>
-                    <w:autoSpaceDE w:val="0"/>
-                    <w:autoSpaceDN w:val="0"/>
-                    <w:adjustRightInd w:val="0"/>
-                    <w:spacing w:after="0" w:line="240" w:lineRule="auto"/>
-                    <w:ind w:right="-387"/>
-                    <w:rPr>
-                      <w:rFonts w:ascii="Helvetica-Bold" w:hAnsi="Helvetica-Bold" w:cs="Helvetica-Bold"/>
+                      <w:rFonts w:ascii="Helvetica-Bold" w:hAnsi="Helvetica-Bold" w:cs="Helvetica-Bold" w:hint="eastAsia"/>
                       <w:kern w:val="0"/>
                       <w:sz w:val="24"/>
                     </w:rPr>
                   </w:pPr>
                   <w:r>
                     <w:rPr>
-                      <w:rFonts w:ascii="Helvetica-Bold" w:hAnsi="Helvetica-Bold" w:cs="Helvetica-Bold" w:hint="eastAsia"/>
+                      <w:rFonts w:ascii="Helvetica-Oblique" w:hAnsi="Helvetica-Oblique" w:cs="Helvetica-Oblique" w:hint="eastAsia"/>
+                      <w:i/>
+                      <w:iCs/>
                       <w:kern w:val="0"/>
-                      <w:sz w:val="24"/>
+                      <w:szCs w:val="22"/>
                     </w:rPr>
-                    <w:t>1</w:t>
-                  </w:r>
-                  <w:r>
-                    <w:rPr>
-                      <w:rFonts w:ascii="Helvetica-Bold" w:hAnsi="Helvetica-Bold" w:cs="Helvetica-Bold" w:hint="eastAsia"/>
-                      <w:kern w:val="0"/>
-                      <w:sz w:val="24"/>
-                    </w:rPr>
-                    <w:t>1</w:t>
-                  </w:r>
-                  <w:r>
-                    <w:rPr>
-                      <w:rFonts w:ascii="Helvetica-Bold" w:hAnsi="Helvetica-Bold" w:cs="Helvetica-Bold" w:hint="eastAsia"/>
-                      <w:kern w:val="0"/>
-                      <w:sz w:val="24"/>
-                    </w:rPr>
-                    <w:t>-</w:t>
-                  </w:r>
-                  <w:r>
-                    <w:rPr>
-                      <w:rFonts w:ascii="Helvetica-Bold" w:hAnsi="Helvetica-Bold" w:cs="Helvetica-Bold" w:hint="eastAsia"/>
-                      <w:kern w:val="0"/>
-                      <w:sz w:val="24"/>
-                    </w:rPr>
-                    <w:t>10</w:t>
+                    <w:t>12 bits</w:t>
                   </w:r>
                 </w:p>
               </w:tc>
@@ -995,34 +1700,111 @@
                     <w:autoSpaceDN w:val="0"/>
                     <w:adjustRightInd w:val="0"/>
                     <w:spacing w:after="0" w:line="240" w:lineRule="auto"/>
-                    <w:ind w:right="-387"/>
                     <w:rPr>
-                      <w:rFonts w:ascii="Helvetica-Bold" w:hAnsi="Helvetica-Bold" w:cs="Helvetica-Bold"/>
+                      <w:rFonts w:ascii="Helvetica-Oblique" w:hAnsi="Helvetica-Oblique" w:cs="Helvetica-Oblique" w:hint="eastAsia"/>
+                      <w:i/>
+                      <w:iCs/>
                       <w:kern w:val="0"/>
-                      <w:sz w:val="24"/>
+                      <w:szCs w:val="22"/>
                     </w:rPr>
                   </w:pPr>
                   <w:r>
                     <w:rPr>
-                      <w:rFonts w:ascii="Helvetica-Bold" w:hAnsi="Helvetica-Bold" w:cs="Helvetica-Bold" w:hint="eastAsia"/>
+                      <w:rFonts w:ascii="Helvetica-Oblique" w:hAnsi="Helvetica-Oblique" w:cs="Helvetica-Oblique" w:hint="eastAsia"/>
+                      <w:i/>
+                      <w:iCs/>
                       <w:kern w:val="0"/>
-                      <w:sz w:val="24"/>
+                      <w:szCs w:val="22"/>
+                    </w:rPr>
+                    <w:t>1</w:t>
+                  </w:r>
+                  <w:r>
+                    <w:rPr>
+                      <w:rFonts w:ascii="Helvetica-Oblique" w:hAnsi="Helvetica-Oblique" w:cs="Helvetica-Oblique" w:hint="eastAsia"/>
+                      <w:i/>
+                      <w:iCs/>
+                      <w:kern w:val="0"/>
+                      <w:szCs w:val="22"/>
+                    </w:rPr>
+                    <w:t>1</w:t>
+                  </w:r>
+                  <w:r>
+                    <w:rPr>
+                      <w:rFonts w:ascii="Helvetica-Oblique" w:hAnsi="Helvetica-Oblique" w:cs="Helvetica-Oblique" w:hint="eastAsia"/>
+                      <w:i/>
+                      <w:iCs/>
+                      <w:kern w:val="0"/>
+                      <w:szCs w:val="22"/>
+                    </w:rPr>
+                    <w:t>-</w:t>
+                  </w:r>
+                  <w:r>
+                    <w:rPr>
+                      <w:rFonts w:ascii="Helvetica-Oblique" w:hAnsi="Helvetica-Oblique" w:cs="Helvetica-Oblique" w:hint="eastAsia"/>
+                      <w:i/>
+                      <w:iCs/>
+                      <w:kern w:val="0"/>
+                      <w:szCs w:val="22"/>
+                    </w:rPr>
+                    <w:t>10</w:t>
+                  </w:r>
+                  <w:r>
+                    <w:rPr>
+                      <w:rFonts w:ascii="Helvetica-Oblique" w:hAnsi="Helvetica-Oblique" w:cs="Helvetica-Oblique" w:hint="eastAsia"/>
+                      <w:i/>
+                      <w:iCs/>
+                      <w:kern w:val="0"/>
+                      <w:szCs w:val="22"/>
+                    </w:rPr>
+                    <w:t xml:space="preserve"> (opcode)</w:t>
+                  </w:r>
+                </w:p>
+              </w:tc>
+              <w:tc>
+                <w:tcPr>
+                  <w:tcW w:w="1757" w:type="dxa"/>
+                </w:tcPr>
+                <w:p>
+                  <w:pPr>
+                    <w:autoSpaceDE w:val="0"/>
+                    <w:autoSpaceDN w:val="0"/>
+                    <w:adjustRightInd w:val="0"/>
+                    <w:spacing w:after="0" w:line="240" w:lineRule="auto"/>
+                    <w:rPr>
+                      <w:rFonts w:ascii="Helvetica-Oblique" w:hAnsi="Helvetica-Oblique" w:cs="Helvetica-Oblique"/>
+                      <w:i/>
+                      <w:iCs/>
+                      <w:kern w:val="0"/>
+                      <w:szCs w:val="22"/>
+                    </w:rPr>
+                  </w:pPr>
+                  <w:r>
+                    <w:rPr>
+                      <w:rFonts w:ascii="Helvetica-Oblique" w:hAnsi="Helvetica-Oblique" w:cs="Helvetica-Oblique" w:hint="eastAsia"/>
+                      <w:i/>
+                      <w:iCs/>
+                      <w:kern w:val="0"/>
+                      <w:szCs w:val="22"/>
                     </w:rPr>
                     <w:t>9</w:t>
                   </w:r>
                   <w:r>
                     <w:rPr>
-                      <w:rFonts w:ascii="Helvetica-Bold" w:hAnsi="Helvetica-Bold" w:cs="Helvetica-Bold" w:hint="eastAsia"/>
+                      <w:rFonts w:ascii="Helvetica-Oblique" w:hAnsi="Helvetica-Oblique" w:cs="Helvetica-Oblique" w:hint="eastAsia"/>
+                      <w:i/>
+                      <w:iCs/>
                       <w:kern w:val="0"/>
-                      <w:sz w:val="24"/>
+                      <w:szCs w:val="22"/>
                     </w:rPr>
                     <w:t>-</w:t>
                   </w:r>
                   <w:r>
                     <w:rPr>
-                      <w:rFonts w:ascii="Helvetica-Bold" w:hAnsi="Helvetica-Bold" w:cs="Helvetica-Bold" w:hint="eastAsia"/>
+                      <w:rFonts w:ascii="Helvetica-Oblique" w:hAnsi="Helvetica-Oblique" w:cs="Helvetica-Oblique" w:hint="eastAsia"/>
+                      <w:i/>
+                      <w:iCs/>
                       <w:kern w:val="0"/>
-                      <w:sz w:val="24"/>
+                      <w:szCs w:val="22"/>
                     </w:rPr>
                     <w:t>8</w:t>
                   </w:r>
@@ -1038,34 +1820,41 @@
                     <w:autoSpaceDN w:val="0"/>
                     <w:adjustRightInd w:val="0"/>
                     <w:spacing w:after="0" w:line="240" w:lineRule="auto"/>
-                    <w:ind w:right="-387"/>
                     <w:rPr>
-                      <w:rFonts w:ascii="Helvetica-Bold" w:hAnsi="Helvetica-Bold" w:cs="Helvetica-Bold"/>
+                      <w:rFonts w:ascii="Helvetica-Oblique" w:hAnsi="Helvetica-Oblique" w:cs="Helvetica-Oblique"/>
+                      <w:i/>
+                      <w:iCs/>
                       <w:kern w:val="0"/>
-                      <w:sz w:val="24"/>
+                      <w:szCs w:val="22"/>
                     </w:rPr>
                   </w:pPr>
                   <w:r>
                     <w:rPr>
-                      <w:rFonts w:ascii="Helvetica-Bold" w:hAnsi="Helvetica-Bold" w:cs="Helvetica-Bold" w:hint="eastAsia"/>
+                      <w:rFonts w:ascii="Helvetica-Oblique" w:hAnsi="Helvetica-Oblique" w:cs="Helvetica-Oblique" w:hint="eastAsia"/>
+                      <w:i/>
+                      <w:iCs/>
                       <w:kern w:val="0"/>
-                      <w:sz w:val="24"/>
+                      <w:szCs w:val="22"/>
                     </w:rPr>
                     <w:t>7</w:t>
                   </w:r>
                   <w:r>
                     <w:rPr>
-                      <w:rFonts w:ascii="Helvetica-Bold" w:hAnsi="Helvetica-Bold" w:cs="Helvetica-Bold" w:hint="eastAsia"/>
+                      <w:rFonts w:ascii="Helvetica-Oblique" w:hAnsi="Helvetica-Oblique" w:cs="Helvetica-Oblique" w:hint="eastAsia"/>
+                      <w:i/>
+                      <w:iCs/>
                       <w:kern w:val="0"/>
-                      <w:sz w:val="24"/>
+                      <w:szCs w:val="22"/>
                     </w:rPr>
                     <w:t>-</w:t>
                   </w:r>
                   <w:r>
                     <w:rPr>
-                      <w:rFonts w:ascii="Helvetica-Bold" w:hAnsi="Helvetica-Bold" w:cs="Helvetica-Bold" w:hint="eastAsia"/>
+                      <w:rFonts w:ascii="Helvetica-Oblique" w:hAnsi="Helvetica-Oblique" w:cs="Helvetica-Oblique" w:hint="eastAsia"/>
+                      <w:i/>
+                      <w:iCs/>
                       <w:kern w:val="0"/>
-                      <w:sz w:val="24"/>
+                      <w:szCs w:val="22"/>
                     </w:rPr>
                     <w:t>6</w:t>
                   </w:r>
@@ -1081,26 +1870,31 @@
                     <w:autoSpaceDN w:val="0"/>
                     <w:adjustRightInd w:val="0"/>
                     <w:spacing w:after="0" w:line="240" w:lineRule="auto"/>
-                    <w:ind w:right="-387"/>
                     <w:rPr>
-                      <w:rFonts w:ascii="Helvetica-Bold" w:hAnsi="Helvetica-Bold" w:cs="Helvetica-Bold"/>
+                      <w:rFonts w:ascii="Helvetica-Oblique" w:hAnsi="Helvetica-Oblique" w:cs="Helvetica-Oblique"/>
+                      <w:i/>
+                      <w:iCs/>
                       <w:kern w:val="0"/>
-                      <w:sz w:val="24"/>
+                      <w:szCs w:val="22"/>
                     </w:rPr>
                   </w:pPr>
                   <w:r>
                     <w:rPr>
-                      <w:rFonts w:ascii="Helvetica-Bold" w:hAnsi="Helvetica-Bold" w:cs="Helvetica-Bold" w:hint="eastAsia"/>
+                      <w:rFonts w:ascii="Helvetica-Oblique" w:hAnsi="Helvetica-Oblique" w:cs="Helvetica-Oblique" w:hint="eastAsia"/>
+                      <w:i/>
+                      <w:iCs/>
                       <w:kern w:val="0"/>
-                      <w:sz w:val="24"/>
+                      <w:szCs w:val="22"/>
                     </w:rPr>
                     <w:t>5</w:t>
                   </w:r>
                   <w:r>
                     <w:rPr>
-                      <w:rFonts w:ascii="Helvetica-Bold" w:hAnsi="Helvetica-Bold" w:cs="Helvetica-Bold" w:hint="eastAsia"/>
+                      <w:rFonts w:ascii="Helvetica-Oblique" w:hAnsi="Helvetica-Oblique" w:cs="Helvetica-Oblique" w:hint="eastAsia"/>
+                      <w:i/>
+                      <w:iCs/>
                       <w:kern w:val="0"/>
-                      <w:sz w:val="24"/>
+                      <w:szCs w:val="22"/>
                     </w:rPr>
                     <w:t>-0</w:t>
                   </w:r>
@@ -1118,18 +1912,21 @@
                     <w:autoSpaceDN w:val="0"/>
                     <w:adjustRightInd w:val="0"/>
                     <w:spacing w:after="0" w:line="240" w:lineRule="auto"/>
-                    <w:ind w:right="-387"/>
                     <w:rPr>
-                      <w:rFonts w:ascii="Helvetica-Bold" w:hAnsi="Helvetica-Bold" w:cs="Helvetica-Bold"/>
+                      <w:rFonts w:ascii="Helvetica-Oblique" w:hAnsi="Helvetica-Oblique" w:cs="Helvetica-Oblique"/>
+                      <w:i/>
+                      <w:iCs/>
                       <w:kern w:val="0"/>
-                      <w:sz w:val="24"/>
+                      <w:szCs w:val="22"/>
                     </w:rPr>
                   </w:pPr>
                   <w:r>
                     <w:rPr>
-                      <w:rFonts w:ascii="Helvetica-Bold" w:hAnsi="Helvetica-Bold" w:cs="Helvetica-Bold" w:hint="eastAsia"/>
+                      <w:rFonts w:ascii="Helvetica-Oblique" w:hAnsi="Helvetica-Oblique" w:cs="Helvetica-Oblique" w:hint="eastAsia"/>
+                      <w:i/>
+                      <w:iCs/>
                       <w:kern w:val="0"/>
-                      <w:sz w:val="24"/>
+                      <w:szCs w:val="22"/>
                     </w:rPr>
                     <w:t>NOP</w:t>
                   </w:r>
@@ -1145,18 +1942,21 @@
                     <w:autoSpaceDN w:val="0"/>
                     <w:adjustRightInd w:val="0"/>
                     <w:spacing w:after="0" w:line="240" w:lineRule="auto"/>
-                    <w:ind w:right="-387"/>
                     <w:rPr>
-                      <w:rFonts w:ascii="Helvetica-Bold" w:hAnsi="Helvetica-Bold" w:cs="Helvetica-Bold"/>
+                      <w:rFonts w:ascii="Helvetica-Oblique" w:hAnsi="Helvetica-Oblique" w:cs="Helvetica-Oblique"/>
+                      <w:i/>
+                      <w:iCs/>
                       <w:kern w:val="0"/>
-                      <w:sz w:val="24"/>
+                      <w:szCs w:val="22"/>
                     </w:rPr>
                   </w:pPr>
                   <w:r>
                     <w:rPr>
-                      <w:rFonts w:ascii="Helvetica-Bold" w:hAnsi="Helvetica-Bold" w:cs="Helvetica-Bold" w:hint="eastAsia"/>
+                      <w:rFonts w:ascii="Helvetica-Oblique" w:hAnsi="Helvetica-Oblique" w:cs="Helvetica-Oblique" w:hint="eastAsia"/>
+                      <w:i/>
+                      <w:iCs/>
                       <w:kern w:val="0"/>
-                      <w:sz w:val="24"/>
+                      <w:szCs w:val="22"/>
                     </w:rPr>
                     <w:t>00</w:t>
                   </w:r>
@@ -1172,28 +1972,23 @@
                     <w:autoSpaceDN w:val="0"/>
                     <w:adjustRightInd w:val="0"/>
                     <w:spacing w:after="0" w:line="240" w:lineRule="auto"/>
-                    <w:ind w:right="-387"/>
                     <w:rPr>
-                      <w:rFonts w:ascii="Helvetica-Bold" w:hAnsi="Helvetica-Bold" w:cs="Helvetica-Bold" w:hint="eastAsia"/>
+                      <w:rFonts w:ascii="Helvetica-Oblique" w:hAnsi="Helvetica-Oblique" w:cs="Helvetica-Oblique" w:hint="eastAsia"/>
+                      <w:i/>
+                      <w:iCs/>
                       <w:kern w:val="0"/>
-                      <w:sz w:val="24"/>
+                      <w:szCs w:val="22"/>
                     </w:rPr>
                   </w:pPr>
                   <w:r>
                     <w:rPr>
-                      <w:rFonts w:ascii="Helvetica-Bold" w:hAnsi="Helvetica-Bold" w:cs="Helvetica-Bold" w:hint="eastAsia"/>
+                      <w:rFonts w:ascii="Helvetica-Oblique" w:hAnsi="Helvetica-Oblique" w:cs="Helvetica-Oblique" w:hint="eastAsia"/>
+                      <w:i/>
+                      <w:iCs/>
                       <w:kern w:val="0"/>
-                      <w:sz w:val="24"/>
+                      <w:szCs w:val="22"/>
                     </w:rPr>
-                    <w:t>‘</w:t>
-                  </w:r>
-                  <w:r>
-                    <w:rPr>
-                      <w:rFonts w:ascii="Helvetica-Bold" w:hAnsi="Helvetica-Bold" w:cs="Helvetica-Bold" w:hint="eastAsia"/>
-                      <w:kern w:val="0"/>
-                      <w:sz w:val="24"/>
-                    </w:rPr>
-                    <w:t>0</w:t>
+                    <w:t>00</w:t>
                   </w:r>
                 </w:p>
               </w:tc>
@@ -1207,28 +2002,23 @@
                     <w:autoSpaceDN w:val="0"/>
                     <w:adjustRightInd w:val="0"/>
                     <w:spacing w:after="0" w:line="240" w:lineRule="auto"/>
-                    <w:ind w:right="-387"/>
                     <w:rPr>
-                      <w:rFonts w:ascii="Helvetica-Bold" w:hAnsi="Helvetica-Bold" w:cs="Helvetica-Bold" w:hint="eastAsia"/>
+                      <w:rFonts w:ascii="Helvetica-Oblique" w:hAnsi="Helvetica-Oblique" w:cs="Helvetica-Oblique" w:hint="eastAsia"/>
+                      <w:i/>
+                      <w:iCs/>
                       <w:kern w:val="0"/>
-                      <w:sz w:val="24"/>
+                      <w:szCs w:val="22"/>
                     </w:rPr>
                   </w:pPr>
                   <w:r>
                     <w:rPr>
-                      <w:rFonts w:ascii="Helvetica-Bold" w:hAnsi="Helvetica-Bold" w:cs="Helvetica-Bold" w:hint="eastAsia"/>
+                      <w:rFonts w:ascii="Helvetica-Oblique" w:hAnsi="Helvetica-Oblique" w:cs="Helvetica-Oblique" w:hint="eastAsia"/>
+                      <w:i/>
+                      <w:iCs/>
                       <w:kern w:val="0"/>
-                      <w:sz w:val="24"/>
+                      <w:szCs w:val="22"/>
                     </w:rPr>
-                    <w:t>‘</w:t>
-                  </w:r>
-                  <w:r>
-                    <w:rPr>
-                      <w:rFonts w:ascii="Helvetica-Bold" w:hAnsi="Helvetica-Bold" w:cs="Helvetica-Bold" w:hint="eastAsia"/>
-                      <w:kern w:val="0"/>
-                      <w:sz w:val="24"/>
-                    </w:rPr>
-                    <w:t>0</w:t>
+                    <w:t>00</w:t>
                   </w:r>
                 </w:p>
               </w:tc>
@@ -1242,26 +2032,31 @@
                     <w:autoSpaceDN w:val="0"/>
                     <w:adjustRightInd w:val="0"/>
                     <w:spacing w:after="0" w:line="240" w:lineRule="auto"/>
-                    <w:ind w:right="-387"/>
                     <w:rPr>
-                      <w:rFonts w:ascii="Helvetica-Bold" w:hAnsi="Helvetica-Bold" w:cs="Helvetica-Bold" w:hint="eastAsia"/>
+                      <w:rFonts w:ascii="Helvetica-Oblique" w:hAnsi="Helvetica-Oblique" w:cs="Helvetica-Oblique" w:hint="eastAsia"/>
+                      <w:i/>
+                      <w:iCs/>
                       <w:kern w:val="0"/>
-                      <w:sz w:val="24"/>
+                      <w:szCs w:val="22"/>
                     </w:rPr>
                   </w:pPr>
                   <w:r>
                     <w:rPr>
-                      <w:rFonts w:ascii="Helvetica-Bold" w:hAnsi="Helvetica-Bold" w:cs="Helvetica-Bold" w:hint="eastAsia"/>
+                      <w:rFonts w:ascii="Helvetica-Oblique" w:hAnsi="Helvetica-Oblique" w:cs="Helvetica-Oblique" w:hint="eastAsia"/>
+                      <w:i/>
+                      <w:iCs/>
                       <w:kern w:val="0"/>
-                      <w:sz w:val="24"/>
+                      <w:szCs w:val="22"/>
                     </w:rPr>
-                    <w:t>‘</w:t>
+                    <w:t>00000</w:t>
                   </w:r>
                   <w:r>
                     <w:rPr>
-                      <w:rFonts w:ascii="Helvetica-Bold" w:hAnsi="Helvetica-Bold" w:cs="Helvetica-Bold" w:hint="eastAsia"/>
+                      <w:rFonts w:ascii="Helvetica-Oblique" w:hAnsi="Helvetica-Oblique" w:cs="Helvetica-Oblique" w:hint="eastAsia"/>
+                      <w:i/>
+                      <w:iCs/>
                       <w:kern w:val="0"/>
-                      <w:sz w:val="24"/>
+                      <w:szCs w:val="22"/>
                     </w:rPr>
                     <w:t>0</w:t>
                   </w:r>
@@ -1279,18 +2074,21 @@
                     <w:autoSpaceDN w:val="0"/>
                     <w:adjustRightInd w:val="0"/>
                     <w:spacing w:after="0" w:line="240" w:lineRule="auto"/>
-                    <w:ind w:right="-387"/>
                     <w:rPr>
-                      <w:rFonts w:ascii="Helvetica-Bold" w:hAnsi="Helvetica-Bold" w:cs="Helvetica-Bold"/>
+                      <w:rFonts w:ascii="Helvetica-Oblique" w:hAnsi="Helvetica-Oblique" w:cs="Helvetica-Oblique"/>
+                      <w:i/>
+                      <w:iCs/>
                       <w:kern w:val="0"/>
-                      <w:sz w:val="24"/>
+                      <w:szCs w:val="22"/>
                     </w:rPr>
                   </w:pPr>
                   <w:r>
                     <w:rPr>
-                      <w:rFonts w:ascii="Helvetica-Bold" w:hAnsi="Helvetica-Bold" w:cs="Helvetica-Bold" w:hint="eastAsia"/>
+                      <w:rFonts w:ascii="Helvetica-Oblique" w:hAnsi="Helvetica-Oblique" w:cs="Helvetica-Oblique" w:hint="eastAsia"/>
+                      <w:i/>
+                      <w:iCs/>
                       <w:kern w:val="0"/>
-                      <w:sz w:val="24"/>
+                      <w:szCs w:val="22"/>
                     </w:rPr>
                     <w:t>ADD</w:t>
                   </w:r>
@@ -1306,18 +2104,21 @@
                     <w:autoSpaceDN w:val="0"/>
                     <w:adjustRightInd w:val="0"/>
                     <w:spacing w:after="0" w:line="240" w:lineRule="auto"/>
-                    <w:ind w:right="-387"/>
                     <w:rPr>
-                      <w:rFonts w:ascii="Helvetica-Bold" w:hAnsi="Helvetica-Bold" w:cs="Helvetica-Bold"/>
+                      <w:rFonts w:ascii="Helvetica-Oblique" w:hAnsi="Helvetica-Oblique" w:cs="Helvetica-Oblique"/>
+                      <w:i/>
+                      <w:iCs/>
                       <w:kern w:val="0"/>
-                      <w:sz w:val="24"/>
+                      <w:szCs w:val="22"/>
                     </w:rPr>
                   </w:pPr>
                   <w:r>
                     <w:rPr>
-                      <w:rFonts w:ascii="Helvetica-Bold" w:hAnsi="Helvetica-Bold" w:cs="Helvetica-Bold" w:hint="eastAsia"/>
+                      <w:rFonts w:ascii="Helvetica-Oblique" w:hAnsi="Helvetica-Oblique" w:cs="Helvetica-Oblique" w:hint="eastAsia"/>
+                      <w:i/>
+                      <w:iCs/>
                       <w:kern w:val="0"/>
-                      <w:sz w:val="24"/>
+                      <w:szCs w:val="22"/>
                     </w:rPr>
                     <w:t>01</w:t>
                   </w:r>
@@ -1333,18 +2134,21 @@
                     <w:autoSpaceDN w:val="0"/>
                     <w:adjustRightInd w:val="0"/>
                     <w:spacing w:after="0" w:line="240" w:lineRule="auto"/>
-                    <w:ind w:right="-387"/>
                     <w:rPr>
-                      <w:rFonts w:ascii="Helvetica-Bold" w:hAnsi="Helvetica-Bold" w:cs="Helvetica-Bold"/>
+                      <w:rFonts w:ascii="Helvetica-Oblique" w:hAnsi="Helvetica-Oblique" w:cs="Helvetica-Oblique"/>
+                      <w:i/>
+                      <w:iCs/>
                       <w:kern w:val="0"/>
-                      <w:sz w:val="24"/>
+                      <w:szCs w:val="22"/>
                     </w:rPr>
                   </w:pPr>
                   <w:r>
                     <w:rPr>
-                      <w:rFonts w:ascii="Helvetica-Bold" w:hAnsi="Helvetica-Bold" w:cs="Helvetica-Bold" w:hint="eastAsia"/>
+                      <w:rFonts w:ascii="Helvetica-Oblique" w:hAnsi="Helvetica-Oblique" w:cs="Helvetica-Oblique" w:hint="eastAsia"/>
+                      <w:i/>
+                      <w:iCs/>
                       <w:kern w:val="0"/>
-                      <w:sz w:val="24"/>
+                      <w:szCs w:val="22"/>
                     </w:rPr>
                     <w:t>Rd</w:t>
                   </w:r>
@@ -1360,18 +2164,21 @@
                     <w:autoSpaceDN w:val="0"/>
                     <w:adjustRightInd w:val="0"/>
                     <w:spacing w:after="0" w:line="240" w:lineRule="auto"/>
-                    <w:ind w:right="-387"/>
                     <w:rPr>
-                      <w:rFonts w:ascii="Helvetica-Bold" w:hAnsi="Helvetica-Bold" w:cs="Helvetica-Bold"/>
+                      <w:rFonts w:ascii="Helvetica-Oblique" w:hAnsi="Helvetica-Oblique" w:cs="Helvetica-Oblique"/>
+                      <w:i/>
+                      <w:iCs/>
                       <w:kern w:val="0"/>
-                      <w:sz w:val="24"/>
+                      <w:szCs w:val="22"/>
                     </w:rPr>
                   </w:pPr>
                   <w:r>
                     <w:rPr>
-                      <w:rFonts w:ascii="Helvetica-Bold" w:hAnsi="Helvetica-Bold" w:cs="Helvetica-Bold" w:hint="eastAsia"/>
+                      <w:rFonts w:ascii="Helvetica-Oblique" w:hAnsi="Helvetica-Oblique" w:cs="Helvetica-Oblique" w:hint="eastAsia"/>
+                      <w:i/>
+                      <w:iCs/>
                       <w:kern w:val="0"/>
-                      <w:sz w:val="24"/>
+                      <w:szCs w:val="22"/>
                     </w:rPr>
                     <w:t>Rs</w:t>
                   </w:r>
@@ -1387,20 +2194,23 @@
                     <w:autoSpaceDN w:val="0"/>
                     <w:adjustRightInd w:val="0"/>
                     <w:spacing w:after="0" w:line="240" w:lineRule="auto"/>
-                    <w:ind w:right="-387"/>
                     <w:rPr>
-                      <w:rFonts w:ascii="Helvetica-Bold" w:hAnsi="Helvetica-Bold" w:cs="Helvetica-Bold" w:hint="eastAsia"/>
+                      <w:rFonts w:ascii="Helvetica-Oblique" w:hAnsi="Helvetica-Oblique" w:cs="Helvetica-Oblique"/>
+                      <w:i/>
+                      <w:iCs/>
                       <w:kern w:val="0"/>
-                      <w:sz w:val="24"/>
+                      <w:szCs w:val="22"/>
                     </w:rPr>
                   </w:pPr>
                   <w:r>
                     <w:rPr>
-                      <w:rFonts w:ascii="Helvetica-Bold" w:hAnsi="Helvetica-Bold" w:cs="Helvetica-Bold" w:hint="eastAsia"/>
+                      <w:rFonts w:ascii="Helvetica-Oblique" w:hAnsi="Helvetica-Oblique" w:cs="Helvetica-Oblique"/>
+                      <w:i/>
+                      <w:iCs/>
                       <w:kern w:val="0"/>
-                      <w:sz w:val="24"/>
+                      <w:szCs w:val="22"/>
                     </w:rPr>
-                    <w:t>/</w:t>
+                    <w:t>(Ignored)</w:t>
                   </w:r>
                 </w:p>
               </w:tc>
@@ -1416,26 +2226,31 @@
                     <w:autoSpaceDN w:val="0"/>
                     <w:adjustRightInd w:val="0"/>
                     <w:spacing w:after="0" w:line="240" w:lineRule="auto"/>
-                    <w:ind w:right="-387"/>
                     <w:rPr>
-                      <w:rFonts w:ascii="Helvetica-Bold" w:hAnsi="Helvetica-Bold" w:cs="Helvetica-Bold"/>
+                      <w:rFonts w:ascii="Helvetica-Oblique" w:hAnsi="Helvetica-Oblique" w:cs="Helvetica-Oblique"/>
+                      <w:i/>
+                      <w:iCs/>
                       <w:kern w:val="0"/>
-                      <w:sz w:val="24"/>
+                      <w:szCs w:val="22"/>
                     </w:rPr>
                   </w:pPr>
                   <w:r>
                     <w:rPr>
-                      <w:rFonts w:ascii="Helvetica-Bold" w:hAnsi="Helvetica-Bold" w:cs="Helvetica-Bold" w:hint="eastAsia"/>
+                      <w:rFonts w:ascii="Helvetica-Oblique" w:hAnsi="Helvetica-Oblique" w:cs="Helvetica-Oblique" w:hint="eastAsia"/>
+                      <w:i/>
+                      <w:iCs/>
                       <w:kern w:val="0"/>
-                      <w:sz w:val="24"/>
+                      <w:szCs w:val="22"/>
                     </w:rPr>
                     <w:t>MUL</w:t>
                   </w:r>
                   <w:r>
                     <w:rPr>
-                      <w:rFonts w:ascii="Helvetica-Bold" w:hAnsi="Helvetica-Bold" w:cs="Helvetica-Bold" w:hint="eastAsia"/>
+                      <w:rFonts w:ascii="Helvetica-Oblique" w:hAnsi="Helvetica-Oblique" w:cs="Helvetica-Oblique" w:hint="eastAsia"/>
+                      <w:i/>
+                      <w:iCs/>
                       <w:kern w:val="0"/>
-                      <w:sz w:val="24"/>
+                      <w:szCs w:val="22"/>
                     </w:rPr>
                     <w:t>I</w:t>
                   </w:r>
@@ -1451,18 +2266,21 @@
                     <w:autoSpaceDN w:val="0"/>
                     <w:adjustRightInd w:val="0"/>
                     <w:spacing w:after="0" w:line="240" w:lineRule="auto"/>
-                    <w:ind w:right="-387"/>
                     <w:rPr>
-                      <w:rFonts w:ascii="Helvetica-Bold" w:hAnsi="Helvetica-Bold" w:cs="Helvetica-Bold"/>
+                      <w:rFonts w:ascii="Helvetica-Oblique" w:hAnsi="Helvetica-Oblique" w:cs="Helvetica-Oblique"/>
+                      <w:i/>
+                      <w:iCs/>
                       <w:kern w:val="0"/>
-                      <w:sz w:val="24"/>
+                      <w:szCs w:val="22"/>
                     </w:rPr>
                   </w:pPr>
                   <w:r>
                     <w:rPr>
-                      <w:rFonts w:ascii="Helvetica-Bold" w:hAnsi="Helvetica-Bold" w:cs="Helvetica-Bold" w:hint="eastAsia"/>
+                      <w:rFonts w:ascii="Helvetica-Oblique" w:hAnsi="Helvetica-Oblique" w:cs="Helvetica-Oblique" w:hint="eastAsia"/>
+                      <w:i/>
+                      <w:iCs/>
                       <w:kern w:val="0"/>
-                      <w:sz w:val="24"/>
+                      <w:szCs w:val="22"/>
                     </w:rPr>
                     <w:t>10</w:t>
                   </w:r>
@@ -1478,18 +2296,21 @@
                     <w:autoSpaceDN w:val="0"/>
                     <w:adjustRightInd w:val="0"/>
                     <w:spacing w:after="0" w:line="240" w:lineRule="auto"/>
-                    <w:ind w:right="-387"/>
                     <w:rPr>
-                      <w:rFonts w:ascii="Helvetica-Bold" w:hAnsi="Helvetica-Bold" w:cs="Helvetica-Bold"/>
+                      <w:rFonts w:ascii="Helvetica-Oblique" w:hAnsi="Helvetica-Oblique" w:cs="Helvetica-Oblique"/>
+                      <w:i/>
+                      <w:iCs/>
                       <w:kern w:val="0"/>
-                      <w:sz w:val="24"/>
+                      <w:szCs w:val="22"/>
                     </w:rPr>
                   </w:pPr>
                   <w:r>
                     <w:rPr>
-                      <w:rFonts w:ascii="Helvetica-Bold" w:hAnsi="Helvetica-Bold" w:cs="Helvetica-Bold" w:hint="eastAsia"/>
+                      <w:rFonts w:ascii="Helvetica-Oblique" w:hAnsi="Helvetica-Oblique" w:cs="Helvetica-Oblique" w:hint="eastAsia"/>
+                      <w:i/>
+                      <w:iCs/>
                       <w:kern w:val="0"/>
-                      <w:sz w:val="24"/>
+                      <w:szCs w:val="22"/>
                     </w:rPr>
                     <w:t>Rd</w:t>
                   </w:r>
@@ -1505,18 +2326,21 @@
                     <w:autoSpaceDN w:val="0"/>
                     <w:adjustRightInd w:val="0"/>
                     <w:spacing w:after="0" w:line="240" w:lineRule="auto"/>
-                    <w:ind w:right="-387"/>
                     <w:rPr>
-                      <w:rFonts w:ascii="Helvetica-Bold" w:hAnsi="Helvetica-Bold" w:cs="Helvetica-Bold" w:hint="eastAsia"/>
+                      <w:rFonts w:ascii="Helvetica-Oblique" w:hAnsi="Helvetica-Oblique" w:cs="Helvetica-Oblique"/>
+                      <w:i/>
+                      <w:iCs/>
                       <w:kern w:val="0"/>
-                      <w:sz w:val="24"/>
+                      <w:szCs w:val="22"/>
                     </w:rPr>
                   </w:pPr>
                   <w:r>
                     <w:rPr>
-                      <w:rFonts w:ascii="Helvetica-Bold" w:hAnsi="Helvetica-Bold" w:cs="Helvetica-Bold" w:hint="eastAsia"/>
+                      <w:rFonts w:ascii="Helvetica-Oblique" w:hAnsi="Helvetica-Oblique" w:cs="Helvetica-Oblique" w:hint="eastAsia"/>
+                      <w:i/>
+                      <w:iCs/>
                       <w:kern w:val="0"/>
-                      <w:sz w:val="24"/>
+                      <w:szCs w:val="22"/>
                     </w:rPr>
                     <w:t>Rs</w:t>
                   </w:r>
@@ -1532,26 +2356,31 @@
                     <w:autoSpaceDN w:val="0"/>
                     <w:adjustRightInd w:val="0"/>
                     <w:spacing w:after="0" w:line="240" w:lineRule="auto"/>
-                    <w:ind w:right="-387"/>
                     <w:rPr>
-                      <w:rFonts w:ascii="Helvetica-Bold" w:hAnsi="Helvetica-Bold" w:cs="Helvetica-Bold"/>
+                      <w:rFonts w:ascii="Helvetica-Oblique" w:hAnsi="Helvetica-Oblique" w:cs="Helvetica-Oblique"/>
+                      <w:i/>
+                      <w:iCs/>
                       <w:kern w:val="0"/>
-                      <w:sz w:val="24"/>
+                      <w:szCs w:val="22"/>
                     </w:rPr>
                   </w:pPr>
                   <w:r>
                     <w:rPr>
-                      <w:rFonts w:ascii="Helvetica-Bold" w:hAnsi="Helvetica-Bold" w:cs="Helvetica-Bold" w:hint="eastAsia"/>
+                      <w:rFonts w:ascii="Helvetica-Oblique" w:hAnsi="Helvetica-Oblique" w:cs="Helvetica-Oblique" w:hint="eastAsia"/>
+                      <w:i/>
+                      <w:iCs/>
                       <w:kern w:val="0"/>
-                      <w:sz w:val="24"/>
+                      <w:szCs w:val="22"/>
                     </w:rPr>
                     <w:t>I</w:t>
                   </w:r>
                   <w:r>
                     <w:rPr>
-                      <w:rFonts w:ascii="Helvetica-Bold" w:hAnsi="Helvetica-Bold" w:cs="Helvetica-Bold" w:hint="eastAsia"/>
+                      <w:rFonts w:ascii="Helvetica-Oblique" w:hAnsi="Helvetica-Oblique" w:cs="Helvetica-Oblique" w:hint="eastAsia"/>
+                      <w:i/>
+                      <w:iCs/>
                       <w:kern w:val="0"/>
-                      <w:sz w:val="24"/>
+                      <w:szCs w:val="22"/>
                     </w:rPr>
                     <w:t>mm</w:t>
                   </w:r>
@@ -1569,26 +2398,31 @@
                     <w:autoSpaceDN w:val="0"/>
                     <w:adjustRightInd w:val="0"/>
                     <w:spacing w:after="0" w:line="240" w:lineRule="auto"/>
-                    <w:ind w:right="-387"/>
                     <w:rPr>
-                      <w:rFonts w:ascii="Helvetica-Bold" w:hAnsi="Helvetica-Bold" w:cs="Helvetica-Bold" w:hint="eastAsia"/>
+                      <w:rFonts w:ascii="Helvetica-Oblique" w:hAnsi="Helvetica-Oblique" w:cs="Helvetica-Oblique"/>
+                      <w:i/>
+                      <w:iCs/>
                       <w:kern w:val="0"/>
-                      <w:sz w:val="24"/>
+                      <w:szCs w:val="22"/>
                     </w:rPr>
                   </w:pPr>
                   <w:r>
                     <w:rPr>
-                      <w:rFonts w:ascii="Helvetica-Bold" w:hAnsi="Helvetica-Bold" w:cs="Helvetica-Bold" w:hint="eastAsia"/>
+                      <w:rFonts w:ascii="Helvetica-Oblique" w:hAnsi="Helvetica-Oblique" w:cs="Helvetica-Oblique" w:hint="eastAsia"/>
+                      <w:i/>
+                      <w:iCs/>
                       <w:kern w:val="0"/>
-                      <w:sz w:val="24"/>
+                      <w:szCs w:val="22"/>
                     </w:rPr>
                     <w:t>LOAD</w:t>
                   </w:r>
                   <w:r>
                     <w:rPr>
-                      <w:rFonts w:ascii="Helvetica-Bold" w:hAnsi="Helvetica-Bold" w:cs="Helvetica-Bold" w:hint="eastAsia"/>
+                      <w:rFonts w:ascii="Helvetica-Oblique" w:hAnsi="Helvetica-Oblique" w:cs="Helvetica-Oblique" w:hint="eastAsia"/>
+                      <w:i/>
+                      <w:iCs/>
                       <w:kern w:val="0"/>
-                      <w:sz w:val="24"/>
+                      <w:szCs w:val="22"/>
                     </w:rPr>
                     <w:t>I</w:t>
                   </w:r>
@@ -1604,26 +2438,31 @@
                     <w:autoSpaceDN w:val="0"/>
                     <w:adjustRightInd w:val="0"/>
                     <w:spacing w:after="0" w:line="240" w:lineRule="auto"/>
-                    <w:ind w:right="-387"/>
                     <w:rPr>
-                      <w:rFonts w:ascii="Helvetica-Bold" w:hAnsi="Helvetica-Bold" w:cs="Helvetica-Bold"/>
+                      <w:rFonts w:ascii="Helvetica-Oblique" w:hAnsi="Helvetica-Oblique" w:cs="Helvetica-Oblique"/>
+                      <w:i/>
+                      <w:iCs/>
                       <w:kern w:val="0"/>
-                      <w:sz w:val="24"/>
+                      <w:szCs w:val="22"/>
                     </w:rPr>
                   </w:pPr>
                   <w:r>
                     <w:rPr>
-                      <w:rFonts w:ascii="Helvetica-Bold" w:hAnsi="Helvetica-Bold" w:cs="Helvetica-Bold" w:hint="eastAsia"/>
+                      <w:rFonts w:ascii="Helvetica-Oblique" w:hAnsi="Helvetica-Oblique" w:cs="Helvetica-Oblique" w:hint="eastAsia"/>
+                      <w:i/>
+                      <w:iCs/>
                       <w:kern w:val="0"/>
-                      <w:sz w:val="24"/>
+                      <w:szCs w:val="22"/>
                     </w:rPr>
                     <w:t>1</w:t>
                   </w:r>
                   <w:r>
                     <w:rPr>
-                      <w:rFonts w:ascii="Helvetica-Bold" w:hAnsi="Helvetica-Bold" w:cs="Helvetica-Bold" w:hint="eastAsia"/>
+                      <w:rFonts w:ascii="Helvetica-Oblique" w:hAnsi="Helvetica-Oblique" w:cs="Helvetica-Oblique" w:hint="eastAsia"/>
+                      <w:i/>
+                      <w:iCs/>
                       <w:kern w:val="0"/>
-                      <w:sz w:val="24"/>
+                      <w:szCs w:val="22"/>
                     </w:rPr>
                     <w:t>1</w:t>
                   </w:r>
@@ -1639,26 +2478,31 @@
                     <w:autoSpaceDN w:val="0"/>
                     <w:adjustRightInd w:val="0"/>
                     <w:spacing w:after="0" w:line="240" w:lineRule="auto"/>
-                    <w:ind w:right="-387"/>
                     <w:rPr>
-                      <w:rFonts w:ascii="Helvetica-Bold" w:hAnsi="Helvetica-Bold" w:cs="Helvetica-Bold"/>
+                      <w:rFonts w:ascii="Helvetica-Oblique" w:hAnsi="Helvetica-Oblique" w:cs="Helvetica-Oblique"/>
+                      <w:i/>
+                      <w:iCs/>
                       <w:kern w:val="0"/>
-                      <w:sz w:val="24"/>
+                      <w:szCs w:val="22"/>
                     </w:rPr>
                   </w:pPr>
                   <w:r>
                     <w:rPr>
-                      <w:rFonts w:ascii="Helvetica-Bold" w:hAnsi="Helvetica-Bold" w:cs="Helvetica-Bold" w:hint="eastAsia"/>
+                      <w:rFonts w:ascii="Helvetica-Oblique" w:hAnsi="Helvetica-Oblique" w:cs="Helvetica-Oblique" w:hint="eastAsia"/>
+                      <w:i/>
+                      <w:iCs/>
                       <w:kern w:val="0"/>
-                      <w:sz w:val="24"/>
+                      <w:szCs w:val="22"/>
                     </w:rPr>
                     <w:t>R</w:t>
                   </w:r>
                   <w:r>
                     <w:rPr>
-                      <w:rFonts w:ascii="Helvetica-Bold" w:hAnsi="Helvetica-Bold" w:cs="Helvetica-Bold" w:hint="eastAsia"/>
+                      <w:rFonts w:ascii="Helvetica-Oblique" w:hAnsi="Helvetica-Oblique" w:cs="Helvetica-Oblique" w:hint="eastAsia"/>
+                      <w:i/>
+                      <w:iCs/>
                       <w:kern w:val="0"/>
-                      <w:sz w:val="24"/>
+                      <w:szCs w:val="22"/>
                     </w:rPr>
                     <w:t>d</w:t>
                   </w:r>
@@ -1674,26 +2518,31 @@
                     <w:autoSpaceDN w:val="0"/>
                     <w:adjustRightInd w:val="0"/>
                     <w:spacing w:after="0" w:line="240" w:lineRule="auto"/>
-                    <w:ind w:right="-387"/>
                     <w:rPr>
-                      <w:rFonts w:ascii="Helvetica-Bold" w:hAnsi="Helvetica-Bold" w:cs="Helvetica-Bold"/>
+                      <w:rFonts w:ascii="Helvetica-Oblique" w:hAnsi="Helvetica-Oblique" w:cs="Helvetica-Oblique"/>
+                      <w:i/>
+                      <w:iCs/>
                       <w:kern w:val="0"/>
-                      <w:sz w:val="24"/>
+                      <w:szCs w:val="22"/>
                     </w:rPr>
                   </w:pPr>
                   <w:r>
                     <w:rPr>
-                      <w:rFonts w:ascii="Helvetica-Bold" w:hAnsi="Helvetica-Bold" w:cs="Helvetica-Bold" w:hint="eastAsia"/>
+                      <w:rFonts w:ascii="Helvetica-Oblique" w:hAnsi="Helvetica-Oblique" w:cs="Helvetica-Oblique" w:hint="eastAsia"/>
+                      <w:i/>
+                      <w:iCs/>
                       <w:kern w:val="0"/>
-                      <w:sz w:val="24"/>
+                      <w:szCs w:val="22"/>
                     </w:rPr>
                     <w:t>R</w:t>
                   </w:r>
                   <w:r>
                     <w:rPr>
-                      <w:rFonts w:ascii="Helvetica-Bold" w:hAnsi="Helvetica-Bold" w:cs="Helvetica-Bold" w:hint="eastAsia"/>
+                      <w:rFonts w:ascii="Helvetica-Oblique" w:hAnsi="Helvetica-Oblique" w:cs="Helvetica-Oblique" w:hint="eastAsia"/>
+                      <w:i/>
+                      <w:iCs/>
                       <w:kern w:val="0"/>
-                      <w:sz w:val="24"/>
+                      <w:szCs w:val="22"/>
                     </w:rPr>
                     <w:t>s</w:t>
                   </w:r>
@@ -1709,26 +2558,31 @@
                     <w:autoSpaceDN w:val="0"/>
                     <w:adjustRightInd w:val="0"/>
                     <w:spacing w:after="0" w:line="240" w:lineRule="auto"/>
-                    <w:ind w:right="-387"/>
                     <w:rPr>
-                      <w:rFonts w:ascii="Helvetica-Bold" w:hAnsi="Helvetica-Bold" w:cs="Helvetica-Bold"/>
+                      <w:rFonts w:ascii="Helvetica-Oblique" w:hAnsi="Helvetica-Oblique" w:cs="Helvetica-Oblique"/>
+                      <w:i/>
+                      <w:iCs/>
                       <w:kern w:val="0"/>
-                      <w:sz w:val="24"/>
+                      <w:szCs w:val="22"/>
                     </w:rPr>
                   </w:pPr>
                   <w:r>
                     <w:rPr>
-                      <w:rFonts w:ascii="Helvetica-Bold" w:hAnsi="Helvetica-Bold" w:cs="Helvetica-Bold" w:hint="eastAsia"/>
+                      <w:rFonts w:ascii="Helvetica-Oblique" w:hAnsi="Helvetica-Oblique" w:cs="Helvetica-Oblique" w:hint="eastAsia"/>
+                      <w:i/>
+                      <w:iCs/>
                       <w:kern w:val="0"/>
-                      <w:sz w:val="24"/>
+                      <w:szCs w:val="22"/>
                     </w:rPr>
                     <w:t>I</w:t>
                   </w:r>
                   <w:r>
                     <w:rPr>
-                      <w:rFonts w:ascii="Helvetica-Bold" w:hAnsi="Helvetica-Bold" w:cs="Helvetica-Bold" w:hint="eastAsia"/>
+                      <w:rFonts w:ascii="Helvetica-Oblique" w:hAnsi="Helvetica-Oblique" w:cs="Helvetica-Oblique" w:hint="eastAsia"/>
+                      <w:i/>
+                      <w:iCs/>
                       <w:kern w:val="0"/>
-                      <w:sz w:val="24"/>
+                      <w:szCs w:val="22"/>
                     </w:rPr>
                     <w:t>mm</w:t>
                   </w:r>
@@ -1742,10 +2596,8 @@
               <w:autoSpaceDN w:val="0"/>
               <w:adjustRightInd w:val="0"/>
               <w:spacing w:after="0" w:line="240" w:lineRule="auto"/>
-              <w:ind w:right="-387"/>
-              <w:jc w:val="center"/>
-              <w:rPr>
-                <w:rFonts w:ascii="Helvetica-Bold" w:hAnsi="Helvetica-Bold" w:cs="Helvetica-Bold"/>
+              <w:rPr>
+                <w:rFonts w:ascii="Helvetica-Bold" w:hAnsi="Helvetica-Bold" w:cs="Helvetica-Bold" w:hint="eastAsia"/>
                 <w:b/>
                 <w:bCs/>
                 <w:kern w:val="0"/>
@@ -1762,6 +2614,9 @@
             <w:bottom w:val="single" w:sz="4" w:space="0" w:color="BFBFBF"/>
           </w:tblBorders>
         </w:tblPrEx>
+        <w:trPr>
+          <w:jc w:val="center"/>
+        </w:trPr>
         <w:tc>
           <w:tcPr>
             <w:tcW w:w="9016" w:type="dxa"/>
@@ -1781,7 +2636,6 @@
               <w:autoSpaceDN w:val="0"/>
               <w:adjustRightInd w:val="0"/>
               <w:spacing w:after="0" w:line="240" w:lineRule="auto"/>
-              <w:ind w:right="-387"/>
               <w:jc w:val="center"/>
               <w:rPr>
                 <w:rFonts w:ascii="Helvetica-Bold" w:hAnsi="Helvetica-Bold" w:cs="Helvetica-Bold"/>
@@ -1791,7 +2645,16 @@
                 <w:sz w:val="24"/>
               </w:rPr>
             </w:pPr>
-            <w:proofErr w:type="gramStart"/>
+            <w:r>
+              <w:rPr>
+                <w:rFonts w:ascii="Helvetica-Bold" w:hAnsi="Helvetica-Bold" w:cs="Helvetica-Bold" w:hint="eastAsia"/>
+                <w:b/>
+                <w:bCs/>
+                <w:kern w:val="0"/>
+                <w:sz w:val="24"/>
+              </w:rPr>
+              <w:t>P</w:t>
+            </w:r>
             <w:r>
               <w:rPr>
                 <w:rFonts w:ascii="Helvetica-Bold" w:hAnsi="Helvetica-Bold" w:cs="Helvetica-Bold"/>
@@ -1800,9 +2663,8 @@
                 <w:kern w:val="0"/>
                 <w:sz w:val="24"/>
               </w:rPr>
-              <w:t>Your  program</w:t>
-            </w:r>
-            <w:proofErr w:type="gramEnd"/>
+              <w:t>rogram</w:t>
+            </w:r>
           </w:p>
           <w:p>
             <w:pPr>
@@ -1810,23 +2672,378 @@
               <w:autoSpaceDN w:val="0"/>
               <w:adjustRightInd w:val="0"/>
               <w:spacing w:after="0" w:line="240" w:lineRule="auto"/>
-              <w:ind w:right="-387"/>
-              <w:jc w:val="center"/>
-              <w:rPr>
-                <w:rFonts w:ascii="Helvetica-Bold" w:hAnsi="Helvetica-Bold" w:cs="Helvetica-Bold"/>
-                <w:b/>
-                <w:bCs/>
-                <w:kern w:val="0"/>
-                <w:sz w:val="24"/>
+              <w:rPr>
+                <w:rFonts w:ascii="Helvetica-Oblique" w:hAnsi="Helvetica-Oblique" w:cs="Helvetica-Oblique" w:hint="eastAsia"/>
+                <w:i/>
+                <w:iCs/>
+                <w:kern w:val="0"/>
+                <w:szCs w:val="22"/>
               </w:rPr>
             </w:pPr>
             <w:r>
               <w:rPr>
-                <w:rFonts w:ascii="Helvetica" w:hAnsi="Helvetica" w:cs="Helvetica"/>
-                <w:kern w:val="0"/>
-                <w:sz w:val="24"/>
-              </w:rPr>
-              <w:t xml:space="preserve">(here </w:t>
+                <w:rFonts w:ascii="Helvetica-Oblique" w:hAnsi="Helvetica-Oblique" w:cs="Helvetica-Oblique" w:hint="eastAsia"/>
+                <w:i/>
+                <w:iCs/>
+                <w:kern w:val="0"/>
+                <w:szCs w:val="22"/>
+              </w:rPr>
+              <w:t>// total 16 lines of instructions</w:t>
+            </w:r>
+          </w:p>
+          <w:p>
+            <w:pPr>
+              <w:autoSpaceDE w:val="0"/>
+              <w:autoSpaceDN w:val="0"/>
+              <w:adjustRightInd w:val="0"/>
+              <w:spacing w:after="0" w:line="240" w:lineRule="auto"/>
+              <w:rPr>
+                <w:rFonts w:ascii="Helvetica-Oblique" w:hAnsi="Helvetica-Oblique" w:cs="Helvetica-Oblique"/>
+                <w:i/>
+                <w:iCs/>
+                <w:kern w:val="0"/>
+                <w:szCs w:val="22"/>
+              </w:rPr>
+            </w:pPr>
+            <w:r>
+              <w:rPr>
+                <w:rFonts w:ascii="Helvetica-Oblique" w:hAnsi="Helvetica-Oblique" w:cs="Helvetica-Oblique"/>
+                <w:i/>
+                <w:iCs/>
+                <w:kern w:val="0"/>
+                <w:szCs w:val="22"/>
+              </w:rPr>
+              <w:t>// format: 2b opcode, 2b %d, 2b %s, 6b Imm</w:t>
+            </w:r>
+          </w:p>
+          <w:p>
+            <w:pPr>
+              <w:autoSpaceDE w:val="0"/>
+              <w:autoSpaceDN w:val="0"/>
+              <w:adjustRightInd w:val="0"/>
+              <w:spacing w:after="0" w:line="240" w:lineRule="auto"/>
+              <w:rPr>
+                <w:rFonts w:ascii="Helvetica-Oblique" w:hAnsi="Helvetica-Oblique" w:cs="Helvetica-Oblique"/>
+                <w:i/>
+                <w:iCs/>
+                <w:kern w:val="0"/>
+                <w:szCs w:val="22"/>
+              </w:rPr>
+            </w:pPr>
+            <w:r>
+              <w:rPr>
+                <w:rFonts w:ascii="Helvetica-Oblique" w:hAnsi="Helvetica-Oblique" w:cs="Helvetica-Oblique"/>
+                <w:i/>
+                <w:iCs/>
+                <w:kern w:val="0"/>
+                <w:szCs w:val="22"/>
+              </w:rPr>
+              <w:t>// ADD: no Imm</w:t>
+            </w:r>
+          </w:p>
+          <w:p>
+            <w:pPr>
+              <w:autoSpaceDE w:val="0"/>
+              <w:autoSpaceDN w:val="0"/>
+              <w:adjustRightInd w:val="0"/>
+              <w:spacing w:after="0" w:line="240" w:lineRule="auto"/>
+              <w:rPr>
+                <w:rFonts w:ascii="Helvetica-Oblique" w:hAnsi="Helvetica-Oblique" w:cs="Helvetica-Oblique"/>
+                <w:i/>
+                <w:iCs/>
+                <w:kern w:val="0"/>
+                <w:szCs w:val="22"/>
+              </w:rPr>
+            </w:pPr>
+          </w:p>
+          <w:p>
+            <w:pPr>
+              <w:autoSpaceDE w:val="0"/>
+              <w:autoSpaceDN w:val="0"/>
+              <w:adjustRightInd w:val="0"/>
+              <w:spacing w:after="0" w:line="240" w:lineRule="auto"/>
+              <w:rPr>
+                <w:rFonts w:ascii="Helvetica-Oblique" w:hAnsi="Helvetica-Oblique" w:cs="Helvetica-Oblique" w:hint="eastAsia"/>
+                <w:i/>
+                <w:iCs/>
+                <w:kern w:val="0"/>
+                <w:szCs w:val="22"/>
+              </w:rPr>
+            </w:pPr>
+            <w:r>
+              <w:rPr>
+                <w:rFonts w:ascii="Helvetica-Oblique" w:hAnsi="Helvetica-Oblique" w:cs="Helvetica-Oblique"/>
+                <w:i/>
+                <w:iCs/>
+                <w:kern w:val="0"/>
+                <w:szCs w:val="22"/>
+              </w:rPr>
+              <w:t>// HEX</w:t>
+            </w:r>
+            <w:r>
+              <w:rPr>
+                <w:rFonts w:ascii="Helvetica-Oblique" w:hAnsi="Helvetica-Oblique" w:cs="Helvetica-Oblique"/>
+                <w:i/>
+                <w:iCs/>
+                <w:kern w:val="0"/>
+                <w:szCs w:val="22"/>
+              </w:rPr>
+              <w:tab/>
+            </w:r>
+            <w:r>
+              <w:rPr>
+                <w:rFonts w:ascii="Helvetica-Oblique" w:hAnsi="Helvetica-Oblique" w:cs="Helvetica-Oblique" w:hint="eastAsia"/>
+                <w:i/>
+                <w:iCs/>
+                <w:kern w:val="0"/>
+                <w:szCs w:val="22"/>
+              </w:rPr>
+              <w:t xml:space="preserve">// BINARY </w:t>
+            </w:r>
+            <w:r>
+              <w:rPr>
+                <w:rFonts w:ascii="Helvetica-Oblique" w:hAnsi="Helvetica-Oblique" w:cs="Helvetica-Oblique"/>
+                <w:i/>
+                <w:iCs/>
+                <w:kern w:val="0"/>
+                <w:szCs w:val="22"/>
+              </w:rPr>
+              <w:tab/>
+            </w:r>
+            <w:r>
+              <w:rPr>
+                <w:rFonts w:ascii="Helvetica-Oblique" w:hAnsi="Helvetica-Oblique" w:cs="Helvetica-Oblique"/>
+                <w:i/>
+                <w:iCs/>
+                <w:kern w:val="0"/>
+                <w:szCs w:val="22"/>
+              </w:rPr>
+              <w:tab/>
+            </w:r>
+            <w:r>
+              <w:rPr>
+                <w:rFonts w:ascii="Helvetica-Oblique" w:hAnsi="Helvetica-Oblique" w:cs="Helvetica-Oblique" w:hint="eastAsia"/>
+                <w:i/>
+                <w:iCs/>
+                <w:kern w:val="0"/>
+                <w:szCs w:val="22"/>
+              </w:rPr>
+              <w:t xml:space="preserve">   // </w:t>
+            </w:r>
+            <w:r>
+              <w:rPr>
+                <w:rFonts w:ascii="Helvetica-Oblique" w:hAnsi="Helvetica-Oblique" w:cs="Helvetica-Oblique"/>
+                <w:i/>
+                <w:iCs/>
+                <w:kern w:val="0"/>
+                <w:szCs w:val="22"/>
+              </w:rPr>
+              <w:t xml:space="preserve">ASSEMBLER </w:t>
+            </w:r>
+            <w:r>
+              <w:rPr>
+                <w:rFonts w:ascii="Helvetica-Oblique" w:hAnsi="Helvetica-Oblique" w:cs="Helvetica-Oblique"/>
+                <w:i/>
+                <w:iCs/>
+                <w:kern w:val="0"/>
+                <w:szCs w:val="22"/>
+              </w:rPr>
+              <w:tab/>
+            </w:r>
+            <w:r>
+              <w:rPr>
+                <w:rFonts w:ascii="Helvetica-Oblique" w:hAnsi="Helvetica-Oblique" w:cs="Helvetica-Oblique"/>
+                <w:i/>
+                <w:iCs/>
+                <w:kern w:val="0"/>
+                <w:szCs w:val="22"/>
+              </w:rPr>
+              <w:tab/>
+            </w:r>
+            <w:r>
+              <w:rPr>
+                <w:rFonts w:ascii="Helvetica-Oblique" w:hAnsi="Helvetica-Oblique" w:cs="Helvetica-Oblique"/>
+                <w:i/>
+                <w:iCs/>
+                <w:kern w:val="0"/>
+                <w:szCs w:val="22"/>
+              </w:rPr>
+              <w:t>//</w:t>
+            </w:r>
+            <w:r>
+              <w:rPr>
+                <w:rFonts w:ascii="Helvetica-Oblique" w:hAnsi="Helvetica-Oblique" w:cs="Helvetica-Oblique" w:hint="eastAsia"/>
+                <w:i/>
+                <w:iCs/>
+                <w:kern w:val="0"/>
+                <w:szCs w:val="22"/>
+              </w:rPr>
+              <w:t xml:space="preserve"> DISCRIPTION</w:t>
+            </w:r>
+          </w:p>
+          <w:p>
+            <w:pPr>
+              <w:autoSpaceDE w:val="0"/>
+              <w:autoSpaceDN w:val="0"/>
+              <w:adjustRightInd w:val="0"/>
+              <w:spacing w:after="0" w:line="240" w:lineRule="auto"/>
+              <w:rPr>
+                <w:rFonts w:ascii="Helvetica-Oblique" w:hAnsi="Helvetica-Oblique" w:cs="Helvetica-Oblique"/>
+                <w:i/>
+                <w:iCs/>
+                <w:kern w:val="0"/>
+                <w:szCs w:val="22"/>
+              </w:rPr>
+            </w:pPr>
+            <w:r>
+              <w:rPr>
+                <w:rFonts w:ascii="Helvetica-Oblique" w:hAnsi="Helvetica-Oblique" w:cs="Helvetica-Oblique"/>
+                <w:i/>
+                <w:iCs/>
+                <w:kern w:val="0"/>
+                <w:szCs w:val="22"/>
+              </w:rPr>
+              <w:t>000</w:t>
+            </w:r>
+            <w:r>
+              <w:rPr>
+                <w:rFonts w:ascii="Helvetica-Oblique" w:hAnsi="Helvetica-Oblique" w:cs="Helvetica-Oblique"/>
+                <w:i/>
+                <w:iCs/>
+                <w:kern w:val="0"/>
+                <w:szCs w:val="22"/>
+              </w:rPr>
+              <w:tab/>
+            </w:r>
+            <w:r>
+              <w:rPr>
+                <w:rFonts w:ascii="Helvetica-Oblique" w:hAnsi="Helvetica-Oblique" w:cs="Helvetica-Oblique"/>
+                <w:i/>
+                <w:iCs/>
+                <w:kern w:val="0"/>
+                <w:szCs w:val="22"/>
+              </w:rPr>
+              <w:t>// 12'b00_00_00_000000 // NOP</w:t>
+            </w:r>
+          </w:p>
+          <w:p>
+            <w:pPr>
+              <w:autoSpaceDE w:val="0"/>
+              <w:autoSpaceDN w:val="0"/>
+              <w:adjustRightInd w:val="0"/>
+              <w:spacing w:after="0" w:line="240" w:lineRule="auto"/>
+              <w:rPr>
+                <w:rFonts w:ascii="Helvetica-Oblique" w:hAnsi="Helvetica-Oblique" w:cs="Helvetica-Oblique"/>
+                <w:i/>
+                <w:iCs/>
+                <w:kern w:val="0"/>
+                <w:szCs w:val="22"/>
+              </w:rPr>
+            </w:pPr>
+          </w:p>
+          <w:p>
+            <w:pPr>
+              <w:autoSpaceDE w:val="0"/>
+              <w:autoSpaceDN w:val="0"/>
+              <w:adjustRightInd w:val="0"/>
+              <w:spacing w:after="0" w:line="240" w:lineRule="auto"/>
+              <w:rPr>
+                <w:rFonts w:ascii="Helvetica-Oblique" w:hAnsi="Helvetica-Oblique" w:cs="Helvetica-Oblique" w:hint="eastAsia"/>
+                <w:i/>
+                <w:iCs/>
+                <w:kern w:val="0"/>
+                <w:szCs w:val="22"/>
+              </w:rPr>
+            </w:pPr>
+            <w:r>
+              <w:rPr>
+                <w:rFonts w:ascii="Helvetica-Oblique" w:hAnsi="Helvetica-Oblique" w:cs="Helvetica-Oblique"/>
+                <w:i/>
+                <w:iCs/>
+                <w:kern w:val="0"/>
+                <w:szCs w:val="22"/>
+              </w:rPr>
+              <w:t>F7E</w:t>
+            </w:r>
+            <w:r>
+              <w:rPr>
+                <w:rFonts w:ascii="Helvetica-Oblique" w:hAnsi="Helvetica-Oblique" w:cs="Helvetica-Oblique"/>
+                <w:i/>
+                <w:iCs/>
+                <w:kern w:val="0"/>
+                <w:szCs w:val="22"/>
+              </w:rPr>
+              <w:tab/>
+            </w:r>
+            <w:r>
+              <w:rPr>
+                <w:rFonts w:ascii="Helvetica-Oblique" w:hAnsi="Helvetica-Oblique" w:cs="Helvetica-Oblique" w:hint="eastAsia"/>
+                <w:i/>
+                <w:iCs/>
+                <w:kern w:val="0"/>
+                <w:szCs w:val="22"/>
+              </w:rPr>
+              <w:t xml:space="preserve">// </w:t>
+            </w:r>
+            <w:r>
+              <w:rPr>
+                <w:rFonts w:ascii="Helvetica-Oblique" w:hAnsi="Helvetica-Oblique" w:cs="Helvetica-Oblique"/>
+                <w:i/>
+                <w:iCs/>
+                <w:kern w:val="0"/>
+                <w:szCs w:val="22"/>
+              </w:rPr>
+              <w:t>12'b11_11_01_111110 // LOADI</w:t>
+            </w:r>
+            <w:r>
+              <w:rPr>
+                <w:rFonts w:ascii="Helvetica-Oblique" w:hAnsi="Helvetica-Oblique" w:cs="Helvetica-Oblique"/>
+                <w:i/>
+                <w:iCs/>
+                <w:kern w:val="0"/>
+                <w:szCs w:val="22"/>
+              </w:rPr>
+              <w:tab/>
+            </w:r>
+            <w:r>
+              <w:rPr>
+                <w:rFonts w:ascii="Helvetica-Oblique" w:hAnsi="Helvetica-Oblique" w:cs="Helvetica-Oblique"/>
+                <w:i/>
+                <w:iCs/>
+                <w:kern w:val="0"/>
+                <w:szCs w:val="22"/>
+              </w:rPr>
+              <w:t>%3, %1, -2</w:t>
+            </w:r>
+            <w:r>
+              <w:rPr>
+                <w:rFonts w:ascii="Helvetica-Oblique" w:hAnsi="Helvetica-Oblique" w:cs="Helvetica-Oblique"/>
+                <w:i/>
+                <w:iCs/>
+                <w:kern w:val="0"/>
+                <w:szCs w:val="22"/>
+              </w:rPr>
+              <w:tab/>
+            </w:r>
+            <w:r>
+              <w:rPr>
+                <w:rFonts w:ascii="Helvetica-Oblique" w:hAnsi="Helvetica-Oblique" w:cs="Helvetica-Oblique" w:hint="eastAsia"/>
+                <w:i/>
+                <w:iCs/>
+                <w:kern w:val="0"/>
+                <w:szCs w:val="22"/>
+              </w:rPr>
+              <w:t xml:space="preserve">// LOAD </w:t>
+            </w:r>
+            <w:r>
+              <w:rPr>
+                <w:rFonts w:ascii="Helvetica-Oblique" w:hAnsi="Helvetica-Oblique" w:cs="Helvetica-Oblique"/>
+                <w:i/>
+                <w:iCs/>
+                <w:kern w:val="0"/>
+                <w:szCs w:val="22"/>
+              </w:rPr>
+              <w:t>W[i-2</w:t>
             </w:r>
             <w:proofErr w:type="gramStart"/>
             <w:r>
@@ -1835,9 +3052,29 @@
                 <w:i/>
                 <w:iCs/>
                 <w:kern w:val="0"/>
-                <w:sz w:val="24"/>
-              </w:rPr>
-              <w:t>provide</w:t>
+                <w:szCs w:val="22"/>
+              </w:rPr>
+              <w:t xml:space="preserve">] </w:t>
+            </w:r>
+            <w:r>
+              <w:rPr>
+                <w:rFonts w:ascii="Helvetica-Oblique" w:hAnsi="Helvetica-Oblique" w:cs="Helvetica-Oblique"/>
+                <w:i/>
+                <w:iCs/>
+                <w:kern w:val="0"/>
+                <w:szCs w:val="22"/>
+              </w:rPr>
+              <w:tab/>
+            </w:r>
+            <w:r>
+              <w:rPr>
+                <w:rFonts w:ascii="Helvetica-Oblique" w:hAnsi="Helvetica-Oblique" w:cs="Helvetica-Oblique"/>
+                <w:i/>
+                <w:iCs/>
+                <w:kern w:val="0"/>
+                <w:szCs w:val="22"/>
+              </w:rPr>
+              <w:t>to</w:t>
             </w:r>
             <w:proofErr w:type="gramEnd"/>
             <w:r>
@@ -1846,9 +3083,104 @@
                 <w:i/>
                 <w:iCs/>
                 <w:kern w:val="0"/>
-                <w:sz w:val="24"/>
-              </w:rPr>
-              <w:t xml:space="preserve"> your program – the </w:t>
+                <w:szCs w:val="22"/>
+              </w:rPr>
+              <w:t xml:space="preserve"> R3</w:t>
+            </w:r>
+          </w:p>
+          <w:p>
+            <w:pPr>
+              <w:autoSpaceDE w:val="0"/>
+              <w:autoSpaceDN w:val="0"/>
+              <w:adjustRightInd w:val="0"/>
+              <w:spacing w:after="0" w:line="240" w:lineRule="auto"/>
+              <w:rPr>
+                <w:rFonts w:ascii="Helvetica-Oblique" w:hAnsi="Helvetica-Oblique" w:cs="Helvetica-Oblique" w:hint="eastAsia"/>
+                <w:i/>
+                <w:iCs/>
+                <w:kern w:val="0"/>
+                <w:szCs w:val="22"/>
+              </w:rPr>
+            </w:pPr>
+            <w:r>
+              <w:rPr>
+                <w:rFonts w:ascii="Helvetica-Oblique" w:hAnsi="Helvetica-Oblique" w:cs="Helvetica-Oblique"/>
+                <w:i/>
+                <w:iCs/>
+                <w:kern w:val="0"/>
+                <w:szCs w:val="22"/>
+              </w:rPr>
+              <w:t>BCA</w:t>
+            </w:r>
+            <w:r>
+              <w:rPr>
+                <w:rFonts w:ascii="Helvetica-Oblique" w:hAnsi="Helvetica-Oblique" w:cs="Helvetica-Oblique"/>
+                <w:i/>
+                <w:iCs/>
+                <w:kern w:val="0"/>
+                <w:szCs w:val="22"/>
+              </w:rPr>
+              <w:tab/>
+            </w:r>
+            <w:r>
+              <w:rPr>
+                <w:rFonts w:ascii="Helvetica-Oblique" w:hAnsi="Helvetica-Oblique" w:cs="Helvetica-Oblique" w:hint="eastAsia"/>
+                <w:i/>
+                <w:iCs/>
+                <w:kern w:val="0"/>
+                <w:szCs w:val="22"/>
+              </w:rPr>
+              <w:t xml:space="preserve">// </w:t>
+            </w:r>
+            <w:r>
+              <w:rPr>
+                <w:rFonts w:ascii="Helvetica-Oblique" w:hAnsi="Helvetica-Oblique" w:cs="Helvetica-Oblique"/>
+                <w:i/>
+                <w:iCs/>
+                <w:kern w:val="0"/>
+                <w:szCs w:val="22"/>
+              </w:rPr>
+              <w:t>12'b10_11_11_001010 // MULI</w:t>
+            </w:r>
+            <w:r>
+              <w:rPr>
+                <w:rFonts w:ascii="Helvetica-Oblique" w:hAnsi="Helvetica-Oblique" w:cs="Helvetica-Oblique"/>
+                <w:i/>
+                <w:iCs/>
+                <w:kern w:val="0"/>
+                <w:szCs w:val="22"/>
+              </w:rPr>
+              <w:tab/>
+            </w:r>
+            <w:r>
+              <w:rPr>
+                <w:rFonts w:ascii="Helvetica-Oblique" w:hAnsi="Helvetica-Oblique" w:cs="Helvetica-Oblique"/>
+                <w:i/>
+                <w:iCs/>
+                <w:kern w:val="0"/>
+                <w:szCs w:val="22"/>
+              </w:rPr>
+              <w:t>%3, %3, 10</w:t>
+            </w:r>
+            <w:r>
+              <w:rPr>
+                <w:rFonts w:ascii="Helvetica-Oblique" w:hAnsi="Helvetica-Oblique" w:cs="Helvetica-Oblique"/>
+                <w:i/>
+                <w:iCs/>
+                <w:kern w:val="0"/>
+                <w:szCs w:val="22"/>
+              </w:rPr>
+              <w:tab/>
+            </w:r>
+            <w:r>
+              <w:rPr>
+                <w:rFonts w:ascii="Helvetica-Oblique" w:hAnsi="Helvetica-Oblique" w:cs="Helvetica-Oblique" w:hint="eastAsia"/>
+                <w:i/>
+                <w:iCs/>
+                <w:kern w:val="0"/>
+                <w:szCs w:val="22"/>
+              </w:rPr>
+              <w:t xml:space="preserve">// </w:t>
             </w:r>
             <w:proofErr w:type="gramStart"/>
             <w:r>
@@ -1857,9 +3189,29 @@
                 <w:i/>
                 <w:iCs/>
                 <w:kern w:val="0"/>
-                <w:sz w:val="24"/>
-              </w:rPr>
-              <w:t>contents  of</w:t>
+                <w:szCs w:val="22"/>
+              </w:rPr>
+              <w:t>MUL</w:t>
+            </w:r>
+            <w:r>
+              <w:rPr>
+                <w:rFonts w:ascii="Helvetica-Oblique" w:hAnsi="Helvetica-Oblique" w:cs="Helvetica-Oblique" w:hint="eastAsia"/>
+                <w:i/>
+                <w:iCs/>
+                <w:kern w:val="0"/>
+                <w:szCs w:val="22"/>
+              </w:rPr>
+              <w:t xml:space="preserve">  </w:t>
+            </w:r>
+            <w:r>
+              <w:rPr>
+                <w:rFonts w:ascii="Helvetica-Oblique" w:hAnsi="Helvetica-Oblique" w:cs="Helvetica-Oblique"/>
+                <w:i/>
+                <w:iCs/>
+                <w:kern w:val="0"/>
+                <w:szCs w:val="22"/>
+              </w:rPr>
+              <w:t>W</w:t>
             </w:r>
             <w:proofErr w:type="gramEnd"/>
             <w:r>
@@ -1868,17 +3220,2236 @@
                 <w:i/>
                 <w:iCs/>
                 <w:kern w:val="0"/>
-                <w:sz w:val="24"/>
-              </w:rPr>
-              <w:t xml:space="preserve"> your program memory</w:t>
-            </w:r>
-            <w:r>
-              <w:rPr>
-                <w:rFonts w:ascii="Helvetica" w:hAnsi="Helvetica" w:cs="Helvetica"/>
-                <w:kern w:val="0"/>
-                <w:sz w:val="24"/>
-              </w:rPr>
-              <w:t>)</w:t>
+                <w:szCs w:val="22"/>
+              </w:rPr>
+              <w:t>[i-</w:t>
+            </w:r>
+            <w:proofErr w:type="gramStart"/>
+            <w:r>
+              <w:rPr>
+                <w:rFonts w:ascii="Helvetica-Oblique" w:hAnsi="Helvetica-Oblique" w:cs="Helvetica-Oblique"/>
+                <w:i/>
+                <w:iCs/>
+                <w:kern w:val="0"/>
+                <w:szCs w:val="22"/>
+              </w:rPr>
+              <w:t>2]*K[</w:t>
+            </w:r>
+            <w:proofErr w:type="gramEnd"/>
+            <w:r>
+              <w:rPr>
+                <w:rFonts w:ascii="Helvetica-Oblique" w:hAnsi="Helvetica-Oblique" w:cs="Helvetica-Oblique"/>
+                <w:i/>
+                <w:iCs/>
+                <w:kern w:val="0"/>
+                <w:szCs w:val="22"/>
+              </w:rPr>
+              <w:t>0</w:t>
+            </w:r>
+            <w:proofErr w:type="gramStart"/>
+            <w:r>
+              <w:rPr>
+                <w:rFonts w:ascii="Helvetica-Oblique" w:hAnsi="Helvetica-Oblique" w:cs="Helvetica-Oblique"/>
+                <w:i/>
+                <w:iCs/>
+                <w:kern w:val="0"/>
+                <w:szCs w:val="22"/>
+              </w:rPr>
+              <w:t xml:space="preserve">] </w:t>
+            </w:r>
+            <w:r>
+              <w:rPr>
+                <w:rFonts w:ascii="Helvetica-Oblique" w:hAnsi="Helvetica-Oblique" w:cs="Helvetica-Oblique"/>
+                <w:i/>
+                <w:iCs/>
+                <w:kern w:val="0"/>
+                <w:szCs w:val="22"/>
+              </w:rPr>
+              <w:tab/>
+            </w:r>
+            <w:r>
+              <w:rPr>
+                <w:rFonts w:ascii="Helvetica-Oblique" w:hAnsi="Helvetica-Oblique" w:cs="Helvetica-Oblique"/>
+                <w:i/>
+                <w:iCs/>
+                <w:kern w:val="0"/>
+                <w:szCs w:val="22"/>
+              </w:rPr>
+              <w:t>to</w:t>
+            </w:r>
+            <w:proofErr w:type="gramEnd"/>
+            <w:r>
+              <w:rPr>
+                <w:rFonts w:ascii="Helvetica-Oblique" w:hAnsi="Helvetica-Oblique" w:cs="Helvetica-Oblique"/>
+                <w:i/>
+                <w:iCs/>
+                <w:kern w:val="0"/>
+                <w:szCs w:val="22"/>
+              </w:rPr>
+              <w:t xml:space="preserve"> R3</w:t>
+            </w:r>
+          </w:p>
+          <w:p>
+            <w:pPr>
+              <w:autoSpaceDE w:val="0"/>
+              <w:autoSpaceDN w:val="0"/>
+              <w:adjustRightInd w:val="0"/>
+              <w:spacing w:after="0" w:line="240" w:lineRule="auto"/>
+              <w:rPr>
+                <w:rFonts w:ascii="Helvetica-Oblique" w:hAnsi="Helvetica-Oblique" w:cs="Helvetica-Oblique"/>
+                <w:i/>
+                <w:iCs/>
+                <w:kern w:val="0"/>
+                <w:szCs w:val="22"/>
+              </w:rPr>
+            </w:pPr>
+          </w:p>
+          <w:p>
+            <w:pPr>
+              <w:autoSpaceDE w:val="0"/>
+              <w:autoSpaceDN w:val="0"/>
+              <w:adjustRightInd w:val="0"/>
+              <w:spacing w:after="0" w:line="240" w:lineRule="auto"/>
+              <w:rPr>
+                <w:rFonts w:ascii="Helvetica-Oblique" w:hAnsi="Helvetica-Oblique" w:cs="Helvetica-Oblique" w:hint="eastAsia"/>
+                <w:i/>
+                <w:iCs/>
+                <w:kern w:val="0"/>
+                <w:szCs w:val="22"/>
+              </w:rPr>
+            </w:pPr>
+            <w:r>
+              <w:rPr>
+                <w:rFonts w:ascii="Helvetica-Oblique" w:hAnsi="Helvetica-Oblique" w:cs="Helvetica-Oblique"/>
+                <w:i/>
+                <w:iCs/>
+                <w:kern w:val="0"/>
+                <w:szCs w:val="22"/>
+              </w:rPr>
+              <w:t>E7F</w:t>
+            </w:r>
+            <w:r>
+              <w:rPr>
+                <w:rFonts w:ascii="Helvetica-Oblique" w:hAnsi="Helvetica-Oblique" w:cs="Helvetica-Oblique"/>
+                <w:i/>
+                <w:iCs/>
+                <w:kern w:val="0"/>
+                <w:szCs w:val="22"/>
+              </w:rPr>
+              <w:tab/>
+            </w:r>
+            <w:r>
+              <w:rPr>
+                <w:rFonts w:ascii="Helvetica-Oblique" w:hAnsi="Helvetica-Oblique" w:cs="Helvetica-Oblique" w:hint="eastAsia"/>
+                <w:i/>
+                <w:iCs/>
+                <w:kern w:val="0"/>
+                <w:szCs w:val="22"/>
+              </w:rPr>
+              <w:t xml:space="preserve">// </w:t>
+            </w:r>
+            <w:r>
+              <w:rPr>
+                <w:rFonts w:ascii="Helvetica-Oblique" w:hAnsi="Helvetica-Oblique" w:cs="Helvetica-Oblique"/>
+                <w:i/>
+                <w:iCs/>
+                <w:kern w:val="0"/>
+                <w:szCs w:val="22"/>
+              </w:rPr>
+              <w:t>12'b11_10_01_111111 // LOADI</w:t>
+            </w:r>
+            <w:r>
+              <w:rPr>
+                <w:rFonts w:ascii="Helvetica-Oblique" w:hAnsi="Helvetica-Oblique" w:cs="Helvetica-Oblique"/>
+                <w:i/>
+                <w:iCs/>
+                <w:kern w:val="0"/>
+                <w:szCs w:val="22"/>
+              </w:rPr>
+              <w:tab/>
+            </w:r>
+            <w:r>
+              <w:rPr>
+                <w:rFonts w:ascii="Helvetica-Oblique" w:hAnsi="Helvetica-Oblique" w:cs="Helvetica-Oblique"/>
+                <w:i/>
+                <w:iCs/>
+                <w:kern w:val="0"/>
+                <w:szCs w:val="22"/>
+              </w:rPr>
+              <w:t>%2, %1, -1</w:t>
+            </w:r>
+            <w:r>
+              <w:rPr>
+                <w:rFonts w:ascii="Helvetica-Oblique" w:hAnsi="Helvetica-Oblique" w:cs="Helvetica-Oblique"/>
+                <w:i/>
+                <w:iCs/>
+                <w:kern w:val="0"/>
+                <w:szCs w:val="22"/>
+              </w:rPr>
+              <w:tab/>
+            </w:r>
+            <w:r>
+              <w:rPr>
+                <w:rFonts w:ascii="Helvetica-Oblique" w:hAnsi="Helvetica-Oblique" w:cs="Helvetica-Oblique" w:hint="eastAsia"/>
+                <w:i/>
+                <w:iCs/>
+                <w:kern w:val="0"/>
+                <w:szCs w:val="22"/>
+              </w:rPr>
+              <w:t xml:space="preserve">// LOAD </w:t>
+            </w:r>
+            <w:r>
+              <w:rPr>
+                <w:rFonts w:ascii="Helvetica-Oblique" w:hAnsi="Helvetica-Oblique" w:cs="Helvetica-Oblique"/>
+                <w:i/>
+                <w:iCs/>
+                <w:kern w:val="0"/>
+                <w:szCs w:val="22"/>
+              </w:rPr>
+              <w:t>W[i-1</w:t>
+            </w:r>
+            <w:proofErr w:type="gramStart"/>
+            <w:r>
+              <w:rPr>
+                <w:rFonts w:ascii="Helvetica-Oblique" w:hAnsi="Helvetica-Oblique" w:cs="Helvetica-Oblique"/>
+                <w:i/>
+                <w:iCs/>
+                <w:kern w:val="0"/>
+                <w:szCs w:val="22"/>
+              </w:rPr>
+              <w:t xml:space="preserve">] </w:t>
+            </w:r>
+            <w:r>
+              <w:rPr>
+                <w:rFonts w:ascii="Helvetica-Oblique" w:hAnsi="Helvetica-Oblique" w:cs="Helvetica-Oblique"/>
+                <w:i/>
+                <w:iCs/>
+                <w:kern w:val="0"/>
+                <w:szCs w:val="22"/>
+              </w:rPr>
+              <w:tab/>
+            </w:r>
+            <w:r>
+              <w:rPr>
+                <w:rFonts w:ascii="Helvetica-Oblique" w:hAnsi="Helvetica-Oblique" w:cs="Helvetica-Oblique"/>
+                <w:i/>
+                <w:iCs/>
+                <w:kern w:val="0"/>
+                <w:szCs w:val="22"/>
+              </w:rPr>
+              <w:t>to</w:t>
+            </w:r>
+            <w:proofErr w:type="gramEnd"/>
+            <w:r>
+              <w:rPr>
+                <w:rFonts w:ascii="Helvetica-Oblique" w:hAnsi="Helvetica-Oblique" w:cs="Helvetica-Oblique"/>
+                <w:i/>
+                <w:iCs/>
+                <w:kern w:val="0"/>
+                <w:szCs w:val="22"/>
+              </w:rPr>
+              <w:t xml:space="preserve"> R2</w:t>
+            </w:r>
+          </w:p>
+          <w:p>
+            <w:pPr>
+              <w:autoSpaceDE w:val="0"/>
+              <w:autoSpaceDN w:val="0"/>
+              <w:adjustRightInd w:val="0"/>
+              <w:spacing w:after="0" w:line="240" w:lineRule="auto"/>
+              <w:rPr>
+                <w:rFonts w:ascii="Helvetica-Oblique" w:hAnsi="Helvetica-Oblique" w:cs="Helvetica-Oblique" w:hint="eastAsia"/>
+                <w:i/>
+                <w:iCs/>
+                <w:kern w:val="0"/>
+                <w:szCs w:val="22"/>
+              </w:rPr>
+            </w:pPr>
+            <w:r>
+              <w:rPr>
+                <w:rFonts w:ascii="Helvetica-Oblique" w:hAnsi="Helvetica-Oblique" w:cs="Helvetica-Oblique"/>
+                <w:i/>
+                <w:iCs/>
+                <w:kern w:val="0"/>
+                <w:szCs w:val="22"/>
+              </w:rPr>
+              <w:t>A95</w:t>
+            </w:r>
+            <w:r>
+              <w:rPr>
+                <w:rFonts w:ascii="Helvetica-Oblique" w:hAnsi="Helvetica-Oblique" w:cs="Helvetica-Oblique"/>
+                <w:i/>
+                <w:iCs/>
+                <w:kern w:val="0"/>
+                <w:szCs w:val="22"/>
+              </w:rPr>
+              <w:tab/>
+            </w:r>
+            <w:r>
+              <w:rPr>
+                <w:rFonts w:ascii="Helvetica-Oblique" w:hAnsi="Helvetica-Oblique" w:cs="Helvetica-Oblique" w:hint="eastAsia"/>
+                <w:i/>
+                <w:iCs/>
+                <w:kern w:val="0"/>
+                <w:szCs w:val="22"/>
+              </w:rPr>
+              <w:t xml:space="preserve">// </w:t>
+            </w:r>
+            <w:r>
+              <w:rPr>
+                <w:rFonts w:ascii="Helvetica-Oblique" w:hAnsi="Helvetica-Oblique" w:cs="Helvetica-Oblique"/>
+                <w:i/>
+                <w:iCs/>
+                <w:kern w:val="0"/>
+                <w:szCs w:val="22"/>
+              </w:rPr>
+              <w:t>12'b10_10_10_010101 // MULI</w:t>
+            </w:r>
+            <w:r>
+              <w:rPr>
+                <w:rFonts w:ascii="Helvetica-Oblique" w:hAnsi="Helvetica-Oblique" w:cs="Helvetica-Oblique"/>
+                <w:i/>
+                <w:iCs/>
+                <w:kern w:val="0"/>
+                <w:szCs w:val="22"/>
+              </w:rPr>
+              <w:tab/>
+            </w:r>
+            <w:r>
+              <w:rPr>
+                <w:rFonts w:ascii="Helvetica-Oblique" w:hAnsi="Helvetica-Oblique" w:cs="Helvetica-Oblique"/>
+                <w:i/>
+                <w:iCs/>
+                <w:kern w:val="0"/>
+                <w:szCs w:val="22"/>
+              </w:rPr>
+              <w:t>%2, %2, 21</w:t>
+            </w:r>
+            <w:r>
+              <w:rPr>
+                <w:rFonts w:ascii="Helvetica-Oblique" w:hAnsi="Helvetica-Oblique" w:cs="Helvetica-Oblique"/>
+                <w:i/>
+                <w:iCs/>
+                <w:kern w:val="0"/>
+                <w:szCs w:val="22"/>
+              </w:rPr>
+              <w:tab/>
+            </w:r>
+            <w:r>
+              <w:rPr>
+                <w:rFonts w:ascii="Helvetica-Oblique" w:hAnsi="Helvetica-Oblique" w:cs="Helvetica-Oblique" w:hint="eastAsia"/>
+                <w:i/>
+                <w:iCs/>
+                <w:kern w:val="0"/>
+                <w:szCs w:val="22"/>
+              </w:rPr>
+              <w:t xml:space="preserve">// </w:t>
+            </w:r>
+            <w:r>
+              <w:rPr>
+                <w:rFonts w:ascii="Helvetica-Oblique" w:hAnsi="Helvetica-Oblique" w:cs="Helvetica-Oblique"/>
+                <w:i/>
+                <w:iCs/>
+                <w:kern w:val="0"/>
+                <w:szCs w:val="22"/>
+              </w:rPr>
+              <w:t>MUL</w:t>
+            </w:r>
+            <w:r>
+              <w:rPr>
+                <w:rFonts w:ascii="Helvetica-Oblique" w:hAnsi="Helvetica-Oblique" w:cs="Helvetica-Oblique"/>
+                <w:i/>
+                <w:iCs/>
+                <w:kern w:val="0"/>
+                <w:szCs w:val="22"/>
+              </w:rPr>
+              <w:tab/>
+            </w:r>
+            <w:r>
+              <w:rPr>
+                <w:rFonts w:ascii="Helvetica-Oblique" w:hAnsi="Helvetica-Oblique" w:cs="Helvetica-Oblique" w:hint="eastAsia"/>
+                <w:i/>
+                <w:iCs/>
+                <w:kern w:val="0"/>
+                <w:szCs w:val="22"/>
+              </w:rPr>
+              <w:t xml:space="preserve"> </w:t>
+            </w:r>
+            <w:r>
+              <w:rPr>
+                <w:rFonts w:ascii="Helvetica-Oblique" w:hAnsi="Helvetica-Oblique" w:cs="Helvetica-Oblique"/>
+                <w:i/>
+                <w:iCs/>
+                <w:kern w:val="0"/>
+                <w:szCs w:val="22"/>
+              </w:rPr>
+              <w:t>W[i-</w:t>
+            </w:r>
+            <w:proofErr w:type="gramStart"/>
+            <w:r>
+              <w:rPr>
+                <w:rFonts w:ascii="Helvetica-Oblique" w:hAnsi="Helvetica-Oblique" w:cs="Helvetica-Oblique"/>
+                <w:i/>
+                <w:iCs/>
+                <w:kern w:val="0"/>
+                <w:szCs w:val="22"/>
+              </w:rPr>
+              <w:t>1]*K[</w:t>
+            </w:r>
+            <w:proofErr w:type="gramEnd"/>
+            <w:r>
+              <w:rPr>
+                <w:rFonts w:ascii="Helvetica-Oblique" w:hAnsi="Helvetica-Oblique" w:cs="Helvetica-Oblique"/>
+                <w:i/>
+                <w:iCs/>
+                <w:kern w:val="0"/>
+                <w:szCs w:val="22"/>
+              </w:rPr>
+              <w:t>1</w:t>
+            </w:r>
+            <w:proofErr w:type="gramStart"/>
+            <w:r>
+              <w:rPr>
+                <w:rFonts w:ascii="Helvetica-Oblique" w:hAnsi="Helvetica-Oblique" w:cs="Helvetica-Oblique"/>
+                <w:i/>
+                <w:iCs/>
+                <w:kern w:val="0"/>
+                <w:szCs w:val="22"/>
+              </w:rPr>
+              <w:t>]</w:t>
+            </w:r>
+            <w:r>
+              <w:rPr>
+                <w:rFonts w:ascii="Helvetica-Oblique" w:hAnsi="Helvetica-Oblique" w:cs="Helvetica-Oblique" w:hint="eastAsia"/>
+                <w:i/>
+                <w:iCs/>
+                <w:kern w:val="0"/>
+                <w:szCs w:val="22"/>
+              </w:rPr>
+              <w:t xml:space="preserve"> </w:t>
+            </w:r>
+            <w:r>
+              <w:rPr>
+                <w:rFonts w:ascii="Helvetica-Oblique" w:hAnsi="Helvetica-Oblique" w:cs="Helvetica-Oblique"/>
+                <w:i/>
+                <w:iCs/>
+                <w:kern w:val="0"/>
+                <w:szCs w:val="22"/>
+              </w:rPr>
+              <w:tab/>
+            </w:r>
+            <w:r>
+              <w:rPr>
+                <w:rFonts w:ascii="Helvetica-Oblique" w:hAnsi="Helvetica-Oblique" w:cs="Helvetica-Oblique"/>
+                <w:i/>
+                <w:iCs/>
+                <w:kern w:val="0"/>
+                <w:szCs w:val="22"/>
+              </w:rPr>
+              <w:t>to</w:t>
+            </w:r>
+            <w:proofErr w:type="gramEnd"/>
+            <w:r>
+              <w:rPr>
+                <w:rFonts w:ascii="Helvetica-Oblique" w:hAnsi="Helvetica-Oblique" w:cs="Helvetica-Oblique"/>
+                <w:i/>
+                <w:iCs/>
+                <w:kern w:val="0"/>
+                <w:szCs w:val="22"/>
+              </w:rPr>
+              <w:t xml:space="preserve"> R2</w:t>
+            </w:r>
+          </w:p>
+          <w:p>
+            <w:pPr>
+              <w:autoSpaceDE w:val="0"/>
+              <w:autoSpaceDN w:val="0"/>
+              <w:adjustRightInd w:val="0"/>
+              <w:spacing w:after="0" w:line="240" w:lineRule="auto"/>
+              <w:rPr>
+                <w:rFonts w:ascii="Helvetica-Oblique" w:hAnsi="Helvetica-Oblique" w:cs="Helvetica-Oblique" w:hint="eastAsia"/>
+                <w:i/>
+                <w:iCs/>
+                <w:kern w:val="0"/>
+                <w:szCs w:val="22"/>
+              </w:rPr>
+            </w:pPr>
+            <w:r>
+              <w:rPr>
+                <w:rFonts w:ascii="Helvetica-Oblique" w:hAnsi="Helvetica-Oblique" w:cs="Helvetica-Oblique"/>
+                <w:i/>
+                <w:iCs/>
+                <w:kern w:val="0"/>
+                <w:szCs w:val="22"/>
+              </w:rPr>
+              <w:t>780</w:t>
+            </w:r>
+            <w:r>
+              <w:rPr>
+                <w:rFonts w:ascii="Helvetica-Oblique" w:hAnsi="Helvetica-Oblique" w:cs="Helvetica-Oblique"/>
+                <w:i/>
+                <w:iCs/>
+                <w:kern w:val="0"/>
+                <w:szCs w:val="22"/>
+              </w:rPr>
+              <w:tab/>
+            </w:r>
+            <w:r>
+              <w:rPr>
+                <w:rFonts w:ascii="Helvetica-Oblique" w:hAnsi="Helvetica-Oblique" w:cs="Helvetica-Oblique" w:hint="eastAsia"/>
+                <w:i/>
+                <w:iCs/>
+                <w:kern w:val="0"/>
+                <w:szCs w:val="22"/>
+              </w:rPr>
+              <w:t xml:space="preserve">// </w:t>
+            </w:r>
+            <w:r>
+              <w:rPr>
+                <w:rFonts w:ascii="Helvetica-Oblique" w:hAnsi="Helvetica-Oblique" w:cs="Helvetica-Oblique"/>
+                <w:i/>
+                <w:iCs/>
+                <w:kern w:val="0"/>
+                <w:szCs w:val="22"/>
+              </w:rPr>
+              <w:t>12'b01_11_10_000000 // ADD</w:t>
+            </w:r>
+            <w:r>
+              <w:rPr>
+                <w:rFonts w:ascii="Helvetica-Oblique" w:hAnsi="Helvetica-Oblique" w:cs="Helvetica-Oblique"/>
+                <w:i/>
+                <w:iCs/>
+                <w:kern w:val="0"/>
+                <w:szCs w:val="22"/>
+              </w:rPr>
+              <w:tab/>
+            </w:r>
+            <w:r>
+              <w:rPr>
+                <w:rFonts w:ascii="Helvetica-Oblique" w:hAnsi="Helvetica-Oblique" w:cs="Helvetica-Oblique"/>
+                <w:i/>
+                <w:iCs/>
+                <w:kern w:val="0"/>
+                <w:szCs w:val="22"/>
+              </w:rPr>
+              <w:t>%3, %2</w:t>
+            </w:r>
+            <w:r>
+              <w:rPr>
+                <w:rFonts w:ascii="Helvetica-Oblique" w:hAnsi="Helvetica-Oblique" w:cs="Helvetica-Oblique"/>
+                <w:i/>
+                <w:iCs/>
+                <w:kern w:val="0"/>
+                <w:szCs w:val="22"/>
+              </w:rPr>
+              <w:tab/>
+            </w:r>
+            <w:r>
+              <w:rPr>
+                <w:rFonts w:ascii="Helvetica-Oblique" w:hAnsi="Helvetica-Oblique" w:cs="Helvetica-Oblique" w:hint="eastAsia"/>
+                <w:i/>
+                <w:iCs/>
+                <w:kern w:val="0"/>
+                <w:szCs w:val="22"/>
+              </w:rPr>
+              <w:t>//</w:t>
+            </w:r>
+            <w:r>
+              <w:rPr>
+                <w:rFonts w:ascii="Helvetica-Oblique" w:hAnsi="Helvetica-Oblique" w:cs="Helvetica-Oblique"/>
+                <w:i/>
+                <w:iCs/>
+                <w:kern w:val="0"/>
+                <w:szCs w:val="22"/>
+              </w:rPr>
+              <w:t xml:space="preserve"> ADD</w:t>
+            </w:r>
+            <w:r>
+              <w:rPr>
+                <w:rFonts w:ascii="Helvetica-Oblique" w:hAnsi="Helvetica-Oblique" w:cs="Helvetica-Oblique"/>
+                <w:i/>
+                <w:iCs/>
+                <w:kern w:val="0"/>
+                <w:szCs w:val="22"/>
+              </w:rPr>
+              <w:tab/>
+            </w:r>
+            <w:r>
+              <w:rPr>
+                <w:rFonts w:ascii="Helvetica-Oblique" w:hAnsi="Helvetica-Oblique" w:cs="Helvetica-Oblique" w:hint="eastAsia"/>
+                <w:i/>
+                <w:iCs/>
+                <w:kern w:val="0"/>
+                <w:szCs w:val="22"/>
+              </w:rPr>
+              <w:t xml:space="preserve"> </w:t>
+            </w:r>
+            <w:r>
+              <w:rPr>
+                <w:rFonts w:ascii="Helvetica-Oblique" w:hAnsi="Helvetica-Oblique" w:cs="Helvetica-Oblique"/>
+                <w:i/>
+                <w:iCs/>
+                <w:kern w:val="0"/>
+                <w:szCs w:val="22"/>
+              </w:rPr>
+              <w:t xml:space="preserve">W*K+R3 </w:t>
+            </w:r>
+            <w:r>
+              <w:rPr>
+                <w:rFonts w:ascii="Helvetica-Oblique" w:hAnsi="Helvetica-Oblique" w:cs="Helvetica-Oblique"/>
+                <w:i/>
+                <w:iCs/>
+                <w:kern w:val="0"/>
+                <w:szCs w:val="22"/>
+              </w:rPr>
+              <w:tab/>
+            </w:r>
+            <w:r>
+              <w:rPr>
+                <w:rFonts w:ascii="Helvetica-Oblique" w:hAnsi="Helvetica-Oblique" w:cs="Helvetica-Oblique"/>
+                <w:i/>
+                <w:iCs/>
+                <w:kern w:val="0"/>
+                <w:szCs w:val="22"/>
+              </w:rPr>
+              <w:t>to R3</w:t>
+            </w:r>
+          </w:p>
+          <w:p>
+            <w:pPr>
+              <w:autoSpaceDE w:val="0"/>
+              <w:autoSpaceDN w:val="0"/>
+              <w:adjustRightInd w:val="0"/>
+              <w:spacing w:after="0" w:line="240" w:lineRule="auto"/>
+              <w:rPr>
+                <w:rFonts w:ascii="Helvetica-Oblique" w:hAnsi="Helvetica-Oblique" w:cs="Helvetica-Oblique"/>
+                <w:i/>
+                <w:iCs/>
+                <w:kern w:val="0"/>
+                <w:szCs w:val="22"/>
+              </w:rPr>
+            </w:pPr>
+          </w:p>
+          <w:p>
+            <w:pPr>
+              <w:autoSpaceDE w:val="0"/>
+              <w:autoSpaceDN w:val="0"/>
+              <w:adjustRightInd w:val="0"/>
+              <w:spacing w:after="0" w:line="240" w:lineRule="auto"/>
+              <w:rPr>
+                <w:rFonts w:ascii="Helvetica-Oblique" w:hAnsi="Helvetica-Oblique" w:cs="Helvetica-Oblique" w:hint="eastAsia"/>
+                <w:i/>
+                <w:iCs/>
+                <w:kern w:val="0"/>
+                <w:szCs w:val="22"/>
+              </w:rPr>
+            </w:pPr>
+            <w:r>
+              <w:rPr>
+                <w:rFonts w:ascii="Helvetica-Oblique" w:hAnsi="Helvetica-Oblique" w:cs="Helvetica-Oblique"/>
+                <w:i/>
+                <w:iCs/>
+                <w:kern w:val="0"/>
+                <w:szCs w:val="22"/>
+              </w:rPr>
+              <w:t>E40</w:t>
+            </w:r>
+            <w:r>
+              <w:rPr>
+                <w:rFonts w:ascii="Helvetica-Oblique" w:hAnsi="Helvetica-Oblique" w:cs="Helvetica-Oblique"/>
+                <w:i/>
+                <w:iCs/>
+                <w:kern w:val="0"/>
+                <w:szCs w:val="22"/>
+              </w:rPr>
+              <w:tab/>
+            </w:r>
+            <w:r>
+              <w:rPr>
+                <w:rFonts w:ascii="Helvetica-Oblique" w:hAnsi="Helvetica-Oblique" w:cs="Helvetica-Oblique" w:hint="eastAsia"/>
+                <w:i/>
+                <w:iCs/>
+                <w:kern w:val="0"/>
+                <w:szCs w:val="22"/>
+              </w:rPr>
+              <w:t xml:space="preserve">// </w:t>
+            </w:r>
+            <w:r>
+              <w:rPr>
+                <w:rFonts w:ascii="Helvetica-Oblique" w:hAnsi="Helvetica-Oblique" w:cs="Helvetica-Oblique"/>
+                <w:i/>
+                <w:iCs/>
+                <w:kern w:val="0"/>
+                <w:szCs w:val="22"/>
+              </w:rPr>
+              <w:t>12'b11_10_01_000000 // LOADI</w:t>
+            </w:r>
+            <w:r>
+              <w:rPr>
+                <w:rFonts w:ascii="Helvetica-Oblique" w:hAnsi="Helvetica-Oblique" w:cs="Helvetica-Oblique"/>
+                <w:i/>
+                <w:iCs/>
+                <w:kern w:val="0"/>
+                <w:szCs w:val="22"/>
+              </w:rPr>
+              <w:tab/>
+            </w:r>
+            <w:r>
+              <w:rPr>
+                <w:rFonts w:ascii="Helvetica-Oblique" w:hAnsi="Helvetica-Oblique" w:cs="Helvetica-Oblique"/>
+                <w:i/>
+                <w:iCs/>
+                <w:kern w:val="0"/>
+                <w:szCs w:val="22"/>
+              </w:rPr>
+              <w:t>%2, %1,</w:t>
+            </w:r>
+            <w:r>
+              <w:rPr>
+                <w:rFonts w:ascii="Helvetica-Oblique" w:hAnsi="Helvetica-Oblique" w:cs="Helvetica-Oblique" w:hint="eastAsia"/>
+                <w:i/>
+                <w:iCs/>
+                <w:kern w:val="0"/>
+                <w:szCs w:val="22"/>
+              </w:rPr>
+              <w:t xml:space="preserve"> </w:t>
+            </w:r>
+            <w:r>
+              <w:rPr>
+                <w:rFonts w:ascii="Helvetica-Oblique" w:hAnsi="Helvetica-Oblique" w:cs="Helvetica-Oblique"/>
+                <w:i/>
+                <w:iCs/>
+                <w:kern w:val="0"/>
+                <w:szCs w:val="22"/>
+              </w:rPr>
+              <w:t>0</w:t>
+            </w:r>
+            <w:r>
+              <w:rPr>
+                <w:rFonts w:ascii="Helvetica-Oblique" w:hAnsi="Helvetica-Oblique" w:cs="Helvetica-Oblique"/>
+                <w:i/>
+                <w:iCs/>
+                <w:kern w:val="0"/>
+                <w:szCs w:val="22"/>
+              </w:rPr>
+              <w:tab/>
+            </w:r>
+            <w:r>
+              <w:rPr>
+                <w:rFonts w:ascii="Helvetica-Oblique" w:hAnsi="Helvetica-Oblique" w:cs="Helvetica-Oblique" w:hint="eastAsia"/>
+                <w:i/>
+                <w:iCs/>
+                <w:kern w:val="0"/>
+                <w:szCs w:val="22"/>
+              </w:rPr>
+              <w:t xml:space="preserve">// LOAD </w:t>
+            </w:r>
+            <w:r>
+              <w:rPr>
+                <w:rFonts w:ascii="Helvetica-Oblique" w:hAnsi="Helvetica-Oblique" w:cs="Helvetica-Oblique"/>
+                <w:i/>
+                <w:iCs/>
+                <w:kern w:val="0"/>
+                <w:szCs w:val="22"/>
+              </w:rPr>
+              <w:t>W[</w:t>
+            </w:r>
+            <w:proofErr w:type="spellStart"/>
+            <w:r>
+              <w:rPr>
+                <w:rFonts w:ascii="Helvetica-Oblique" w:hAnsi="Helvetica-Oblique" w:cs="Helvetica-Oblique"/>
+                <w:i/>
+                <w:iCs/>
+                <w:kern w:val="0"/>
+                <w:szCs w:val="22"/>
+              </w:rPr>
+              <w:t>i</w:t>
+            </w:r>
+            <w:proofErr w:type="spellEnd"/>
+            <w:r>
+              <w:rPr>
+                <w:rFonts w:ascii="Helvetica-Oblique" w:hAnsi="Helvetica-Oblique" w:cs="Helvetica-Oblique"/>
+                <w:i/>
+                <w:iCs/>
+                <w:kern w:val="0"/>
+                <w:szCs w:val="22"/>
+              </w:rPr>
+              <w:t xml:space="preserve">] </w:t>
+            </w:r>
+            <w:r>
+              <w:rPr>
+                <w:rFonts w:ascii="Helvetica-Oblique" w:hAnsi="Helvetica-Oblique" w:cs="Helvetica-Oblique"/>
+                <w:i/>
+                <w:iCs/>
+                <w:kern w:val="0"/>
+                <w:szCs w:val="22"/>
+              </w:rPr>
+              <w:tab/>
+            </w:r>
+            <w:r>
+              <w:rPr>
+                <w:rFonts w:ascii="Helvetica-Oblique" w:hAnsi="Helvetica-Oblique" w:cs="Helvetica-Oblique"/>
+                <w:i/>
+                <w:iCs/>
+                <w:kern w:val="0"/>
+                <w:szCs w:val="22"/>
+              </w:rPr>
+              <w:tab/>
+            </w:r>
+            <w:r>
+              <w:rPr>
+                <w:rFonts w:ascii="Helvetica-Oblique" w:hAnsi="Helvetica-Oblique" w:cs="Helvetica-Oblique"/>
+                <w:i/>
+                <w:iCs/>
+                <w:kern w:val="0"/>
+                <w:szCs w:val="22"/>
+              </w:rPr>
+              <w:t>to R2</w:t>
+            </w:r>
+          </w:p>
+          <w:p>
+            <w:pPr>
+              <w:autoSpaceDE w:val="0"/>
+              <w:autoSpaceDN w:val="0"/>
+              <w:adjustRightInd w:val="0"/>
+              <w:spacing w:after="0" w:line="240" w:lineRule="auto"/>
+              <w:rPr>
+                <w:rFonts w:ascii="Helvetica-Oblique" w:hAnsi="Helvetica-Oblique" w:cs="Helvetica-Oblique" w:hint="eastAsia"/>
+                <w:i/>
+                <w:iCs/>
+                <w:kern w:val="0"/>
+                <w:szCs w:val="22"/>
+              </w:rPr>
+            </w:pPr>
+            <w:r>
+              <w:rPr>
+                <w:rFonts w:ascii="Helvetica-Oblique" w:hAnsi="Helvetica-Oblique" w:cs="Helvetica-Oblique"/>
+                <w:i/>
+                <w:iCs/>
+                <w:kern w:val="0"/>
+                <w:szCs w:val="22"/>
+              </w:rPr>
+              <w:t>A9B</w:t>
+            </w:r>
+            <w:r>
+              <w:rPr>
+                <w:rFonts w:ascii="Helvetica-Oblique" w:hAnsi="Helvetica-Oblique" w:cs="Helvetica-Oblique"/>
+                <w:i/>
+                <w:iCs/>
+                <w:kern w:val="0"/>
+                <w:szCs w:val="22"/>
+              </w:rPr>
+              <w:tab/>
+            </w:r>
+            <w:r>
+              <w:rPr>
+                <w:rFonts w:ascii="Helvetica-Oblique" w:hAnsi="Helvetica-Oblique" w:cs="Helvetica-Oblique" w:hint="eastAsia"/>
+                <w:i/>
+                <w:iCs/>
+                <w:kern w:val="0"/>
+                <w:szCs w:val="22"/>
+              </w:rPr>
+              <w:t xml:space="preserve">// </w:t>
+            </w:r>
+            <w:r>
+              <w:rPr>
+                <w:rFonts w:ascii="Helvetica-Oblique" w:hAnsi="Helvetica-Oblique" w:cs="Helvetica-Oblique"/>
+                <w:i/>
+                <w:iCs/>
+                <w:kern w:val="0"/>
+                <w:szCs w:val="22"/>
+              </w:rPr>
+              <w:t>12'b10_10_10_011011 // MULI</w:t>
+            </w:r>
+            <w:r>
+              <w:rPr>
+                <w:rFonts w:ascii="Helvetica-Oblique" w:hAnsi="Helvetica-Oblique" w:cs="Helvetica-Oblique"/>
+                <w:i/>
+                <w:iCs/>
+                <w:kern w:val="0"/>
+                <w:szCs w:val="22"/>
+              </w:rPr>
+              <w:tab/>
+            </w:r>
+            <w:r>
+              <w:rPr>
+                <w:rFonts w:ascii="Helvetica-Oblique" w:hAnsi="Helvetica-Oblique" w:cs="Helvetica-Oblique"/>
+                <w:i/>
+                <w:iCs/>
+                <w:kern w:val="0"/>
+                <w:szCs w:val="22"/>
+              </w:rPr>
+              <w:t>%2, %2, 27</w:t>
+            </w:r>
+            <w:r>
+              <w:rPr>
+                <w:rFonts w:ascii="Helvetica-Oblique" w:hAnsi="Helvetica-Oblique" w:cs="Helvetica-Oblique"/>
+                <w:i/>
+                <w:iCs/>
+                <w:kern w:val="0"/>
+                <w:szCs w:val="22"/>
+              </w:rPr>
+              <w:tab/>
+            </w:r>
+            <w:r>
+              <w:rPr>
+                <w:rFonts w:ascii="Helvetica-Oblique" w:hAnsi="Helvetica-Oblique" w:cs="Helvetica-Oblique" w:hint="eastAsia"/>
+                <w:i/>
+                <w:iCs/>
+                <w:kern w:val="0"/>
+                <w:szCs w:val="22"/>
+              </w:rPr>
+              <w:t xml:space="preserve">// </w:t>
+            </w:r>
+            <w:r>
+              <w:rPr>
+                <w:rFonts w:ascii="Helvetica-Oblique" w:hAnsi="Helvetica-Oblique" w:cs="Helvetica-Oblique"/>
+                <w:i/>
+                <w:iCs/>
+                <w:kern w:val="0"/>
+                <w:szCs w:val="22"/>
+              </w:rPr>
+              <w:t xml:space="preserve">MUL </w:t>
+            </w:r>
+            <w:r>
+              <w:rPr>
+                <w:rFonts w:ascii="Helvetica-Oblique" w:hAnsi="Helvetica-Oblique" w:cs="Helvetica-Oblique" w:hint="eastAsia"/>
+                <w:i/>
+                <w:iCs/>
+                <w:kern w:val="0"/>
+                <w:szCs w:val="22"/>
+              </w:rPr>
+              <w:t xml:space="preserve"> </w:t>
+            </w:r>
+            <w:r>
+              <w:rPr>
+                <w:rFonts w:ascii="Helvetica-Oblique" w:hAnsi="Helvetica-Oblique" w:cs="Helvetica-Oblique"/>
+                <w:i/>
+                <w:iCs/>
+                <w:kern w:val="0"/>
+                <w:szCs w:val="22"/>
+              </w:rPr>
+              <w:t>W[</w:t>
+            </w:r>
+            <w:proofErr w:type="spellStart"/>
+            <w:r>
+              <w:rPr>
+                <w:rFonts w:ascii="Helvetica-Oblique" w:hAnsi="Helvetica-Oblique" w:cs="Helvetica-Oblique"/>
+                <w:i/>
+                <w:iCs/>
+                <w:kern w:val="0"/>
+                <w:szCs w:val="22"/>
+              </w:rPr>
+              <w:t>i</w:t>
+            </w:r>
+            <w:proofErr w:type="spellEnd"/>
+            <w:r>
+              <w:rPr>
+                <w:rFonts w:ascii="Helvetica-Oblique" w:hAnsi="Helvetica-Oblique" w:cs="Helvetica-Oblique"/>
+                <w:i/>
+                <w:iCs/>
+                <w:kern w:val="0"/>
+                <w:szCs w:val="22"/>
+              </w:rPr>
+              <w:t>]*K[2</w:t>
+            </w:r>
+            <w:proofErr w:type="gramStart"/>
+            <w:r>
+              <w:rPr>
+                <w:rFonts w:ascii="Helvetica-Oblique" w:hAnsi="Helvetica-Oblique" w:cs="Helvetica-Oblique"/>
+                <w:i/>
+                <w:iCs/>
+                <w:kern w:val="0"/>
+                <w:szCs w:val="22"/>
+              </w:rPr>
+              <w:t xml:space="preserve">] </w:t>
+            </w:r>
+            <w:r>
+              <w:rPr>
+                <w:rFonts w:ascii="Helvetica-Oblique" w:hAnsi="Helvetica-Oblique" w:cs="Helvetica-Oblique"/>
+                <w:i/>
+                <w:iCs/>
+                <w:kern w:val="0"/>
+                <w:szCs w:val="22"/>
+              </w:rPr>
+              <w:tab/>
+            </w:r>
+            <w:r>
+              <w:rPr>
+                <w:rFonts w:ascii="Helvetica-Oblique" w:hAnsi="Helvetica-Oblique" w:cs="Helvetica-Oblique"/>
+                <w:i/>
+                <w:iCs/>
+                <w:kern w:val="0"/>
+                <w:szCs w:val="22"/>
+              </w:rPr>
+              <w:t>to</w:t>
+            </w:r>
+            <w:proofErr w:type="gramEnd"/>
+            <w:r>
+              <w:rPr>
+                <w:rFonts w:ascii="Helvetica-Oblique" w:hAnsi="Helvetica-Oblique" w:cs="Helvetica-Oblique"/>
+                <w:i/>
+                <w:iCs/>
+                <w:kern w:val="0"/>
+                <w:szCs w:val="22"/>
+              </w:rPr>
+              <w:t xml:space="preserve"> R2</w:t>
+            </w:r>
+          </w:p>
+          <w:p>
+            <w:pPr>
+              <w:autoSpaceDE w:val="0"/>
+              <w:autoSpaceDN w:val="0"/>
+              <w:adjustRightInd w:val="0"/>
+              <w:spacing w:after="0" w:line="240" w:lineRule="auto"/>
+              <w:rPr>
+                <w:rFonts w:ascii="Helvetica-Oblique" w:hAnsi="Helvetica-Oblique" w:cs="Helvetica-Oblique" w:hint="eastAsia"/>
+                <w:i/>
+                <w:iCs/>
+                <w:kern w:val="0"/>
+                <w:szCs w:val="22"/>
+              </w:rPr>
+            </w:pPr>
+            <w:r>
+              <w:rPr>
+                <w:rFonts w:ascii="Helvetica-Oblique" w:hAnsi="Helvetica-Oblique" w:cs="Helvetica-Oblique"/>
+                <w:i/>
+                <w:iCs/>
+                <w:kern w:val="0"/>
+                <w:szCs w:val="22"/>
+              </w:rPr>
+              <w:t>780</w:t>
+            </w:r>
+            <w:r>
+              <w:rPr>
+                <w:rFonts w:ascii="Helvetica-Oblique" w:hAnsi="Helvetica-Oblique" w:cs="Helvetica-Oblique"/>
+                <w:i/>
+                <w:iCs/>
+                <w:kern w:val="0"/>
+                <w:szCs w:val="22"/>
+              </w:rPr>
+              <w:tab/>
+            </w:r>
+            <w:r>
+              <w:rPr>
+                <w:rFonts w:ascii="Helvetica-Oblique" w:hAnsi="Helvetica-Oblique" w:cs="Helvetica-Oblique" w:hint="eastAsia"/>
+                <w:i/>
+                <w:iCs/>
+                <w:kern w:val="0"/>
+                <w:szCs w:val="22"/>
+              </w:rPr>
+              <w:t xml:space="preserve">// </w:t>
+            </w:r>
+            <w:r>
+              <w:rPr>
+                <w:rFonts w:ascii="Helvetica-Oblique" w:hAnsi="Helvetica-Oblique" w:cs="Helvetica-Oblique"/>
+                <w:i/>
+                <w:iCs/>
+                <w:kern w:val="0"/>
+                <w:szCs w:val="22"/>
+              </w:rPr>
+              <w:t>12'b01_11_10_000000 // ADD</w:t>
+            </w:r>
+            <w:r>
+              <w:rPr>
+                <w:rFonts w:ascii="Helvetica-Oblique" w:hAnsi="Helvetica-Oblique" w:cs="Helvetica-Oblique"/>
+                <w:i/>
+                <w:iCs/>
+                <w:kern w:val="0"/>
+                <w:szCs w:val="22"/>
+              </w:rPr>
+              <w:tab/>
+            </w:r>
+            <w:r>
+              <w:rPr>
+                <w:rFonts w:ascii="Helvetica-Oblique" w:hAnsi="Helvetica-Oblique" w:cs="Helvetica-Oblique"/>
+                <w:i/>
+                <w:iCs/>
+                <w:kern w:val="0"/>
+                <w:szCs w:val="22"/>
+              </w:rPr>
+              <w:t>%3, %2</w:t>
+            </w:r>
+            <w:r>
+              <w:rPr>
+                <w:rFonts w:ascii="Helvetica-Oblique" w:hAnsi="Helvetica-Oblique" w:cs="Helvetica-Oblique"/>
+                <w:i/>
+                <w:iCs/>
+                <w:kern w:val="0"/>
+                <w:szCs w:val="22"/>
+              </w:rPr>
+              <w:tab/>
+            </w:r>
+            <w:r>
+              <w:rPr>
+                <w:rFonts w:ascii="Helvetica-Oblique" w:hAnsi="Helvetica-Oblique" w:cs="Helvetica-Oblique" w:hint="eastAsia"/>
+                <w:i/>
+                <w:iCs/>
+                <w:kern w:val="0"/>
+                <w:szCs w:val="22"/>
+              </w:rPr>
+              <w:t xml:space="preserve">// </w:t>
+            </w:r>
+            <w:proofErr w:type="gramStart"/>
+            <w:r>
+              <w:rPr>
+                <w:rFonts w:ascii="Helvetica-Oblique" w:hAnsi="Helvetica-Oblique" w:cs="Helvetica-Oblique"/>
+                <w:i/>
+                <w:iCs/>
+                <w:kern w:val="0"/>
+                <w:szCs w:val="22"/>
+              </w:rPr>
+              <w:t>ADD</w:t>
+            </w:r>
+            <w:r>
+              <w:rPr>
+                <w:rFonts w:ascii="Helvetica-Oblique" w:hAnsi="Helvetica-Oblique" w:cs="Helvetica-Oblique" w:hint="eastAsia"/>
+                <w:i/>
+                <w:iCs/>
+                <w:kern w:val="0"/>
+                <w:szCs w:val="22"/>
+              </w:rPr>
+              <w:t xml:space="preserve">  </w:t>
+            </w:r>
+            <w:r>
+              <w:rPr>
+                <w:rFonts w:ascii="Helvetica-Oblique" w:hAnsi="Helvetica-Oblique" w:cs="Helvetica-Oblique"/>
+                <w:i/>
+                <w:iCs/>
+                <w:kern w:val="0"/>
+                <w:szCs w:val="22"/>
+              </w:rPr>
+              <w:t>W</w:t>
+            </w:r>
+            <w:proofErr w:type="gramEnd"/>
+            <w:r>
+              <w:rPr>
+                <w:rFonts w:ascii="Helvetica-Oblique" w:hAnsi="Helvetica-Oblique" w:cs="Helvetica-Oblique"/>
+                <w:i/>
+                <w:iCs/>
+                <w:kern w:val="0"/>
+                <w:szCs w:val="22"/>
+              </w:rPr>
+              <w:t>*K+R</w:t>
+            </w:r>
+            <w:proofErr w:type="gramStart"/>
+            <w:r>
+              <w:rPr>
+                <w:rFonts w:ascii="Helvetica-Oblique" w:hAnsi="Helvetica-Oblique" w:cs="Helvetica-Oblique"/>
+                <w:i/>
+                <w:iCs/>
+                <w:kern w:val="0"/>
+                <w:szCs w:val="22"/>
+              </w:rPr>
+              <w:t xml:space="preserve">3 </w:t>
+            </w:r>
+            <w:r>
+              <w:rPr>
+                <w:rFonts w:ascii="Helvetica-Oblique" w:hAnsi="Helvetica-Oblique" w:cs="Helvetica-Oblique" w:hint="eastAsia"/>
+                <w:i/>
+                <w:iCs/>
+                <w:kern w:val="0"/>
+                <w:szCs w:val="22"/>
+              </w:rPr>
+              <w:t xml:space="preserve"> </w:t>
+            </w:r>
+            <w:r>
+              <w:rPr>
+                <w:rFonts w:ascii="Helvetica-Oblique" w:hAnsi="Helvetica-Oblique" w:cs="Helvetica-Oblique"/>
+                <w:i/>
+                <w:iCs/>
+                <w:kern w:val="0"/>
+                <w:szCs w:val="22"/>
+              </w:rPr>
+              <w:tab/>
+            </w:r>
+            <w:proofErr w:type="gramEnd"/>
+            <w:r>
+              <w:rPr>
+                <w:rFonts w:ascii="Helvetica-Oblique" w:hAnsi="Helvetica-Oblique" w:cs="Helvetica-Oblique"/>
+                <w:i/>
+                <w:iCs/>
+                <w:kern w:val="0"/>
+                <w:szCs w:val="22"/>
+              </w:rPr>
+              <w:t>to R3</w:t>
+            </w:r>
+          </w:p>
+          <w:p>
+            <w:pPr>
+              <w:autoSpaceDE w:val="0"/>
+              <w:autoSpaceDN w:val="0"/>
+              <w:adjustRightInd w:val="0"/>
+              <w:spacing w:after="0" w:line="240" w:lineRule="auto"/>
+              <w:rPr>
+                <w:rFonts w:ascii="Helvetica-Oblique" w:hAnsi="Helvetica-Oblique" w:cs="Helvetica-Oblique"/>
+                <w:i/>
+                <w:iCs/>
+                <w:kern w:val="0"/>
+                <w:szCs w:val="22"/>
+              </w:rPr>
+            </w:pPr>
+          </w:p>
+          <w:p>
+            <w:pPr>
+              <w:autoSpaceDE w:val="0"/>
+              <w:autoSpaceDN w:val="0"/>
+              <w:adjustRightInd w:val="0"/>
+              <w:spacing w:after="0" w:line="240" w:lineRule="auto"/>
+              <w:rPr>
+                <w:rFonts w:ascii="Helvetica-Oblique" w:hAnsi="Helvetica-Oblique" w:cs="Helvetica-Oblique" w:hint="eastAsia"/>
+                <w:i/>
+                <w:iCs/>
+                <w:kern w:val="0"/>
+                <w:szCs w:val="22"/>
+              </w:rPr>
+            </w:pPr>
+            <w:r>
+              <w:rPr>
+                <w:rFonts w:ascii="Helvetica-Oblique" w:hAnsi="Helvetica-Oblique" w:cs="Helvetica-Oblique"/>
+                <w:i/>
+                <w:iCs/>
+                <w:kern w:val="0"/>
+                <w:szCs w:val="22"/>
+              </w:rPr>
+              <w:t>E41</w:t>
+            </w:r>
+            <w:r>
+              <w:rPr>
+                <w:rFonts w:ascii="Helvetica-Oblique" w:hAnsi="Helvetica-Oblique" w:cs="Helvetica-Oblique"/>
+                <w:i/>
+                <w:iCs/>
+                <w:kern w:val="0"/>
+                <w:szCs w:val="22"/>
+              </w:rPr>
+              <w:tab/>
+            </w:r>
+            <w:r>
+              <w:rPr>
+                <w:rFonts w:ascii="Helvetica-Oblique" w:hAnsi="Helvetica-Oblique" w:cs="Helvetica-Oblique" w:hint="eastAsia"/>
+                <w:i/>
+                <w:iCs/>
+                <w:kern w:val="0"/>
+                <w:szCs w:val="22"/>
+              </w:rPr>
+              <w:t xml:space="preserve">// </w:t>
+            </w:r>
+            <w:r>
+              <w:rPr>
+                <w:rFonts w:ascii="Helvetica-Oblique" w:hAnsi="Helvetica-Oblique" w:cs="Helvetica-Oblique"/>
+                <w:i/>
+                <w:iCs/>
+                <w:kern w:val="0"/>
+                <w:szCs w:val="22"/>
+              </w:rPr>
+              <w:t>12'b11_10_01_000001 // LOADI</w:t>
+            </w:r>
+            <w:r>
+              <w:rPr>
+                <w:rFonts w:ascii="Helvetica-Oblique" w:hAnsi="Helvetica-Oblique" w:cs="Helvetica-Oblique"/>
+                <w:i/>
+                <w:iCs/>
+                <w:kern w:val="0"/>
+                <w:szCs w:val="22"/>
+              </w:rPr>
+              <w:tab/>
+            </w:r>
+            <w:r>
+              <w:rPr>
+                <w:rFonts w:ascii="Helvetica-Oblique" w:hAnsi="Helvetica-Oblique" w:cs="Helvetica-Oblique"/>
+                <w:i/>
+                <w:iCs/>
+                <w:kern w:val="0"/>
+                <w:szCs w:val="22"/>
+              </w:rPr>
+              <w:t xml:space="preserve">%2, %1, </w:t>
+            </w:r>
+            <w:r>
+              <w:rPr>
+                <w:rFonts w:ascii="Helvetica-Oblique" w:hAnsi="Helvetica-Oblique" w:cs="Helvetica-Oblique" w:hint="eastAsia"/>
+                <w:i/>
+                <w:iCs/>
+                <w:kern w:val="0"/>
+                <w:szCs w:val="22"/>
+              </w:rPr>
+              <w:t>+</w:t>
+            </w:r>
+            <w:r>
+              <w:rPr>
+                <w:rFonts w:ascii="Helvetica-Oblique" w:hAnsi="Helvetica-Oblique" w:cs="Helvetica-Oblique"/>
+                <w:i/>
+                <w:iCs/>
+                <w:kern w:val="0"/>
+                <w:szCs w:val="22"/>
+              </w:rPr>
+              <w:t>1</w:t>
+            </w:r>
+            <w:r>
+              <w:rPr>
+                <w:rFonts w:ascii="Helvetica-Oblique" w:hAnsi="Helvetica-Oblique" w:cs="Helvetica-Oblique"/>
+                <w:i/>
+                <w:iCs/>
+                <w:kern w:val="0"/>
+                <w:szCs w:val="22"/>
+              </w:rPr>
+              <w:tab/>
+            </w:r>
+            <w:r>
+              <w:rPr>
+                <w:rFonts w:ascii="Helvetica-Oblique" w:hAnsi="Helvetica-Oblique" w:cs="Helvetica-Oblique" w:hint="eastAsia"/>
+                <w:i/>
+                <w:iCs/>
+                <w:kern w:val="0"/>
+                <w:szCs w:val="22"/>
+              </w:rPr>
+              <w:t>// LOAD</w:t>
+            </w:r>
+            <w:r>
+              <w:rPr>
+                <w:rFonts w:ascii="Helvetica-Oblique" w:hAnsi="Helvetica-Oblique" w:cs="Helvetica-Oblique"/>
+                <w:i/>
+                <w:iCs/>
+                <w:kern w:val="0"/>
+                <w:szCs w:val="22"/>
+              </w:rPr>
+              <w:t xml:space="preserve"> W[i+1</w:t>
+            </w:r>
+            <w:proofErr w:type="gramStart"/>
+            <w:r>
+              <w:rPr>
+                <w:rFonts w:ascii="Helvetica-Oblique" w:hAnsi="Helvetica-Oblique" w:cs="Helvetica-Oblique"/>
+                <w:i/>
+                <w:iCs/>
+                <w:kern w:val="0"/>
+                <w:szCs w:val="22"/>
+              </w:rPr>
+              <w:t xml:space="preserve">] </w:t>
+            </w:r>
+            <w:r>
+              <w:rPr>
+                <w:rFonts w:ascii="Helvetica-Oblique" w:hAnsi="Helvetica-Oblique" w:cs="Helvetica-Oblique" w:hint="eastAsia"/>
+                <w:i/>
+                <w:iCs/>
+                <w:kern w:val="0"/>
+                <w:szCs w:val="22"/>
+              </w:rPr>
+              <w:t xml:space="preserve">   </w:t>
+            </w:r>
+            <w:r>
+              <w:rPr>
+                <w:rFonts w:ascii="Helvetica-Oblique" w:hAnsi="Helvetica-Oblique" w:cs="Helvetica-Oblique"/>
+                <w:i/>
+                <w:iCs/>
+                <w:kern w:val="0"/>
+                <w:szCs w:val="22"/>
+              </w:rPr>
+              <w:tab/>
+            </w:r>
+            <w:r>
+              <w:rPr>
+                <w:rFonts w:ascii="Helvetica-Oblique" w:hAnsi="Helvetica-Oblique" w:cs="Helvetica-Oblique"/>
+                <w:i/>
+                <w:iCs/>
+                <w:kern w:val="0"/>
+                <w:szCs w:val="22"/>
+              </w:rPr>
+              <w:t>to</w:t>
+            </w:r>
+            <w:proofErr w:type="gramEnd"/>
+            <w:r>
+              <w:rPr>
+                <w:rFonts w:ascii="Helvetica-Oblique" w:hAnsi="Helvetica-Oblique" w:cs="Helvetica-Oblique"/>
+                <w:i/>
+                <w:iCs/>
+                <w:kern w:val="0"/>
+                <w:szCs w:val="22"/>
+              </w:rPr>
+              <w:t xml:space="preserve"> R2</w:t>
+            </w:r>
+          </w:p>
+          <w:p>
+            <w:pPr>
+              <w:autoSpaceDE w:val="0"/>
+              <w:autoSpaceDN w:val="0"/>
+              <w:adjustRightInd w:val="0"/>
+              <w:spacing w:after="0" w:line="240" w:lineRule="auto"/>
+              <w:rPr>
+                <w:rFonts w:ascii="Helvetica-Oblique" w:hAnsi="Helvetica-Oblique" w:cs="Helvetica-Oblique" w:hint="eastAsia"/>
+                <w:i/>
+                <w:iCs/>
+                <w:kern w:val="0"/>
+                <w:szCs w:val="22"/>
+              </w:rPr>
+            </w:pPr>
+            <w:r>
+              <w:rPr>
+                <w:rFonts w:ascii="Helvetica-Oblique" w:hAnsi="Helvetica-Oblique" w:cs="Helvetica-Oblique"/>
+                <w:i/>
+                <w:iCs/>
+                <w:kern w:val="0"/>
+                <w:szCs w:val="22"/>
+              </w:rPr>
+              <w:t>A95</w:t>
+            </w:r>
+            <w:r>
+              <w:rPr>
+                <w:rFonts w:ascii="Helvetica-Oblique" w:hAnsi="Helvetica-Oblique" w:cs="Helvetica-Oblique"/>
+                <w:i/>
+                <w:iCs/>
+                <w:kern w:val="0"/>
+                <w:szCs w:val="22"/>
+              </w:rPr>
+              <w:tab/>
+            </w:r>
+            <w:r>
+              <w:rPr>
+                <w:rFonts w:ascii="Helvetica-Oblique" w:hAnsi="Helvetica-Oblique" w:cs="Helvetica-Oblique" w:hint="eastAsia"/>
+                <w:i/>
+                <w:iCs/>
+                <w:kern w:val="0"/>
+                <w:szCs w:val="22"/>
+              </w:rPr>
+              <w:t xml:space="preserve">// </w:t>
+            </w:r>
+            <w:r>
+              <w:rPr>
+                <w:rFonts w:ascii="Helvetica-Oblique" w:hAnsi="Helvetica-Oblique" w:cs="Helvetica-Oblique"/>
+                <w:i/>
+                <w:iCs/>
+                <w:kern w:val="0"/>
+                <w:szCs w:val="22"/>
+              </w:rPr>
+              <w:t>12'b10_10_10_010101 // MULI</w:t>
+            </w:r>
+            <w:r>
+              <w:rPr>
+                <w:rFonts w:ascii="Helvetica-Oblique" w:hAnsi="Helvetica-Oblique" w:cs="Helvetica-Oblique"/>
+                <w:i/>
+                <w:iCs/>
+                <w:kern w:val="0"/>
+                <w:szCs w:val="22"/>
+              </w:rPr>
+              <w:tab/>
+            </w:r>
+            <w:r>
+              <w:rPr>
+                <w:rFonts w:ascii="Helvetica-Oblique" w:hAnsi="Helvetica-Oblique" w:cs="Helvetica-Oblique"/>
+                <w:i/>
+                <w:iCs/>
+                <w:kern w:val="0"/>
+                <w:szCs w:val="22"/>
+              </w:rPr>
+              <w:t>%2, %2, 21</w:t>
+            </w:r>
+            <w:r>
+              <w:rPr>
+                <w:rFonts w:ascii="Helvetica-Oblique" w:hAnsi="Helvetica-Oblique" w:cs="Helvetica-Oblique"/>
+                <w:i/>
+                <w:iCs/>
+                <w:kern w:val="0"/>
+                <w:szCs w:val="22"/>
+              </w:rPr>
+              <w:tab/>
+            </w:r>
+            <w:r>
+              <w:rPr>
+                <w:rFonts w:ascii="Helvetica-Oblique" w:hAnsi="Helvetica-Oblique" w:cs="Helvetica-Oblique" w:hint="eastAsia"/>
+                <w:i/>
+                <w:iCs/>
+                <w:kern w:val="0"/>
+                <w:szCs w:val="22"/>
+              </w:rPr>
+              <w:t xml:space="preserve">// </w:t>
+            </w:r>
+            <w:proofErr w:type="gramStart"/>
+            <w:r>
+              <w:rPr>
+                <w:rFonts w:ascii="Helvetica-Oblique" w:hAnsi="Helvetica-Oblique" w:cs="Helvetica-Oblique"/>
+                <w:i/>
+                <w:iCs/>
+                <w:kern w:val="0"/>
+                <w:szCs w:val="22"/>
+              </w:rPr>
+              <w:t xml:space="preserve">MUL </w:t>
+            </w:r>
+            <w:r>
+              <w:rPr>
+                <w:rFonts w:ascii="Helvetica-Oblique" w:hAnsi="Helvetica-Oblique" w:cs="Helvetica-Oblique" w:hint="eastAsia"/>
+                <w:i/>
+                <w:iCs/>
+                <w:kern w:val="0"/>
+                <w:szCs w:val="22"/>
+              </w:rPr>
+              <w:t xml:space="preserve"> </w:t>
+            </w:r>
+            <w:r>
+              <w:rPr>
+                <w:rFonts w:ascii="Helvetica-Oblique" w:hAnsi="Helvetica-Oblique" w:cs="Helvetica-Oblique"/>
+                <w:i/>
+                <w:iCs/>
+                <w:kern w:val="0"/>
+                <w:szCs w:val="22"/>
+              </w:rPr>
+              <w:t>W</w:t>
+            </w:r>
+            <w:proofErr w:type="gramEnd"/>
+            <w:r>
+              <w:rPr>
+                <w:rFonts w:ascii="Helvetica-Oblique" w:hAnsi="Helvetica-Oblique" w:cs="Helvetica-Oblique"/>
+                <w:i/>
+                <w:iCs/>
+                <w:kern w:val="0"/>
+                <w:szCs w:val="22"/>
+              </w:rPr>
+              <w:t>[i+</w:t>
+            </w:r>
+            <w:proofErr w:type="gramStart"/>
+            <w:r>
+              <w:rPr>
+                <w:rFonts w:ascii="Helvetica-Oblique" w:hAnsi="Helvetica-Oblique" w:cs="Helvetica-Oblique"/>
+                <w:i/>
+                <w:iCs/>
+                <w:kern w:val="0"/>
+                <w:szCs w:val="22"/>
+              </w:rPr>
+              <w:t>1]*K[</w:t>
+            </w:r>
+            <w:proofErr w:type="gramEnd"/>
+            <w:r>
+              <w:rPr>
+                <w:rFonts w:ascii="Helvetica-Oblique" w:hAnsi="Helvetica-Oblique" w:cs="Helvetica-Oblique"/>
+                <w:i/>
+                <w:iCs/>
+                <w:kern w:val="0"/>
+                <w:szCs w:val="22"/>
+              </w:rPr>
+              <w:t>3]</w:t>
+            </w:r>
+            <w:r>
+              <w:rPr>
+                <w:rFonts w:ascii="Helvetica-Oblique" w:hAnsi="Helvetica-Oblique" w:cs="Helvetica-Oblique"/>
+                <w:i/>
+                <w:iCs/>
+                <w:kern w:val="0"/>
+                <w:szCs w:val="22"/>
+              </w:rPr>
+              <w:tab/>
+            </w:r>
+            <w:r>
+              <w:rPr>
+                <w:rFonts w:ascii="Helvetica-Oblique" w:hAnsi="Helvetica-Oblique" w:cs="Helvetica-Oblique"/>
+                <w:i/>
+                <w:iCs/>
+                <w:kern w:val="0"/>
+                <w:szCs w:val="22"/>
+              </w:rPr>
+              <w:t>to</w:t>
+            </w:r>
+            <w:r>
+              <w:rPr>
+                <w:rFonts w:ascii="Helvetica-Oblique" w:hAnsi="Helvetica-Oblique" w:cs="Helvetica-Oblique" w:hint="eastAsia"/>
+                <w:i/>
+                <w:iCs/>
+                <w:kern w:val="0"/>
+                <w:szCs w:val="22"/>
+              </w:rPr>
+              <w:t xml:space="preserve"> </w:t>
+            </w:r>
+            <w:r>
+              <w:rPr>
+                <w:rFonts w:ascii="Helvetica-Oblique" w:hAnsi="Helvetica-Oblique" w:cs="Helvetica-Oblique"/>
+                <w:i/>
+                <w:iCs/>
+                <w:kern w:val="0"/>
+                <w:szCs w:val="22"/>
+              </w:rPr>
+              <w:t>R2</w:t>
+            </w:r>
+          </w:p>
+          <w:p>
+            <w:pPr>
+              <w:autoSpaceDE w:val="0"/>
+              <w:autoSpaceDN w:val="0"/>
+              <w:adjustRightInd w:val="0"/>
+              <w:spacing w:after="0" w:line="240" w:lineRule="auto"/>
+              <w:rPr>
+                <w:rFonts w:ascii="Helvetica-Oblique" w:hAnsi="Helvetica-Oblique" w:cs="Helvetica-Oblique" w:hint="eastAsia"/>
+                <w:i/>
+                <w:iCs/>
+                <w:kern w:val="0"/>
+                <w:szCs w:val="22"/>
+              </w:rPr>
+            </w:pPr>
+            <w:r>
+              <w:rPr>
+                <w:rFonts w:ascii="Helvetica-Oblique" w:hAnsi="Helvetica-Oblique" w:cs="Helvetica-Oblique"/>
+                <w:i/>
+                <w:iCs/>
+                <w:kern w:val="0"/>
+                <w:szCs w:val="22"/>
+              </w:rPr>
+              <w:t>780</w:t>
+            </w:r>
+            <w:r>
+              <w:rPr>
+                <w:rFonts w:ascii="Helvetica-Oblique" w:hAnsi="Helvetica-Oblique" w:cs="Helvetica-Oblique"/>
+                <w:i/>
+                <w:iCs/>
+                <w:kern w:val="0"/>
+                <w:szCs w:val="22"/>
+              </w:rPr>
+              <w:tab/>
+            </w:r>
+            <w:r>
+              <w:rPr>
+                <w:rFonts w:ascii="Helvetica-Oblique" w:hAnsi="Helvetica-Oblique" w:cs="Helvetica-Oblique" w:hint="eastAsia"/>
+                <w:i/>
+                <w:iCs/>
+                <w:kern w:val="0"/>
+                <w:szCs w:val="22"/>
+              </w:rPr>
+              <w:t xml:space="preserve">// </w:t>
+            </w:r>
+            <w:r>
+              <w:rPr>
+                <w:rFonts w:ascii="Helvetica-Oblique" w:hAnsi="Helvetica-Oblique" w:cs="Helvetica-Oblique"/>
+                <w:i/>
+                <w:iCs/>
+                <w:kern w:val="0"/>
+                <w:szCs w:val="22"/>
+              </w:rPr>
+              <w:t>12'b01_11_10_000000 // ADD</w:t>
+            </w:r>
+            <w:r>
+              <w:rPr>
+                <w:rFonts w:ascii="Helvetica-Oblique" w:hAnsi="Helvetica-Oblique" w:cs="Helvetica-Oblique"/>
+                <w:i/>
+                <w:iCs/>
+                <w:kern w:val="0"/>
+                <w:szCs w:val="22"/>
+              </w:rPr>
+              <w:tab/>
+            </w:r>
+            <w:r>
+              <w:rPr>
+                <w:rFonts w:ascii="Helvetica-Oblique" w:hAnsi="Helvetica-Oblique" w:cs="Helvetica-Oblique"/>
+                <w:i/>
+                <w:iCs/>
+                <w:kern w:val="0"/>
+                <w:szCs w:val="22"/>
+              </w:rPr>
+              <w:t>%3, %2</w:t>
+            </w:r>
+            <w:r>
+              <w:rPr>
+                <w:rFonts w:ascii="Helvetica-Oblique" w:hAnsi="Helvetica-Oblique" w:cs="Helvetica-Oblique"/>
+                <w:i/>
+                <w:iCs/>
+                <w:kern w:val="0"/>
+                <w:szCs w:val="22"/>
+              </w:rPr>
+              <w:tab/>
+            </w:r>
+            <w:r>
+              <w:rPr>
+                <w:rFonts w:ascii="Helvetica-Oblique" w:hAnsi="Helvetica-Oblique" w:cs="Helvetica-Oblique" w:hint="eastAsia"/>
+                <w:i/>
+                <w:iCs/>
+                <w:kern w:val="0"/>
+                <w:szCs w:val="22"/>
+              </w:rPr>
+              <w:t xml:space="preserve">// </w:t>
+            </w:r>
+            <w:proofErr w:type="gramStart"/>
+            <w:r>
+              <w:rPr>
+                <w:rFonts w:ascii="Helvetica-Oblique" w:hAnsi="Helvetica-Oblique" w:cs="Helvetica-Oblique"/>
+                <w:i/>
+                <w:iCs/>
+                <w:kern w:val="0"/>
+                <w:szCs w:val="22"/>
+              </w:rPr>
+              <w:t xml:space="preserve">ADD </w:t>
+            </w:r>
+            <w:r>
+              <w:rPr>
+                <w:rFonts w:ascii="Helvetica-Oblique" w:hAnsi="Helvetica-Oblique" w:cs="Helvetica-Oblique" w:hint="eastAsia"/>
+                <w:i/>
+                <w:iCs/>
+                <w:kern w:val="0"/>
+                <w:szCs w:val="22"/>
+              </w:rPr>
+              <w:t xml:space="preserve"> </w:t>
+            </w:r>
+            <w:r>
+              <w:rPr>
+                <w:rFonts w:ascii="Helvetica-Oblique" w:hAnsi="Helvetica-Oblique" w:cs="Helvetica-Oblique"/>
+                <w:i/>
+                <w:iCs/>
+                <w:kern w:val="0"/>
+                <w:szCs w:val="22"/>
+              </w:rPr>
+              <w:t>W</w:t>
+            </w:r>
+            <w:proofErr w:type="gramEnd"/>
+            <w:r>
+              <w:rPr>
+                <w:rFonts w:ascii="Helvetica-Oblique" w:hAnsi="Helvetica-Oblique" w:cs="Helvetica-Oblique"/>
+                <w:i/>
+                <w:iCs/>
+                <w:kern w:val="0"/>
+                <w:szCs w:val="22"/>
+              </w:rPr>
+              <w:t xml:space="preserve">*K+R3 </w:t>
+            </w:r>
+            <w:r>
+              <w:rPr>
+                <w:rFonts w:ascii="Helvetica-Oblique" w:hAnsi="Helvetica-Oblique" w:cs="Helvetica-Oblique" w:hint="eastAsia"/>
+                <w:i/>
+                <w:iCs/>
+                <w:kern w:val="0"/>
+                <w:szCs w:val="22"/>
+              </w:rPr>
+              <w:t xml:space="preserve">  </w:t>
+            </w:r>
+            <w:r>
+              <w:rPr>
+                <w:rFonts w:ascii="Helvetica-Oblique" w:hAnsi="Helvetica-Oblique" w:cs="Helvetica-Oblique"/>
+                <w:i/>
+                <w:iCs/>
+                <w:kern w:val="0"/>
+                <w:szCs w:val="22"/>
+              </w:rPr>
+              <w:tab/>
+            </w:r>
+            <w:r>
+              <w:rPr>
+                <w:rFonts w:ascii="Helvetica-Oblique" w:hAnsi="Helvetica-Oblique" w:cs="Helvetica-Oblique"/>
+                <w:i/>
+                <w:iCs/>
+                <w:kern w:val="0"/>
+                <w:szCs w:val="22"/>
+              </w:rPr>
+              <w:t>to R3</w:t>
+            </w:r>
+          </w:p>
+          <w:p>
+            <w:pPr>
+              <w:autoSpaceDE w:val="0"/>
+              <w:autoSpaceDN w:val="0"/>
+              <w:adjustRightInd w:val="0"/>
+              <w:spacing w:after="0" w:line="240" w:lineRule="auto"/>
+              <w:rPr>
+                <w:rFonts w:ascii="Helvetica-Oblique" w:hAnsi="Helvetica-Oblique" w:cs="Helvetica-Oblique"/>
+                <w:i/>
+                <w:iCs/>
+                <w:kern w:val="0"/>
+                <w:szCs w:val="22"/>
+              </w:rPr>
+            </w:pPr>
+          </w:p>
+          <w:p>
+            <w:pPr>
+              <w:autoSpaceDE w:val="0"/>
+              <w:autoSpaceDN w:val="0"/>
+              <w:adjustRightInd w:val="0"/>
+              <w:spacing w:after="0" w:line="240" w:lineRule="auto"/>
+              <w:rPr>
+                <w:rFonts w:ascii="Helvetica-Oblique" w:hAnsi="Helvetica-Oblique" w:cs="Helvetica-Oblique" w:hint="eastAsia"/>
+                <w:i/>
+                <w:iCs/>
+                <w:kern w:val="0"/>
+                <w:szCs w:val="22"/>
+              </w:rPr>
+            </w:pPr>
+            <w:r>
+              <w:rPr>
+                <w:rFonts w:ascii="Helvetica-Oblique" w:hAnsi="Helvetica-Oblique" w:cs="Helvetica-Oblique"/>
+                <w:i/>
+                <w:iCs/>
+                <w:kern w:val="0"/>
+                <w:szCs w:val="22"/>
+              </w:rPr>
+              <w:t>E42</w:t>
+            </w:r>
+            <w:r>
+              <w:rPr>
+                <w:rFonts w:ascii="Helvetica-Oblique" w:hAnsi="Helvetica-Oblique" w:cs="Helvetica-Oblique"/>
+                <w:i/>
+                <w:iCs/>
+                <w:kern w:val="0"/>
+                <w:szCs w:val="22"/>
+              </w:rPr>
+              <w:tab/>
+            </w:r>
+            <w:r>
+              <w:rPr>
+                <w:rFonts w:ascii="Helvetica-Oblique" w:hAnsi="Helvetica-Oblique" w:cs="Helvetica-Oblique" w:hint="eastAsia"/>
+                <w:i/>
+                <w:iCs/>
+                <w:kern w:val="0"/>
+                <w:szCs w:val="22"/>
+              </w:rPr>
+              <w:t xml:space="preserve">// </w:t>
+            </w:r>
+            <w:r>
+              <w:rPr>
+                <w:rFonts w:ascii="Helvetica-Oblique" w:hAnsi="Helvetica-Oblique" w:cs="Helvetica-Oblique"/>
+                <w:i/>
+                <w:iCs/>
+                <w:kern w:val="0"/>
+                <w:szCs w:val="22"/>
+              </w:rPr>
+              <w:t>12'b11_10_01_000010 // LOADI</w:t>
+            </w:r>
+            <w:r>
+              <w:rPr>
+                <w:rFonts w:ascii="Helvetica-Oblique" w:hAnsi="Helvetica-Oblique" w:cs="Helvetica-Oblique"/>
+                <w:i/>
+                <w:iCs/>
+                <w:kern w:val="0"/>
+                <w:szCs w:val="22"/>
+              </w:rPr>
+              <w:tab/>
+            </w:r>
+            <w:r>
+              <w:rPr>
+                <w:rFonts w:ascii="Helvetica-Oblique" w:hAnsi="Helvetica-Oblique" w:cs="Helvetica-Oblique"/>
+                <w:i/>
+                <w:iCs/>
+                <w:kern w:val="0"/>
+                <w:szCs w:val="22"/>
+              </w:rPr>
+              <w:t>%2, %1, +2</w:t>
+            </w:r>
+            <w:r>
+              <w:rPr>
+                <w:rFonts w:ascii="Helvetica-Oblique" w:hAnsi="Helvetica-Oblique" w:cs="Helvetica-Oblique"/>
+                <w:i/>
+                <w:iCs/>
+                <w:kern w:val="0"/>
+                <w:szCs w:val="22"/>
+              </w:rPr>
+              <w:tab/>
+            </w:r>
+            <w:r>
+              <w:rPr>
+                <w:rFonts w:ascii="Helvetica-Oblique" w:hAnsi="Helvetica-Oblique" w:cs="Helvetica-Oblique" w:hint="eastAsia"/>
+                <w:i/>
+                <w:iCs/>
+                <w:kern w:val="0"/>
+                <w:szCs w:val="22"/>
+              </w:rPr>
+              <w:t>// LOAD</w:t>
+            </w:r>
+            <w:r>
+              <w:rPr>
+                <w:rFonts w:ascii="Helvetica-Oblique" w:hAnsi="Helvetica-Oblique" w:cs="Helvetica-Oblique"/>
+                <w:i/>
+                <w:iCs/>
+                <w:kern w:val="0"/>
+                <w:szCs w:val="22"/>
+              </w:rPr>
+              <w:t xml:space="preserve"> W[i+2]      to R2</w:t>
+            </w:r>
+          </w:p>
+          <w:p>
+            <w:pPr>
+              <w:autoSpaceDE w:val="0"/>
+              <w:autoSpaceDN w:val="0"/>
+              <w:adjustRightInd w:val="0"/>
+              <w:spacing w:after="0" w:line="240" w:lineRule="auto"/>
+              <w:rPr>
+                <w:rFonts w:ascii="Helvetica-Oblique" w:hAnsi="Helvetica-Oblique" w:cs="Helvetica-Oblique" w:hint="eastAsia"/>
+                <w:i/>
+                <w:iCs/>
+                <w:kern w:val="0"/>
+                <w:szCs w:val="22"/>
+              </w:rPr>
+            </w:pPr>
+            <w:r>
+              <w:rPr>
+                <w:rFonts w:ascii="Helvetica-Oblique" w:hAnsi="Helvetica-Oblique" w:cs="Helvetica-Oblique"/>
+                <w:i/>
+                <w:iCs/>
+                <w:kern w:val="0"/>
+                <w:szCs w:val="22"/>
+              </w:rPr>
+              <w:t>A8A</w:t>
+            </w:r>
+            <w:r>
+              <w:rPr>
+                <w:rFonts w:ascii="Helvetica-Oblique" w:hAnsi="Helvetica-Oblique" w:cs="Helvetica-Oblique"/>
+                <w:i/>
+                <w:iCs/>
+                <w:kern w:val="0"/>
+                <w:szCs w:val="22"/>
+              </w:rPr>
+              <w:tab/>
+            </w:r>
+            <w:r>
+              <w:rPr>
+                <w:rFonts w:ascii="Helvetica-Oblique" w:hAnsi="Helvetica-Oblique" w:cs="Helvetica-Oblique" w:hint="eastAsia"/>
+                <w:i/>
+                <w:iCs/>
+                <w:kern w:val="0"/>
+                <w:szCs w:val="22"/>
+              </w:rPr>
+              <w:t xml:space="preserve">// </w:t>
+            </w:r>
+            <w:r>
+              <w:rPr>
+                <w:rFonts w:ascii="Helvetica-Oblique" w:hAnsi="Helvetica-Oblique" w:cs="Helvetica-Oblique"/>
+                <w:i/>
+                <w:iCs/>
+                <w:kern w:val="0"/>
+                <w:szCs w:val="22"/>
+              </w:rPr>
+              <w:t>12'</w:t>
+            </w:r>
+            <w:proofErr w:type="gramStart"/>
+            <w:r>
+              <w:rPr>
+                <w:rFonts w:ascii="Helvetica-Oblique" w:hAnsi="Helvetica-Oblique" w:cs="Helvetica-Oblique"/>
+                <w:i/>
+                <w:iCs/>
+                <w:kern w:val="0"/>
+                <w:szCs w:val="22"/>
+              </w:rPr>
+              <w:t>b10</w:t>
+            </w:r>
+            <w:proofErr w:type="gramEnd"/>
+            <w:r>
+              <w:rPr>
+                <w:rFonts w:ascii="Helvetica-Oblique" w:hAnsi="Helvetica-Oblique" w:cs="Helvetica-Oblique"/>
+                <w:i/>
+                <w:iCs/>
+                <w:kern w:val="0"/>
+                <w:szCs w:val="22"/>
+              </w:rPr>
+              <w:t>_10_10_001010 // MULI</w:t>
+            </w:r>
+            <w:r>
+              <w:rPr>
+                <w:rFonts w:ascii="Helvetica-Oblique" w:hAnsi="Helvetica-Oblique" w:cs="Helvetica-Oblique"/>
+                <w:i/>
+                <w:iCs/>
+                <w:kern w:val="0"/>
+                <w:szCs w:val="22"/>
+              </w:rPr>
+              <w:tab/>
+            </w:r>
+            <w:r>
+              <w:rPr>
+                <w:rFonts w:ascii="Helvetica-Oblique" w:hAnsi="Helvetica-Oblique" w:cs="Helvetica-Oblique"/>
+                <w:i/>
+                <w:iCs/>
+                <w:kern w:val="0"/>
+                <w:szCs w:val="22"/>
+              </w:rPr>
+              <w:t>%2, %2, 10</w:t>
+            </w:r>
+            <w:r>
+              <w:rPr>
+                <w:rFonts w:ascii="Helvetica-Oblique" w:hAnsi="Helvetica-Oblique" w:cs="Helvetica-Oblique"/>
+                <w:i/>
+                <w:iCs/>
+                <w:kern w:val="0"/>
+                <w:szCs w:val="22"/>
+              </w:rPr>
+              <w:tab/>
+            </w:r>
+            <w:r>
+              <w:rPr>
+                <w:rFonts w:ascii="Helvetica-Oblique" w:hAnsi="Helvetica-Oblique" w:cs="Helvetica-Oblique" w:hint="eastAsia"/>
+                <w:i/>
+                <w:iCs/>
+                <w:kern w:val="0"/>
+                <w:szCs w:val="22"/>
+              </w:rPr>
+              <w:t xml:space="preserve">// </w:t>
+            </w:r>
+            <w:proofErr w:type="gramStart"/>
+            <w:r>
+              <w:rPr>
+                <w:rFonts w:ascii="Helvetica-Oblique" w:hAnsi="Helvetica-Oblique" w:cs="Helvetica-Oblique"/>
+                <w:i/>
+                <w:iCs/>
+                <w:kern w:val="0"/>
+                <w:szCs w:val="22"/>
+              </w:rPr>
+              <w:t>MUL  W</w:t>
+            </w:r>
+            <w:proofErr w:type="gramEnd"/>
+            <w:r>
+              <w:rPr>
+                <w:rFonts w:ascii="Helvetica-Oblique" w:hAnsi="Helvetica-Oblique" w:cs="Helvetica-Oblique"/>
+                <w:i/>
+                <w:iCs/>
+                <w:kern w:val="0"/>
+                <w:szCs w:val="22"/>
+              </w:rPr>
+              <w:t>[i+</w:t>
+            </w:r>
+            <w:proofErr w:type="gramStart"/>
+            <w:r>
+              <w:rPr>
+                <w:rFonts w:ascii="Helvetica-Oblique" w:hAnsi="Helvetica-Oblique" w:cs="Helvetica-Oblique"/>
+                <w:i/>
+                <w:iCs/>
+                <w:kern w:val="0"/>
+                <w:szCs w:val="22"/>
+              </w:rPr>
+              <w:t>2]*K[</w:t>
+            </w:r>
+            <w:proofErr w:type="gramEnd"/>
+            <w:r>
+              <w:rPr>
+                <w:rFonts w:ascii="Helvetica-Oblique" w:hAnsi="Helvetica-Oblique" w:cs="Helvetica-Oblique"/>
+                <w:i/>
+                <w:iCs/>
+                <w:kern w:val="0"/>
+                <w:szCs w:val="22"/>
+              </w:rPr>
+              <w:t>4</w:t>
+            </w:r>
+            <w:proofErr w:type="gramStart"/>
+            <w:r>
+              <w:rPr>
+                <w:rFonts w:ascii="Helvetica-Oblique" w:hAnsi="Helvetica-Oblique" w:cs="Helvetica-Oblique"/>
+                <w:i/>
+                <w:iCs/>
+                <w:kern w:val="0"/>
+                <w:szCs w:val="22"/>
+              </w:rPr>
+              <w:t xml:space="preserve">] </w:t>
+            </w:r>
+            <w:r>
+              <w:rPr>
+                <w:rFonts w:ascii="Helvetica-Oblique" w:hAnsi="Helvetica-Oblique" w:cs="Helvetica-Oblique"/>
+                <w:i/>
+                <w:iCs/>
+                <w:kern w:val="0"/>
+                <w:szCs w:val="22"/>
+              </w:rPr>
+              <w:tab/>
+            </w:r>
+            <w:r>
+              <w:rPr>
+                <w:rFonts w:ascii="Helvetica-Oblique" w:hAnsi="Helvetica-Oblique" w:cs="Helvetica-Oblique"/>
+                <w:i/>
+                <w:iCs/>
+                <w:kern w:val="0"/>
+                <w:szCs w:val="22"/>
+              </w:rPr>
+              <w:t>to</w:t>
+            </w:r>
+            <w:proofErr w:type="gramEnd"/>
+            <w:r>
+              <w:rPr>
+                <w:rFonts w:ascii="Helvetica-Oblique" w:hAnsi="Helvetica-Oblique" w:cs="Helvetica-Oblique"/>
+                <w:i/>
+                <w:iCs/>
+                <w:kern w:val="0"/>
+                <w:szCs w:val="22"/>
+              </w:rPr>
+              <w:t xml:space="preserve"> R2</w:t>
+            </w:r>
+          </w:p>
+          <w:p>
+            <w:pPr>
+              <w:autoSpaceDE w:val="0"/>
+              <w:autoSpaceDN w:val="0"/>
+              <w:adjustRightInd w:val="0"/>
+              <w:spacing w:after="0" w:line="240" w:lineRule="auto"/>
+              <w:rPr>
+                <w:rFonts w:hint="eastAsia"/>
+              </w:rPr>
+            </w:pPr>
+            <w:r>
+              <w:rPr>
+                <w:rFonts w:ascii="Helvetica-Oblique" w:hAnsi="Helvetica-Oblique" w:cs="Helvetica-Oblique"/>
+                <w:i/>
+                <w:iCs/>
+                <w:kern w:val="0"/>
+                <w:szCs w:val="22"/>
+              </w:rPr>
+              <w:t>780</w:t>
+            </w:r>
+            <w:r>
+              <w:rPr>
+                <w:rFonts w:ascii="Helvetica-Oblique" w:hAnsi="Helvetica-Oblique" w:cs="Helvetica-Oblique"/>
+                <w:i/>
+                <w:iCs/>
+                <w:kern w:val="0"/>
+                <w:szCs w:val="22"/>
+              </w:rPr>
+              <w:tab/>
+            </w:r>
+            <w:r>
+              <w:rPr>
+                <w:rFonts w:ascii="Helvetica-Oblique" w:hAnsi="Helvetica-Oblique" w:cs="Helvetica-Oblique" w:hint="eastAsia"/>
+                <w:i/>
+                <w:iCs/>
+                <w:kern w:val="0"/>
+                <w:szCs w:val="22"/>
+              </w:rPr>
+              <w:t xml:space="preserve">// </w:t>
+            </w:r>
+            <w:r>
+              <w:rPr>
+                <w:rFonts w:ascii="Helvetica-Oblique" w:hAnsi="Helvetica-Oblique" w:cs="Helvetica-Oblique"/>
+                <w:i/>
+                <w:iCs/>
+                <w:kern w:val="0"/>
+                <w:szCs w:val="22"/>
+              </w:rPr>
+              <w:t>12'b01_11_10_000000 // ADD</w:t>
+            </w:r>
+            <w:r>
+              <w:rPr>
+                <w:rFonts w:ascii="Helvetica-Oblique" w:hAnsi="Helvetica-Oblique" w:cs="Helvetica-Oblique"/>
+                <w:i/>
+                <w:iCs/>
+                <w:kern w:val="0"/>
+                <w:szCs w:val="22"/>
+              </w:rPr>
+              <w:tab/>
+            </w:r>
+            <w:r>
+              <w:rPr>
+                <w:rFonts w:ascii="Helvetica-Oblique" w:hAnsi="Helvetica-Oblique" w:cs="Helvetica-Oblique"/>
+                <w:i/>
+                <w:iCs/>
+                <w:kern w:val="0"/>
+                <w:szCs w:val="22"/>
+              </w:rPr>
+              <w:t>%3, %2</w:t>
+            </w:r>
+            <w:r>
+              <w:rPr>
+                <w:rFonts w:ascii="Helvetica-Oblique" w:hAnsi="Helvetica-Oblique" w:cs="Helvetica-Oblique"/>
+                <w:i/>
+                <w:iCs/>
+                <w:kern w:val="0"/>
+                <w:szCs w:val="22"/>
+              </w:rPr>
+              <w:tab/>
+            </w:r>
+            <w:r>
+              <w:rPr>
+                <w:rFonts w:ascii="Helvetica-Oblique" w:hAnsi="Helvetica-Oblique" w:cs="Helvetica-Oblique" w:hint="eastAsia"/>
+                <w:i/>
+                <w:iCs/>
+                <w:kern w:val="0"/>
+                <w:szCs w:val="22"/>
+              </w:rPr>
+              <w:t xml:space="preserve">// </w:t>
+            </w:r>
+            <w:proofErr w:type="gramStart"/>
+            <w:r>
+              <w:rPr>
+                <w:rFonts w:ascii="Helvetica-Oblique" w:hAnsi="Helvetica-Oblique" w:cs="Helvetica-Oblique"/>
+                <w:i/>
+                <w:iCs/>
+                <w:kern w:val="0"/>
+                <w:szCs w:val="22"/>
+              </w:rPr>
+              <w:t>ADD  W</w:t>
+            </w:r>
+            <w:proofErr w:type="gramEnd"/>
+            <w:r>
+              <w:rPr>
+                <w:rFonts w:ascii="Helvetica-Oblique" w:hAnsi="Helvetica-Oblique" w:cs="Helvetica-Oblique"/>
+                <w:i/>
+                <w:iCs/>
+                <w:kern w:val="0"/>
+                <w:szCs w:val="22"/>
+              </w:rPr>
+              <w:t xml:space="preserve">*K+R3   </w:t>
+            </w:r>
+            <w:r>
+              <w:rPr>
+                <w:rFonts w:ascii="Helvetica-Oblique" w:hAnsi="Helvetica-Oblique" w:cs="Helvetica-Oblique"/>
+                <w:i/>
+                <w:iCs/>
+                <w:kern w:val="0"/>
+                <w:szCs w:val="22"/>
+              </w:rPr>
+              <w:tab/>
+            </w:r>
+            <w:r>
+              <w:rPr>
+                <w:rFonts w:ascii="Helvetica-Oblique" w:hAnsi="Helvetica-Oblique" w:cs="Helvetica-Oblique"/>
+                <w:i/>
+                <w:iCs/>
+                <w:kern w:val="0"/>
+                <w:szCs w:val="22"/>
+              </w:rPr>
+              <w:t>to R3</w:t>
+            </w:r>
+          </w:p>
+          <w:p>
+            <w:pPr>
+              <w:autoSpaceDE w:val="0"/>
+              <w:autoSpaceDN w:val="0"/>
+              <w:adjustRightInd w:val="0"/>
+              <w:spacing w:after="0" w:line="240" w:lineRule="auto"/>
+              <w:rPr>
+                <w:rFonts w:ascii="Helvetica-Oblique" w:hAnsi="Helvetica-Oblique" w:cs="Helvetica-Oblique"/>
+                <w:i/>
+                <w:iCs/>
+                <w:kern w:val="0"/>
+                <w:szCs w:val="22"/>
+              </w:rPr>
+            </w:pPr>
+          </w:p>
+          <w:p>
+            <w:pPr>
+              <w:autoSpaceDE w:val="0"/>
+              <w:autoSpaceDN w:val="0"/>
+              <w:adjustRightInd w:val="0"/>
+              <w:spacing w:after="0" w:line="240" w:lineRule="auto"/>
+            </w:pPr>
+            <w:r>
+              <w:rPr>
+                <w:rFonts w:ascii="Helvetica-Oblique" w:hAnsi="Helvetica-Oblique" w:cs="Helvetica-Oblique"/>
+                <w:i/>
+                <w:iCs/>
+                <w:kern w:val="0"/>
+                <w:szCs w:val="22"/>
+              </w:rPr>
+              <w:t>000</w:t>
+            </w:r>
+            <w:r>
+              <w:rPr>
+                <w:rFonts w:ascii="Helvetica-Oblique" w:hAnsi="Helvetica-Oblique" w:cs="Helvetica-Oblique"/>
+                <w:i/>
+                <w:iCs/>
+                <w:kern w:val="0"/>
+                <w:szCs w:val="22"/>
+              </w:rPr>
+              <w:tab/>
+            </w:r>
+            <w:r>
+              <w:rPr>
+                <w:rFonts w:ascii="Helvetica-Oblique" w:hAnsi="Helvetica-Oblique" w:cs="Helvetica-Oblique" w:hint="eastAsia"/>
+                <w:i/>
+                <w:iCs/>
+                <w:kern w:val="0"/>
+                <w:szCs w:val="22"/>
+              </w:rPr>
+              <w:t xml:space="preserve">// </w:t>
+            </w:r>
+            <w:r>
+              <w:rPr>
+                <w:rFonts w:ascii="Helvetica-Oblique" w:hAnsi="Helvetica-Oblique" w:cs="Helvetica-Oblique"/>
+                <w:i/>
+                <w:iCs/>
+                <w:kern w:val="0"/>
+                <w:szCs w:val="22"/>
+              </w:rPr>
+              <w:t>12'b00_00_00_000000 // NOP</w:t>
             </w:r>
           </w:p>
         </w:tc>
@@ -1891,7 +5462,6 @@
         <w:adjustRightInd w:val="0"/>
         <w:spacing w:after="0" w:line="240" w:lineRule="auto"/>
         <w:ind w:right="-387"/>
-        <w:jc w:val="center"/>
         <w:rPr>
           <w:rFonts w:ascii="Helvetica" w:hAnsi="Helvetica" w:cs="Helvetica"/>
           <w:kern w:val="0"/>
@@ -1944,7 +5514,7 @@
           <w:kern w:val="0"/>
           <w:sz w:val="24"/>
         </w:rPr>
-        <w:t xml:space="preserve"> showing your modules, data signals and control signals (do not use Quartus generated RTL diagrams)</w:t>
+        <w:t xml:space="preserve"> </w:t>
       </w:r>
     </w:p>
     <w:p>
@@ -1953,68 +5523,21 @@
         <w:autoSpaceDN w:val="0"/>
         <w:adjustRightInd w:val="0"/>
         <w:spacing w:after="0" w:line="240" w:lineRule="auto"/>
-        <w:ind w:right="-387"/>
         <w:jc w:val="center"/>
         <w:rPr>
           <w:rFonts w:ascii="Helvetica" w:hAnsi="Helvetica" w:cs="Helvetica"/>
+          <w:noProof/>
           <w:kern w:val="0"/>
           <w:sz w:val="24"/>
         </w:rPr>
       </w:pPr>
     </w:p>
-    <w:tbl>
-      <w:tblPr>
-        <w:tblW w:w="0" w:type="auto"/>
-        <w:tblBorders>
-          <w:top w:val="single" w:sz="4" w:space="0" w:color="BFBFBF"/>
-          <w:left w:val="single" w:sz="4" w:space="0" w:color="BFBFBF"/>
-          <w:bottom w:val="single" w:sz="4" w:space="0" w:color="BFBFBF"/>
-          <w:right w:val="single" w:sz="4" w:space="0" w:color="BFBFBF"/>
-        </w:tblBorders>
-        <w:tblLayout w:type="fixed"/>
-        <w:tblLook w:val="0000" w:firstRow="0" w:lastRow="0" w:firstColumn="0" w:lastColumn="0" w:noHBand="0" w:noVBand="0"/>
-      </w:tblPr>
-      <w:tblGrid>
-        <w:gridCol w:w="9016"/>
-      </w:tblGrid>
-      <w:tr>
-        <w:tc>
-          <w:tcPr>
-            <w:tcW w:w="9016" w:type="dxa"/>
-            <w:tcBorders>
-              <w:top w:val="single" w:sz="4" w:space="0" w:color="BFBFBF"/>
-              <w:bottom w:val="single" w:sz="4" w:space="0" w:color="BFBFBF"/>
-            </w:tcBorders>
-            <w:tcMar>
-              <w:top w:w="100" w:type="nil"/>
-              <w:right w:w="100" w:type="nil"/>
-            </w:tcMar>
-          </w:tcPr>
-          <w:p>
-            <w:pPr>
-              <w:autoSpaceDE w:val="0"/>
-              <w:autoSpaceDN w:val="0"/>
-              <w:adjustRightInd w:val="0"/>
-              <w:spacing w:after="0" w:line="240" w:lineRule="auto"/>
-              <w:ind w:right="-387"/>
-              <w:jc w:val="center"/>
-              <w:rPr>
-                <w:rFonts w:ascii="Helvetica" w:hAnsi="Helvetica" w:cs="Helvetica"/>
-                <w:kern w:val="0"/>
-                <w:sz w:val="24"/>
-              </w:rPr>
-            </w:pPr>
-          </w:p>
-        </w:tc>
-      </w:tr>
-    </w:tbl>
     <w:p>
       <w:pPr>
         <w:autoSpaceDE w:val="0"/>
         <w:autoSpaceDN w:val="0"/>
         <w:adjustRightInd w:val="0"/>
         <w:spacing w:after="0" w:line="240" w:lineRule="auto"/>
-        <w:ind w:right="-387"/>
         <w:jc w:val="center"/>
         <w:rPr>
           <w:rFonts w:ascii="Helvetica" w:hAnsi="Helvetica" w:cs="Helvetica"/>
@@ -2060,7 +5583,7 @@
         <w:autoSpaceDN w:val="0"/>
         <w:adjustRightInd w:val="0"/>
         <w:spacing w:after="0" w:line="240" w:lineRule="auto"/>
-        <w:ind w:left="720" w:right="-387"/>
+        <w:ind w:right="-387"/>
         <w:rPr>
           <w:rFonts w:ascii="Helvetica-Bold" w:hAnsi="Helvetica-Bold" w:cs="Helvetica-Bold"/>
           <w:b/>
@@ -2072,6 +5595,17 @@
       </w:pPr>
       <w:r>
         <w:rPr>
+          <w:rFonts w:ascii="Helvetica-Bold" w:hAnsi="Helvetica-Bold" w:cs="Helvetica-Bold" w:hint="eastAsia"/>
+          <w:b/>
+          <w:bCs/>
+          <w:kern w:val="0"/>
+          <w:sz w:val="28"/>
+          <w:szCs w:val="28"/>
+        </w:rPr>
+        <w:t>2</w:t>
+      </w:r>
+      <w:r>
+        <w:rPr>
           <w:rFonts w:ascii="Helvetica-Bold" w:hAnsi="Helvetica-Bold" w:cs="Helvetica-Bold"/>
           <w:b/>
           <w:bCs/>
@@ -2079,9 +5613,8 @@
           <w:sz w:val="28"/>
           <w:szCs w:val="28"/>
         </w:rPr>
-        <w:t>2</w:t>
+        <w:t>.</w:t>
       </w:r>
-      <w:proofErr w:type="gramStart"/>
       <w:r>
         <w:rPr>
           <w:rFonts w:ascii="Helvetica-Bold" w:hAnsi="Helvetica-Bold" w:cs="Helvetica-Bold"/>
@@ -2091,7 +5624,7 @@
           <w:sz w:val="28"/>
           <w:szCs w:val="28"/>
         </w:rPr>
-        <w:t>.</w:t>
+        <w:tab/>
       </w:r>
       <w:r>
         <w:rPr>
@@ -2102,20 +5635,7 @@
           <w:sz w:val="28"/>
           <w:szCs w:val="28"/>
         </w:rPr>
-        <w:tab/>
-        <w:t xml:space="preserve"> Overall</w:t>
-      </w:r>
-      <w:proofErr w:type="gramEnd"/>
-      <w:r>
-        <w:rPr>
-          <w:rFonts w:ascii="Helvetica-Bold" w:hAnsi="Helvetica-Bold" w:cs="Helvetica-Bold"/>
-          <w:b/>
-          <w:bCs/>
-          <w:kern w:val="0"/>
-          <w:sz w:val="28"/>
-          <w:szCs w:val="28"/>
-        </w:rPr>
-        <w:t xml:space="preserve"> architecture of the design and simulations</w:t>
+        <w:t>Overall architecture of the design and simulations</w:t>
       </w:r>
     </w:p>
     <w:p>
@@ -2193,18 +5713,7 @@
           <w:kern w:val="0"/>
           <w:szCs w:val="22"/>
         </w:rPr>
-        <w:t xml:space="preserve"> showing the Control Path and Data Path. You can show snippets of your System Verilog source code. There is no need to show the full source code for </w:t>
-      </w:r>
-      <w:r>
-        <w:rPr>
-          <w:rFonts w:ascii="Helvetica-Oblique" w:hAnsi="Helvetica-Oblique" w:cs="Helvetica-Oblique"/>
-          <w:i/>
-          <w:iCs/>
-          <w:kern w:val="0"/>
-          <w:szCs w:val="22"/>
-        </w:rPr>
-        <w:lastRenderedPageBreak/>
-        <w:t xml:space="preserve">all your modules in the report as the full source code must be submitted separately.  </w:t>
+        <w:t xml:space="preserve"> showing the Control Path and Data Path. You can show snippets of your System Verilog source code. There is no need to show the full source code for all your modules in the report as the full source code must be submitted separately.  </w:t>
       </w:r>
       <w:r>
         <w:rPr>
@@ -2314,17 +5823,7 @@
           <w:kern w:val="0"/>
           <w:szCs w:val="22"/>
         </w:rPr>
-        <w:t>Instead, explain the results shown in the figur</w:t>
-      </w:r>
-      <w:r>
-        <w:rPr>
-          <w:rFonts w:ascii="Helvetica-Oblique" w:hAnsi="Helvetica-Oblique" w:cs="Helvetica-Oblique"/>
-          <w:i/>
-          <w:iCs/>
-          <w:kern w:val="0"/>
-          <w:szCs w:val="22"/>
-        </w:rPr>
-        <w:t>es to demonstrate that you understand how the tested modules work</w:t>
+        <w:t>Instead, explain the results shown in the figures to demonstrate that you understand how the tested modules work</w:t>
       </w:r>
       <w:proofErr w:type="gramStart"/>
       <w:r>
@@ -2406,7 +5905,7 @@
           <w:sz w:val="28"/>
           <w:szCs w:val="28"/>
         </w:rPr>
-        <w:t>3.</w:t>
+        <w:t>3</w:t>
       </w:r>
       <w:r>
         <w:rPr>
@@ -2417,8 +5916,43 @@
           <w:sz w:val="28"/>
           <w:szCs w:val="28"/>
         </w:rPr>
+        <w:t>.</w:t>
+      </w:r>
+      <w:r>
+        <w:t xml:space="preserve"> </w:t>
+      </w:r>
+      <w:r>
+        <w:rPr>
+          <w:rFonts w:ascii="Helvetica-Bold" w:hAnsi="Helvetica-Bold" w:cs="Helvetica-Bold"/>
+          <w:b/>
+          <w:bCs/>
+          <w:kern w:val="0"/>
+          <w:sz w:val="28"/>
+          <w:szCs w:val="28"/>
+        </w:rPr>
         <w:tab/>
-        <w:t>FPGA implementation</w:t>
+      </w:r>
+      <w:r>
+        <w:rPr>
+          <w:rFonts w:ascii="Helvetica-Bold" w:hAnsi="Helvetica-Bold" w:cs="Helvetica-Bold"/>
+          <w:b/>
+          <w:bCs/>
+          <w:kern w:val="0"/>
+          <w:sz w:val="28"/>
+          <w:szCs w:val="28"/>
+        </w:rPr>
+        <w:t>FPGA</w:t>
+      </w:r>
+      <w:r>
+        <w:rPr>
+          <w:rFonts w:ascii="Helvetica-Bold" w:hAnsi="Helvetica-Bold" w:cs="Helvetica-Bold"/>
+          <w:b/>
+          <w:bCs/>
+          <w:kern w:val="0"/>
+          <w:sz w:val="28"/>
+          <w:szCs w:val="28"/>
+        </w:rPr>
+        <w:t xml:space="preserve"> implementation</w:t>
       </w:r>
     </w:p>
     <w:p>
@@ -2582,7 +6116,6 @@
         </w:rPr>
         <w:t xml:space="preserve">Give your </w:t>
       </w:r>
-      <w:proofErr w:type="gramStart"/>
       <w:r>
         <w:rPr>
           <w:rFonts w:ascii="Helvetica-Oblique" w:hAnsi="Helvetica-Oblique" w:cs="Helvetica-Oblique"/>
@@ -2591,9 +6124,8 @@
           <w:kern w:val="0"/>
           <w:szCs w:val="22"/>
         </w:rPr>
-        <w:t>general  conclusion</w:t>
+        <w:t>general conclusion</w:t>
       </w:r>
-      <w:proofErr w:type="gramEnd"/>
       <w:r>
         <w:rPr>
           <w:rFonts w:ascii="Helvetica-Oblique" w:hAnsi="Helvetica-Oblique" w:cs="Helvetica-Oblique"/>
@@ -2645,10 +6177,6 @@
     </w:p>
     <w:p>
       <w:pPr>
-        <w:numPr>
-          <w:ilvl w:val="0"/>
-          <w:numId w:val="2"/>
-        </w:numPr>
         <w:autoSpaceDE w:val="0"/>
         <w:autoSpaceDN w:val="0"/>
         <w:adjustRightInd w:val="0"/>
@@ -2665,6 +6193,17 @@
       </w:pPr>
       <w:r>
         <w:rPr>
+          <w:rFonts w:ascii="Helvetica-Bold" w:hAnsi="Helvetica-Bold" w:cs="Helvetica-Bold" w:hint="eastAsia"/>
+          <w:b/>
+          <w:bCs/>
+          <w:kern w:val="0"/>
+          <w:sz w:val="28"/>
+          <w:szCs w:val="28"/>
+        </w:rPr>
+        <w:t>5</w:t>
+      </w:r>
+      <w:r>
+        <w:rPr>
           <w:rFonts w:ascii="Helvetica-Bold" w:hAnsi="Helvetica-Bold" w:cs="Helvetica-Bold"/>
           <w:b/>
           <w:bCs/>
@@ -2672,19 +6211,7 @@
           <w:sz w:val="28"/>
           <w:szCs w:val="28"/>
         </w:rPr>
-        <w:t>1.</w:t>
-      </w:r>
-      <w:r>
-        <w:rPr>
-          <w:rFonts w:ascii="Helvetica-Bold" w:hAnsi="Helvetica-Bold" w:cs="Helvetica-Bold"/>
-          <w:b/>
-          <w:bCs/>
-          <w:kern w:val="0"/>
-          <w:sz w:val="28"/>
-          <w:szCs w:val="28"/>
-        </w:rPr>
-        <w:tab/>
-        <w:t>7.</w:t>
+        <w:t>.</w:t>
       </w:r>
       <w:r>
         <w:rPr>
@@ -2917,11 +6444,102 @@
       <w:lvlJc w:val="left"/>
     </w:lvl>
   </w:abstractNum>
+  <w:abstractNum w:abstractNumId="2" w15:restartNumberingAfterBreak="0">
+    <w:nsid w:val="6A8425F1"/>
+    <w:multiLevelType w:val="hybridMultilevel"/>
+    <w:tmpl w:val="431C0844"/>
+    <w:lvl w:ilvl="0" w:tplc="26C0207A">
+      <w:numFmt w:val="decimalZero"/>
+      <w:lvlText w:val="%1"/>
+      <w:lvlJc w:val="left"/>
+      <w:pPr>
+        <w:ind w:left="1080" w:hanging="720"/>
+      </w:pPr>
+      <w:rPr>
+        <w:rFonts w:hint="default"/>
+      </w:rPr>
+    </w:lvl>
+    <w:lvl w:ilvl="1" w:tplc="08090019" w:tentative="1">
+      <w:start w:val="1"/>
+      <w:numFmt w:val="lowerLetter"/>
+      <w:lvlText w:val="%2."/>
+      <w:lvlJc w:val="left"/>
+      <w:pPr>
+        <w:ind w:left="1440" w:hanging="360"/>
+      </w:pPr>
+    </w:lvl>
+    <w:lvl w:ilvl="2" w:tplc="0809001B" w:tentative="1">
+      <w:start w:val="1"/>
+      <w:numFmt w:val="lowerRoman"/>
+      <w:lvlText w:val="%3."/>
+      <w:lvlJc w:val="right"/>
+      <w:pPr>
+        <w:ind w:left="2160" w:hanging="180"/>
+      </w:pPr>
+    </w:lvl>
+    <w:lvl w:ilvl="3" w:tplc="0809000F" w:tentative="1">
+      <w:start w:val="1"/>
+      <w:numFmt w:val="decimal"/>
+      <w:lvlText w:val="%4."/>
+      <w:lvlJc w:val="left"/>
+      <w:pPr>
+        <w:ind w:left="2880" w:hanging="360"/>
+      </w:pPr>
+    </w:lvl>
+    <w:lvl w:ilvl="4" w:tplc="08090019" w:tentative="1">
+      <w:start w:val="1"/>
+      <w:numFmt w:val="lowerLetter"/>
+      <w:lvlText w:val="%5."/>
+      <w:lvlJc w:val="left"/>
+      <w:pPr>
+        <w:ind w:left="3600" w:hanging="360"/>
+      </w:pPr>
+    </w:lvl>
+    <w:lvl w:ilvl="5" w:tplc="0809001B" w:tentative="1">
+      <w:start w:val="1"/>
+      <w:numFmt w:val="lowerRoman"/>
+      <w:lvlText w:val="%6."/>
+      <w:lvlJc w:val="right"/>
+      <w:pPr>
+        <w:ind w:left="4320" w:hanging="180"/>
+      </w:pPr>
+    </w:lvl>
+    <w:lvl w:ilvl="6" w:tplc="0809000F" w:tentative="1">
+      <w:start w:val="1"/>
+      <w:numFmt w:val="decimal"/>
+      <w:lvlText w:val="%7."/>
+      <w:lvlJc w:val="left"/>
+      <w:pPr>
+        <w:ind w:left="5040" w:hanging="360"/>
+      </w:pPr>
+    </w:lvl>
+    <w:lvl w:ilvl="7" w:tplc="08090019" w:tentative="1">
+      <w:start w:val="1"/>
+      <w:numFmt w:val="lowerLetter"/>
+      <w:lvlText w:val="%8."/>
+      <w:lvlJc w:val="left"/>
+      <w:pPr>
+        <w:ind w:left="5760" w:hanging="360"/>
+      </w:pPr>
+    </w:lvl>
+    <w:lvl w:ilvl="8" w:tplc="0809001B" w:tentative="1">
+      <w:start w:val="1"/>
+      <w:numFmt w:val="lowerRoman"/>
+      <w:lvlText w:val="%9."/>
+      <w:lvlJc w:val="right"/>
+      <w:pPr>
+        <w:ind w:left="6480" w:hanging="180"/>
+      </w:pPr>
+    </w:lvl>
+  </w:abstractNum>
   <w:num w:numId="1" w16cid:durableId="658583234">
     <w:abstractNumId w:val="0"/>
   </w:num>
   <w:num w:numId="2" w16cid:durableId="87579541">
     <w:abstractNumId w:val="1"/>
+  </w:num>
+  <w:num w:numId="3" w16cid:durableId="1631284848">
+    <w:abstractNumId w:val="2"/>
   </w:num>
 </w:numbering>
 </file>
@@ -3331,7 +6949,6 @@
   <w:style w:type="character" w:default="1" w:styleId="DefaultParagraphFont">
     <w:name w:val="Default Paragraph Font"/>
     <w:uiPriority w:val="1"/>
-    <w:semiHidden/>
     <w:unhideWhenUsed/>
   </w:style>
   <w:style w:type="table" w:default="1" w:styleId="TableNormal">
